--- a/Doc/云诊所管理系统操作手册.docx
+++ b/Doc/云诊所管理系统操作手册.docx
@@ -38,7 +38,7 @@
                       <w:sz w:val="71"/>
                       <w:szCs w:val="71"/>
                     </w:rPr>
-                    <w:t>云诊所管理系统说明书</w:t>
+                    <w:t>Sổ tay hướng dẫn hệ thống quản lý Phòng khám đám mây</w:t>
                   </w:r>
                 </w:p>
               </w:txbxContent>
@@ -5514,7 +5514,7 @@
             <w14:bevel/>
           </w14:textOutline>
         </w:rPr>
-        <w:t>登录界面</w:t>
+        <w:t>Giao diện đăng nhập</w:t>
       </w:r>
     </w:p>
     <w:p>
@@ -5541,7 +5541,7 @@
           <w:sz w:val="24"/>
           <w:szCs w:val="24"/>
         </w:rPr>
-        <w:t xml:space="preserve">&gt; </w:t>
+        <w:t>&gt; Khi đăng nhập, cần nhập tên người dùng và mật khẩu rồi nhấn nút “Đăng nhập”; nếu tài khoản này liên kết với nhiều tenant thì cần chọn phòng khám tương ứng. Như vậy là hoàn thành quá trình đăng nhập.</w:t>
       </w:r>
       <w:r>
         <w:rPr>
@@ -5550,7 +5550,6 @@
           <w:sz w:val="24"/>
           <w:szCs w:val="24"/>
         </w:rPr>
-        <w:t>登录时，需要输入用户名及口令，并单</w:t>
       </w:r>
       <w:r>
         <w:rPr>
@@ -5559,7 +5558,6 @@
           <w:sz w:val="24"/>
           <w:szCs w:val="24"/>
         </w:rPr>
-        <w:t>击“登录</w:t>
       </w:r>
       <w:r>
         <w:rPr>
@@ -5568,7 +5566,6 @@
           <w:sz w:val="24"/>
           <w:szCs w:val="24"/>
         </w:rPr>
-        <w:t xml:space="preserve"> </w:t>
       </w:r>
       <w:r>
         <w:rPr>
@@ -5577,15 +5574,13 @@
           <w:sz w:val="24"/>
           <w:szCs w:val="24"/>
         </w:rPr>
-        <w:t>”按钮，如果此账号绑定多</w:t>
-      </w:r>
-      <w:r>
-        <w:rPr>
-          <w:rFonts w:ascii="宋体" w:hAnsi="宋体" w:eastAsia="宋体" w:cs="宋体"/>
-          <w:sz w:val="24"/>
-          <w:szCs w:val="24"/>
-        </w:rPr>
-        <w:t xml:space="preserve"> </w:t>
+      </w:r>
+      <w:r>
+        <w:rPr>
+          <w:rFonts w:ascii="宋体" w:hAnsi="宋体" w:eastAsia="宋体" w:cs="宋体"/>
+          <w:sz w:val="24"/>
+          <w:szCs w:val="24"/>
+        </w:rPr>
       </w:r>
       <w:r>
         <w:rPr>
@@ -5594,7 +5589,6 @@
           <w:sz w:val="24"/>
           <w:szCs w:val="24"/>
         </w:rPr>
-        <w:t>个租户就需要对应选择诊所。完成登录过程。</w:t>
       </w:r>
     </w:p>
     <w:p>
@@ -5658,7 +5652,7 @@
           <w:sz w:val="20"/>
           <w:szCs w:val="20"/>
         </w:rPr>
-        <w:t>【登录界面】</w:t>
+        <w:t>【Giao diện đăng nhập】</w:t>
       </w:r>
     </w:p>
     <w:p>
@@ -5722,7 +5716,7 @@
           <w:sz w:val="20"/>
           <w:szCs w:val="20"/>
         </w:rPr>
-        <w:t>【登陆提醒】</w:t>
+        <w:t>【Nhắc nhở đăng nhập】</w:t>
       </w:r>
     </w:p>
     <w:p>
@@ -5782,7 +5776,7 @@
             <w14:bevel/>
           </w14:textOutline>
         </w:rPr>
-        <w:t>门诊</w:t>
+        <w:t>Khám ngoại trú</w:t>
       </w:r>
     </w:p>
     <w:p>
@@ -5822,7 +5816,7 @@
             <w14:bevel/>
           </w14:textOutline>
         </w:rPr>
-        <w:t>1.</w:t>
+        <w:t>1. Hồ sơ khách hàng</w:t>
       </w:r>
       <w:r>
         <w:rPr>
@@ -5831,7 +5825,6 @@
           <w:sz w:val="24"/>
           <w:szCs w:val="24"/>
         </w:rPr>
-        <w:t xml:space="preserve">   </w:t>
       </w:r>
       <w:r>
         <w:rPr>
@@ -5847,7 +5840,6 @@
             <w14:bevel/>
           </w14:textOutline>
         </w:rPr>
-        <w:t>客户档案</w:t>
       </w:r>
     </w:p>
     <w:p>
@@ -5874,7 +5866,7 @@
           <w:sz w:val="24"/>
           <w:szCs w:val="24"/>
         </w:rPr>
-        <w:t xml:space="preserve">&gt; </w:t>
+        <w:t>&gt; Có thể tìm thông tin chi tiết của bệnh nhân theo tên bệnh nhân, phương thức liên hệ, chứng minh nhân dân.</w:t>
       </w:r>
       <w:r>
         <w:rPr>
@@ -5883,7 +5875,6 @@
           <w:sz w:val="24"/>
           <w:szCs w:val="24"/>
         </w:rPr>
-        <w:t>可根据患者姓名，联系方式，身份证搜索</w:t>
       </w:r>
       <w:r>
         <w:rPr>
@@ -5892,7 +5883,6 @@
           <w:sz w:val="24"/>
           <w:szCs w:val="24"/>
         </w:rPr>
-        <w:t>患者的详细信息。</w:t>
       </w:r>
     </w:p>
     <w:p>
@@ -5913,7 +5903,7 @@
           <w:sz w:val="24"/>
           <w:szCs w:val="24"/>
         </w:rPr>
-        <w:t xml:space="preserve">&gt; </w:t>
+        <w:t>&gt; Danh sách trên giao diện hiển thị tên, giới tính, tuổi, phương thức liên hệ, v.v. của bệnh nhân.</w:t>
       </w:r>
       <w:r>
         <w:rPr>
@@ -5922,7 +5912,6 @@
           <w:sz w:val="24"/>
           <w:szCs w:val="24"/>
         </w:rPr>
-        <w:t>界面列表展示患者的姓名，性别，年龄，联系方式等。</w:t>
       </w:r>
     </w:p>
     <w:p>
@@ -5999,7 +5988,7 @@
             <w14:bevel/>
           </w14:textOutline>
         </w:rPr>
-        <w:t>【</w:t>
+        <w:t>【Hồ sơ khách hàng】</w:t>
       </w:r>
       <w:r>
         <w:rPr>
@@ -6008,7 +5997,6 @@
           <w:sz w:val="20"/>
           <w:szCs w:val="20"/>
         </w:rPr>
-        <w:t>客户档案</w:t>
       </w:r>
       <w:r>
         <w:rPr>
@@ -6024,7 +6012,6 @@
             <w14:bevel/>
           </w14:textOutline>
         </w:rPr>
-        <w:t>】</w:t>
       </w:r>
     </w:p>
     <w:p>
@@ -6045,7 +6032,7 @@
           <w:sz w:val="24"/>
           <w:szCs w:val="24"/>
         </w:rPr>
-        <w:t xml:space="preserve">&gt; </w:t>
+        <w:t>&gt; Nhấn nút 【Thêm】 để thêm hồ sơ khách hàng mới; mục có dấu * là bắt buộc (bệnh nhân chưa thành niên bắt buộc phải điền thông tin người giám hộ), các trường khác có thể điền theo tình hình thực tế; đối với bệnh nhân đã tồn tại, có thể sửa thông tin ở phía bên phải giao diện chính hồ sơ khách hàng.</w:t>
       </w:r>
       <w:r>
         <w:rPr>
@@ -6054,7 +6041,6 @@
           <w:sz w:val="24"/>
           <w:szCs w:val="24"/>
         </w:rPr>
-        <w:t>点击【添加】按钮新增客户档案，带</w:t>
       </w:r>
       <w:r>
         <w:rPr>
@@ -6064,7 +6050,6 @@
           <w:sz w:val="24"/>
           <w:szCs w:val="24"/>
         </w:rPr>
-        <w:t>*</w:t>
       </w:r>
       <w:r>
         <w:rPr>
@@ -6073,15 +6058,13 @@
           <w:sz w:val="24"/>
           <w:szCs w:val="24"/>
         </w:rPr>
-        <w:t>为必填项（未成年患者</w:t>
-      </w:r>
-      <w:r>
-        <w:rPr>
-          <w:rFonts w:ascii="宋体" w:hAnsi="宋体" w:eastAsia="宋体" w:cs="宋体"/>
-          <w:sz w:val="24"/>
-          <w:szCs w:val="24"/>
-        </w:rPr>
-        <w:t xml:space="preserve">必须填写监护 </w:t>
+      </w:r>
+      <w:r>
+        <w:rPr>
+          <w:rFonts w:ascii="宋体" w:hAnsi="宋体" w:eastAsia="宋体" w:cs="宋体"/>
+          <w:sz w:val="24"/>
+          <w:szCs w:val="24"/>
+        </w:rPr>
       </w:r>
       <w:r>
         <w:rPr>
@@ -6090,7 +6073,6 @@
           <w:sz w:val="24"/>
           <w:szCs w:val="24"/>
         </w:rPr>
-        <w:t>人信息</w:t>
       </w:r>
       <w:r>
         <w:rPr>
@@ -6099,7 +6081,6 @@
           <w:sz w:val="24"/>
           <w:szCs w:val="24"/>
         </w:rPr>
-        <w:t>），</w:t>
       </w:r>
       <w:r>
         <w:rPr>
@@ -6108,7 +6089,6 @@
           <w:sz w:val="24"/>
           <w:szCs w:val="24"/>
         </w:rPr>
-        <w:t xml:space="preserve">其他字段可根据实际情况填写，对已存在的患者可在客户档案主 </w:t>
       </w:r>
       <w:r>
         <w:rPr>
@@ -6117,7 +6097,6 @@
           <w:sz w:val="24"/>
           <w:szCs w:val="24"/>
         </w:rPr>
-        <w:t>界面右方进行信息修改。</w:t>
       </w:r>
     </w:p>
     <w:p>
@@ -6138,7 +6117,7 @@
           <w:sz w:val="24"/>
           <w:szCs w:val="24"/>
         </w:rPr>
-        <w:t xml:space="preserve">&gt; </w:t>
+        <w:t>&gt; 【Xem】: Xem thông tin bệnh nhân, có thể chỉnh sửa.</w:t>
       </w:r>
       <w:r>
         <w:rPr>
@@ -6147,7 +6126,6 @@
           <w:sz w:val="24"/>
           <w:szCs w:val="24"/>
         </w:rPr>
-        <w:t>【查看】：查看患者信息，可进行编辑。</w:t>
       </w:r>
     </w:p>
     <w:p>
@@ -6168,7 +6146,7 @@
           <w:sz w:val="24"/>
           <w:szCs w:val="24"/>
         </w:rPr>
-        <w:t xml:space="preserve">&gt; </w:t>
+        <w:t>&gt; 【Chỉnh sửa】: Chỉnh sửa thông tin bệnh nhân.</w:t>
       </w:r>
       <w:r>
         <w:rPr>
@@ -6177,7 +6155,6 @@
           <w:sz w:val="24"/>
           <w:szCs w:val="24"/>
         </w:rPr>
-        <w:t>【编辑】：编辑患者信息。</w:t>
       </w:r>
     </w:p>
     <w:p>
@@ -6198,7 +6175,7 @@
           <w:sz w:val="24"/>
           <w:szCs w:val="24"/>
         </w:rPr>
-        <w:t xml:space="preserve">&gt; </w:t>
+        <w:t>&gt; 【Sao chép】: Thuận tiện cho người dùng thêm mới bệnh nhân có thông tin tương tự.</w:t>
       </w:r>
       <w:r>
         <w:rPr>
@@ -6207,7 +6184,6 @@
           <w:sz w:val="24"/>
           <w:szCs w:val="24"/>
         </w:rPr>
-        <w:t>【复制】：方便用户进行新增相似信息的患者。</w:t>
       </w:r>
     </w:p>
     <w:p>
@@ -6228,7 +6204,7 @@
           <w:sz w:val="24"/>
           <w:szCs w:val="24"/>
         </w:rPr>
-        <w:t xml:space="preserve">&gt; </w:t>
+        <w:t>&gt; 【Lịch sử】: Có thể xem bệnh nhân này do ai tạo.</w:t>
       </w:r>
       <w:r>
         <w:rPr>
@@ -6237,7 +6213,6 @@
           <w:sz w:val="24"/>
           <w:szCs w:val="24"/>
         </w:rPr>
-        <w:t>【历史记录】：可查看此患者是由谁创建</w:t>
       </w:r>
       <w:r>
         <w:rPr>
@@ -6246,7 +6221,6 @@
           <w:sz w:val="24"/>
           <w:szCs w:val="24"/>
         </w:rPr>
-        <w:t>的。</w:t>
       </w:r>
     </w:p>
     <w:p>
@@ -6267,7 +6241,7 @@
           <w:sz w:val="24"/>
           <w:szCs w:val="24"/>
         </w:rPr>
-        <w:t>&gt;</w:t>
+        <w:t>&gt; Cột hiển thị tùy chỉnh: Người dùng có thể tự chọn thông tin bệnh nhân cần hiển thị. Nhấn 【】 để xuất ra tài liệu Excel.</w:t>
       </w:r>
       <w:r>
         <w:rPr>
@@ -6277,7 +6251,6 @@
           <w:sz w:val="24"/>
           <w:szCs w:val="24"/>
         </w:rPr>
-        <w:t xml:space="preserve"> </w:t>
       </w:r>
       <w:r>
         <w:rPr>
@@ -6286,46 +6259,12 @@
           <w:sz w:val="24"/>
           <w:szCs w:val="24"/>
         </w:rPr>
-        <w:t>自定义显示列：用户可自行选择显示的病人信息。点击【</w:t>
-      </w:r>
-      <w:r>
-        <w:rPr>
-          <w:sz w:val="24"/>
-          <w:szCs w:val="24"/>
-        </w:rPr>
-        <w:drawing>
-          <wp:inline distT="0" distB="0" distL="0" distR="0">
-            <wp:extent cx="277495" cy="136525"/>
-            <wp:effectExtent l="0" t="0" r="0" b="0"/>
-            <wp:docPr id="10" name="IM 10"/>
-            <wp:cNvGraphicFramePr/>
-            <a:graphic xmlns:a="http://schemas.openxmlformats.org/drawingml/2006/main">
-              <a:graphicData uri="http://schemas.openxmlformats.org/drawingml/2006/picture">
-                <pic:pic xmlns:pic="http://schemas.openxmlformats.org/drawingml/2006/picture">
-                  <pic:nvPicPr>
-                    <pic:cNvPr id="10" name="IM 10"/>
-                    <pic:cNvPicPr/>
-                  </pic:nvPicPr>
-                  <pic:blipFill>
-                    <a:blip r:embed="rId9"/>
-                    <a:stretch>
-                      <a:fillRect/>
-                    </a:stretch>
-                  </pic:blipFill>
-                  <pic:spPr>
-                    <a:xfrm>
-                      <a:off x="0" y="0"/>
-                      <a:ext cx="278129" cy="137159"/>
-                    </a:xfrm>
-                    <a:prstGeom prst="rect">
-                      <a:avLst/>
-                    </a:prstGeom>
-                  </pic:spPr>
-                </pic:pic>
-              </a:graphicData>
-            </a:graphic>
-          </wp:inline>
-        </w:drawing>
+      </w:r>
+      <w:r>
+        <w:rPr>
+          <w:sz w:val="24"/>
+          <w:szCs w:val="24"/>
+        </w:rPr>
       </w:r>
       <w:r>
         <w:rPr>
@@ -6334,7 +6273,6 @@
           <w:sz w:val="24"/>
           <w:szCs w:val="24"/>
         </w:rPr>
-        <w:t>】可导出为</w:t>
       </w:r>
       <w:r>
         <w:rPr>
@@ -6343,7 +6281,6 @@
           <w:sz w:val="24"/>
           <w:szCs w:val="24"/>
         </w:rPr>
-        <w:t xml:space="preserve"> </w:t>
       </w:r>
       <w:r>
         <w:rPr>
@@ -6352,7 +6289,6 @@
           <w:sz w:val="24"/>
           <w:szCs w:val="24"/>
         </w:rPr>
-        <w:t>excel</w:t>
       </w:r>
       <w:r>
         <w:rPr>
@@ -6360,7 +6296,6 @@
           <w:sz w:val="24"/>
           <w:szCs w:val="24"/>
         </w:rPr>
-        <w:t xml:space="preserve"> </w:t>
       </w:r>
       <w:r>
         <w:rPr>
@@ -6369,7 +6304,6 @@
           <w:sz w:val="24"/>
           <w:szCs w:val="24"/>
         </w:rPr>
-        <w:t>文档。</w:t>
       </w:r>
     </w:p>
     <w:p>
@@ -6512,7 +6446,7 @@
             <w14:bevel/>
           </w14:textOutline>
         </w:rPr>
-        <w:t>【</w:t>
+        <w:t>【Xem thông tin bệnh nhân】</w:t>
       </w:r>
       <w:r>
         <w:rPr>
@@ -6521,7 +6455,6 @@
           <w:sz w:val="20"/>
           <w:szCs w:val="20"/>
         </w:rPr>
-        <w:t>查看患者信息</w:t>
       </w:r>
       <w:r>
         <w:rPr>
@@ -6537,7 +6470,6 @@
             <w14:bevel/>
           </w14:textOutline>
         </w:rPr>
-        <w:t>】</w:t>
       </w:r>
     </w:p>
     <w:p>
@@ -6601,7 +6533,7 @@
           <w:sz w:val="20"/>
           <w:szCs w:val="20"/>
         </w:rPr>
-        <w:t>【复制，添加患者信息】</w:t>
+        <w:t>【Sao chép, thêm thông tin bệnh nhân】</w:t>
       </w:r>
     </w:p>
     <w:p>
@@ -6665,7 +6597,7 @@
           <w:sz w:val="20"/>
           <w:szCs w:val="20"/>
         </w:rPr>
-        <w:t>【历史记录】</w:t>
+        <w:t>【Lịch sử】</w:t>
       </w:r>
     </w:p>
     <w:p>
@@ -6827,7 +6759,7 @@
           <w:sz w:val="20"/>
           <w:szCs w:val="20"/>
         </w:rPr>
-        <w:t>【自定义显示列】</w:t>
+        <w:t>【Cột hiển thị tùy chỉnh】</w:t>
       </w:r>
     </w:p>
     <w:p>
@@ -6863,7 +6795,7 @@
             <w14:bevel/>
           </w14:textOutline>
         </w:rPr>
-        <w:t>2.</w:t>
+        <w:t>2. Thông tin đăng ký</w:t>
       </w:r>
       <w:r>
         <w:rPr>
@@ -6872,7 +6804,6 @@
           <w:sz w:val="24"/>
           <w:szCs w:val="24"/>
         </w:rPr>
-        <w:t xml:space="preserve">   </w:t>
       </w:r>
       <w:r>
         <w:rPr>
@@ -6888,7 +6819,6 @@
             <w14:bevel/>
           </w14:textOutline>
         </w:rPr>
-        <w:t>登记信息</w:t>
       </w:r>
     </w:p>
     <w:p>
@@ -6915,7 +6845,7 @@
           <w:sz w:val="24"/>
           <w:szCs w:val="24"/>
         </w:rPr>
-        <w:t xml:space="preserve">&gt; </w:t>
+        <w:t>&gt; Có thể tìm kiếm thông tin bệnh nhân đã đăng ký theo thời gian đăng ký, khoa, nguồn, bệnh nhân, trạng thái; thông tin bệnh nhân trong danh sách hỗ trợ xuất ra tệp Excel.</w:t>
       </w:r>
       <w:r>
         <w:rPr>
@@ -6924,7 +6854,6 @@
           <w:sz w:val="24"/>
           <w:szCs w:val="24"/>
         </w:rPr>
-        <w:t>可根据登记时间，科室，来源、患者，状态来搜索查询已登记的患者信息，</w:t>
       </w:r>
       <w:r>
         <w:rPr>
@@ -6933,7 +6862,6 @@
           <w:sz w:val="24"/>
           <w:szCs w:val="24"/>
         </w:rPr>
-        <w:t xml:space="preserve"> </w:t>
       </w:r>
       <w:r>
         <w:rPr>
@@ -6942,7 +6870,6 @@
           <w:sz w:val="24"/>
           <w:szCs w:val="24"/>
         </w:rPr>
-        <w:t>列表中的患者信息支持导出为</w:t>
       </w:r>
       <w:r>
         <w:rPr>
@@ -6950,7 +6877,6 @@
           <w:sz w:val="24"/>
           <w:szCs w:val="24"/>
         </w:rPr>
-        <w:t>excel</w:t>
       </w:r>
       <w:r>
         <w:rPr>
@@ -6960,7 +6886,6 @@
           <w:sz w:val="24"/>
           <w:szCs w:val="24"/>
         </w:rPr>
-        <w:t xml:space="preserve"> </w:t>
       </w:r>
       <w:r>
         <w:rPr>
@@ -6969,7 +6894,6 @@
           <w:sz w:val="24"/>
           <w:szCs w:val="24"/>
         </w:rPr>
-        <w:t>文件。</w:t>
       </w:r>
     </w:p>
     <w:p>
@@ -6990,7 +6914,7 @@
           <w:sz w:val="24"/>
           <w:szCs w:val="24"/>
         </w:rPr>
-        <w:t xml:space="preserve">&gt; </w:t>
+        <w:t>&gt; 【Nguồn】 gồm: trực tiếp, trực tuyến.</w:t>
       </w:r>
       <w:r>
         <w:rPr>
@@ -6999,7 +6923,6 @@
           <w:sz w:val="24"/>
           <w:szCs w:val="24"/>
         </w:rPr>
-        <w:t>【来源】分为：现场、网上</w:t>
       </w:r>
     </w:p>
     <w:p>
@@ -7020,7 +6943,7 @@
           <w:sz w:val="24"/>
           <w:szCs w:val="24"/>
         </w:rPr>
-        <w:t xml:space="preserve">&gt; </w:t>
+        <w:t>&gt; 【Trạng thái】 gồm: chờ phân loại, chờ check-in, chờ khám, đã tiếp nhận khám, đã hủy, đã hết hiệu lực. Người dùng cũng có thể chọn nguồn và trạng thái để tra cứu phân loại bệnh nhân đã đăng ký.</w:t>
       </w:r>
       <w:r>
         <w:rPr>
@@ -7029,7 +6952,6 @@
           <w:sz w:val="24"/>
           <w:szCs w:val="24"/>
         </w:rPr>
-        <w:t>【状态】分为：待分诊，待签到，待就诊，已接诊，已取消，已失效。用户</w:t>
       </w:r>
       <w:r>
         <w:rPr>
@@ -7038,7 +6960,6 @@
           <w:sz w:val="24"/>
           <w:szCs w:val="24"/>
         </w:rPr>
-        <w:t xml:space="preserve"> </w:t>
       </w:r>
       <w:r>
         <w:rPr>
@@ -7047,7 +6968,6 @@
           <w:sz w:val="24"/>
           <w:szCs w:val="24"/>
         </w:rPr>
-        <w:t>也可以选择来源和状态对已登记的患者进行分类查询。</w:t>
       </w:r>
     </w:p>
     <w:p>
@@ -7237,7 +7157,7 @@
           <w:sz w:val="24"/>
           <w:szCs w:val="24"/>
         </w:rPr>
-        <w:t>【</w:t>
+        <w:t>【Thông tin đăng ký】</w:t>
       </w:r>
       <w:r>
         <w:rPr>
@@ -7246,7 +7166,6 @@
           <w:sz w:val="20"/>
           <w:szCs w:val="20"/>
         </w:rPr>
-        <w:t>登记信息</w:t>
       </w:r>
       <w:r>
         <w:rPr>
@@ -7255,7 +7174,6 @@
           <w:sz w:val="24"/>
           <w:szCs w:val="24"/>
         </w:rPr>
-        <w:t>】</w:t>
       </w:r>
     </w:p>
     <w:p>
@@ -7276,7 +7194,7 @@
           <w:sz w:val="24"/>
           <w:szCs w:val="24"/>
         </w:rPr>
-        <w:t xml:space="preserve">&gt; </w:t>
+        <w:t>&gt; Chọn bệnh nhân, nhấn 【Xem】 trong danh sách bệnh nhân thì có thể xem thông tin cơ bản của bệnh nhân; chức năng này không thể sửa thông tin bệnh nhân.</w:t>
       </w:r>
       <w:r>
         <w:rPr>
@@ -7285,7 +7203,6 @@
           <w:sz w:val="24"/>
           <w:szCs w:val="24"/>
         </w:rPr>
-        <w:t>选择患者，点击患者列表中的【查看】，则可以查看患者基本信息，此功能</w:t>
       </w:r>
       <w:r>
         <w:rPr>
@@ -7294,7 +7211,6 @@
           <w:sz w:val="24"/>
           <w:szCs w:val="24"/>
         </w:rPr>
-        <w:t xml:space="preserve"> </w:t>
       </w:r>
       <w:r>
         <w:rPr>
@@ -7303,7 +7219,6 @@
           <w:sz w:val="24"/>
           <w:szCs w:val="24"/>
         </w:rPr>
-        <w:t>不能对患者信息进行修改。</w:t>
       </w:r>
     </w:p>
     <w:p>
@@ -7373,7 +7288,7 @@
           <w:sz w:val="24"/>
           <w:szCs w:val="24"/>
         </w:rPr>
-        <w:t>【</w:t>
+        <w:t>【Xem thông tin đăng ký】</w:t>
       </w:r>
       <w:r>
         <w:rPr>
@@ -7382,7 +7297,6 @@
           <w:sz w:val="20"/>
           <w:szCs w:val="20"/>
         </w:rPr>
-        <w:t>查看登记信息</w:t>
       </w:r>
       <w:r>
         <w:rPr>
@@ -7391,7 +7305,6 @@
           <w:sz w:val="24"/>
           <w:szCs w:val="24"/>
         </w:rPr>
-        <w:t>】</w:t>
       </w:r>
     </w:p>
     <w:p>
@@ -7428,7 +7341,7 @@
           <w:sz w:val="24"/>
           <w:szCs w:val="24"/>
         </w:rPr>
-        <w:t xml:space="preserve">&gt; </w:t>
+        <w:t>&gt; Bệnh nhân chưa được tiếp nhận khám có thể sửa thông tin và thực hiện 【Trả số khám / hoàn phí】. Nhấn nút 【Sửa】 trong mô-đun thao tác để sửa 【Thông tin đăng ký】 của bệnh nhân đã đăng ký khám. Bệnh nhân đã đặt lịch cần nhấn 【Check-in】 rồi mới khám.</w:t>
       </w:r>
       <w:r>
         <w:rPr>
@@ -7437,15 +7350,13 @@
           <w:sz w:val="24"/>
           <w:szCs w:val="24"/>
         </w:rPr>
-        <w:t>未接诊的患者可以修改信息，进行【退号退款】。点击操作模块中的【修改】</w:t>
-      </w:r>
-      <w:r>
-        <w:rPr>
-          <w:rFonts w:ascii="宋体" w:hAnsi="宋体" w:eastAsia="宋体" w:cs="宋体"/>
-          <w:sz w:val="24"/>
-          <w:szCs w:val="24"/>
-        </w:rPr>
-        <w:t xml:space="preserve"> </w:t>
+      </w:r>
+      <w:r>
+        <w:rPr>
+          <w:rFonts w:ascii="宋体" w:hAnsi="宋体" w:eastAsia="宋体" w:cs="宋体"/>
+          <w:sz w:val="24"/>
+          <w:szCs w:val="24"/>
+        </w:rPr>
       </w:r>
       <w:r>
         <w:rPr>
@@ -7454,7 +7365,6 @@
           <w:sz w:val="24"/>
           <w:szCs w:val="24"/>
         </w:rPr>
-        <w:t>按钮，可修改已登记就诊患者的【登记信息】。预约患者，需点击</w:t>
       </w:r>
       <w:r>
         <w:rPr>
@@ -7463,15 +7373,13 @@
           <w:sz w:val="24"/>
           <w:szCs w:val="24"/>
         </w:rPr>
-        <w:t>【签到】</w:t>
-      </w:r>
-      <w:r>
-        <w:rPr>
-          <w:rFonts w:ascii="宋体" w:hAnsi="宋体" w:eastAsia="宋体" w:cs="宋体"/>
-          <w:sz w:val="24"/>
-          <w:szCs w:val="24"/>
-        </w:rPr>
-        <w:t xml:space="preserve">  </w:t>
+      </w:r>
+      <w:r>
+        <w:rPr>
+          <w:rFonts w:ascii="宋体" w:hAnsi="宋体" w:eastAsia="宋体" w:cs="宋体"/>
+          <w:sz w:val="24"/>
+          <w:szCs w:val="24"/>
+        </w:rPr>
       </w:r>
       <w:r>
         <w:rPr>
@@ -7480,7 +7388,6 @@
           <w:sz w:val="24"/>
           <w:szCs w:val="24"/>
         </w:rPr>
-        <w:t>后进行就诊。</w:t>
       </w:r>
     </w:p>
     <w:p>
@@ -7544,7 +7451,7 @@
           <w:sz w:val="24"/>
           <w:szCs w:val="24"/>
         </w:rPr>
-        <w:t>【</w:t>
+        <w:t>【Sửa thông tin đăng ký】</w:t>
       </w:r>
       <w:r>
         <w:rPr>
@@ -7553,7 +7460,6 @@
           <w:sz w:val="20"/>
           <w:szCs w:val="20"/>
         </w:rPr>
-        <w:t>修改登记信息</w:t>
       </w:r>
       <w:r>
         <w:rPr>
@@ -7562,7 +7468,6 @@
           <w:sz w:val="24"/>
           <w:szCs w:val="24"/>
         </w:rPr>
-        <w:t>】</w:t>
       </w:r>
     </w:p>
     <w:p>
@@ -7626,7 +7531,7 @@
           <w:sz w:val="20"/>
           <w:szCs w:val="20"/>
         </w:rPr>
-        <w:t>【退号】</w:t>
+        <w:t>【Trả số khám】</w:t>
       </w:r>
     </w:p>
     <w:p>
@@ -7696,7 +7601,7 @@
           <w:sz w:val="20"/>
           <w:szCs w:val="20"/>
         </w:rPr>
-        <w:t>【签到】</w:t>
+        <w:t>【Check-in】</w:t>
       </w:r>
     </w:p>
     <w:p>
@@ -7733,7 +7638,7 @@
           <w:sz w:val="24"/>
           <w:szCs w:val="24"/>
         </w:rPr>
-        <w:t xml:space="preserve">&gt; </w:t>
+        <w:t>&gt; Nhấn nút 【Thêm】 để thêm thông tin đăng ký mới; mục có dấu * là bắt buộc, các trường khác có thể điền theo tình hình thực tế.</w:t>
       </w:r>
       <w:r>
         <w:rPr>
@@ -7742,7 +7647,6 @@
           <w:sz w:val="24"/>
           <w:szCs w:val="24"/>
         </w:rPr>
-        <w:t>点击【添加】按钮新增登记信息，带</w:t>
       </w:r>
       <w:r>
         <w:rPr>
@@ -7752,7 +7656,6 @@
           <w:sz w:val="24"/>
           <w:szCs w:val="24"/>
         </w:rPr>
-        <w:t>*</w:t>
       </w:r>
       <w:r>
         <w:rPr>
@@ -7761,15 +7664,13 @@
           <w:sz w:val="24"/>
           <w:szCs w:val="24"/>
         </w:rPr>
-        <w:t>为必填项，其他字段可</w:t>
-      </w:r>
-      <w:r>
-        <w:rPr>
-          <w:rFonts w:ascii="宋体" w:hAnsi="宋体" w:eastAsia="宋体" w:cs="宋体"/>
-          <w:sz w:val="24"/>
-          <w:szCs w:val="24"/>
-        </w:rPr>
-        <w:t xml:space="preserve">根据实际情况 </w:t>
+      </w:r>
+      <w:r>
+        <w:rPr>
+          <w:rFonts w:ascii="宋体" w:hAnsi="宋体" w:eastAsia="宋体" w:cs="宋体"/>
+          <w:sz w:val="24"/>
+          <w:szCs w:val="24"/>
+        </w:rPr>
       </w:r>
       <w:r>
         <w:rPr>
@@ -7778,7 +7679,6 @@
           <w:sz w:val="24"/>
           <w:szCs w:val="24"/>
         </w:rPr>
-        <w:t>填写。</w:t>
       </w:r>
     </w:p>
     <w:p>
@@ -7799,7 +7699,7 @@
           <w:sz w:val="24"/>
           <w:szCs w:val="24"/>
         </w:rPr>
-        <w:t xml:space="preserve">&gt; </w:t>
+        <w:t>&gt; Thông tin cơ bản của bệnh nhân: Có thể chọn tên bệnh nhân đã có trong hồ sơ bệnh nhân, hệ thống tự động lấy thông tin liên quan của bệnh nhân đó; cũng có thể điền thông tin cơ bản của bệnh nhân, sau khi hoàn thành đăng ký, hệ thống sẽ tự động tạo thông tin hồ sơ bệnh nhân tương ứng của bệnh nhân đó.</w:t>
       </w:r>
       <w:r>
         <w:rPr>
@@ -7816,7 +7716,6 @@
             <w14:bevel/>
           </w14:textOutline>
         </w:rPr>
-        <w:t>患者基本信息：</w:t>
       </w:r>
       <w:r>
         <w:rPr>
@@ -7825,7 +7724,6 @@
           <w:sz w:val="24"/>
           <w:szCs w:val="24"/>
         </w:rPr>
-        <w:t>可通过选择选择患者档案内已有的患者姓名，系统自动获取</w:t>
       </w:r>
       <w:r>
         <w:rPr>
@@ -7834,7 +7732,6 @@
           <w:sz w:val="24"/>
           <w:szCs w:val="24"/>
         </w:rPr>
-        <w:t xml:space="preserve"> </w:t>
       </w:r>
       <w:r>
         <w:rPr>
@@ -7843,7 +7740,6 @@
           <w:sz w:val="24"/>
           <w:szCs w:val="24"/>
         </w:rPr>
-        <w:t>该患者相关信息，也可填写患者基本信息完成登记后系统自动生成该患者的</w:t>
       </w:r>
       <w:r>
         <w:rPr>
@@ -7852,7 +7748,6 @@
           <w:sz w:val="24"/>
           <w:szCs w:val="24"/>
         </w:rPr>
-        <w:t xml:space="preserve"> </w:t>
       </w:r>
       <w:r>
         <w:rPr>
@@ -7861,7 +7756,6 @@
           <w:sz w:val="24"/>
           <w:szCs w:val="24"/>
         </w:rPr>
-        <w:t>相关患者档案信息。</w:t>
       </w:r>
     </w:p>
     <w:p>
@@ -7883,7 +7777,7 @@
           <w:sz w:val="24"/>
           <w:szCs w:val="24"/>
         </w:rPr>
-        <w:t xml:space="preserve">&gt; </w:t>
+        <w:t>&gt; Thông tin đăng ký: Chọn bác sĩ khám bệnh tương ứng và khoa nơi bác sĩ làm việc; sau khi hoàn thành đăng ký, thông tin bệnh nhân này sẽ nằm trong thông tin chờ tiếp nhận khám của bác sĩ khám bệnh đó để chờ bác sĩ tiếp nhận khám. Nếu cần 【Miễn phí đăng ký khám】, chỉ cần bật nút miễn phí đăng ký khám; màu xanh lá (0) nghĩa là “Có”.</w:t>
       </w:r>
       <w:r>
         <w:rPr>
@@ -7900,7 +7794,6 @@
             <w14:bevel/>
           </w14:textOutline>
         </w:rPr>
-        <w:t>登记信息：</w:t>
       </w:r>
       <w:r>
         <w:rPr>
@@ -7909,7 +7802,6 @@
           <w:sz w:val="24"/>
           <w:szCs w:val="24"/>
         </w:rPr>
-        <w:t>选择相应就诊医生及所在的科室，完成登记后该患者信息会在该</w:t>
       </w:r>
       <w:r>
         <w:rPr>
@@ -7918,7 +7810,6 @@
           <w:sz w:val="24"/>
           <w:szCs w:val="24"/>
         </w:rPr>
-        <w:t xml:space="preserve"> </w:t>
       </w:r>
       <w:r>
         <w:rPr>
@@ -7927,7 +7818,6 @@
           <w:sz w:val="24"/>
           <w:szCs w:val="24"/>
         </w:rPr>
-        <w:t>就诊医生的待接诊信息内等待医生进行接诊。如需【免挂号费】，打开</w:t>
       </w:r>
       <w:r>
         <w:rPr>
@@ -7936,15 +7826,13 @@
           <w:sz w:val="24"/>
           <w:szCs w:val="24"/>
         </w:rPr>
-        <w:t>免挂</w:t>
-      </w:r>
-      <w:r>
-        <w:rPr>
-          <w:rFonts w:ascii="宋体" w:hAnsi="宋体" w:eastAsia="宋体" w:cs="宋体"/>
-          <w:sz w:val="24"/>
-          <w:szCs w:val="24"/>
-        </w:rPr>
-        <w:t xml:space="preserve"> </w:t>
+      </w:r>
+      <w:r>
+        <w:rPr>
+          <w:rFonts w:ascii="宋体" w:hAnsi="宋体" w:eastAsia="宋体" w:cs="宋体"/>
+          <w:sz w:val="24"/>
+          <w:szCs w:val="24"/>
+        </w:rPr>
       </w:r>
       <w:r>
         <w:rPr>
@@ -7953,7 +7841,6 @@
           <w:sz w:val="24"/>
           <w:szCs w:val="24"/>
         </w:rPr>
-        <w:t>号费按钮即可，绿色（</w:t>
       </w:r>
       <w:r>
         <w:rPr>
@@ -7964,7 +7851,6 @@
           <w:sz w:val="33"/>
           <w:szCs w:val="33"/>
         </w:rPr>
-        <w:t>0</w:t>
       </w:r>
       <w:r>
         <w:rPr>
@@ -7973,7 +7859,6 @@
           <w:sz w:val="24"/>
           <w:szCs w:val="24"/>
         </w:rPr>
-        <w:t>）就表示‘是</w:t>
       </w:r>
       <w:r>
         <w:rPr>
@@ -7982,7 +7867,6 @@
           <w:sz w:val="24"/>
           <w:szCs w:val="24"/>
         </w:rPr>
-        <w:t xml:space="preserve"> </w:t>
       </w:r>
       <w:r>
         <w:rPr>
@@ -7991,7 +7875,6 @@
           <w:sz w:val="24"/>
           <w:szCs w:val="24"/>
         </w:rPr>
-        <w:t>’。</w:t>
       </w:r>
     </w:p>
     <w:p>
@@ -8056,7 +7939,7 @@
           <w:sz w:val="24"/>
           <w:szCs w:val="24"/>
         </w:rPr>
-        <w:t xml:space="preserve">&gt; </w:t>
+        <w:t>&gt; Đặt lịch / phân loại khám: Giao diện này hiển thị bệnh nhân đặt lịch / phân loại khám. Nhấn 【Khám sơ bộ】, nhập 【Thông tin dấu hiệu sinh tồn】 và 【Thông tin bệnh án】 rồi nhấn Xác nhận, bệnh nhân có thể khám bệnh.</w:t>
       </w:r>
       <w:r>
         <w:rPr>
@@ -8066,7 +7949,6 @@
           <w:sz w:val="24"/>
           <w:szCs w:val="24"/>
         </w:rPr>
-        <w:t>预约分诊</w:t>
       </w:r>
       <w:r>
         <w:rPr>
@@ -8075,7 +7957,6 @@
           <w:sz w:val="24"/>
           <w:szCs w:val="24"/>
         </w:rPr>
-        <w:t>：此界面展示的是预约分诊患者。点击【预诊】</w:t>
       </w:r>
       <w:r>
         <w:rPr>
@@ -8084,15 +7965,13 @@
           <w:sz w:val="24"/>
           <w:szCs w:val="24"/>
         </w:rPr>
-        <w:t>输入【体征信息】</w:t>
-      </w:r>
-      <w:r>
-        <w:rPr>
-          <w:rFonts w:ascii="宋体" w:hAnsi="宋体" w:eastAsia="宋体" w:cs="宋体"/>
-          <w:sz w:val="24"/>
-          <w:szCs w:val="24"/>
-        </w:rPr>
-        <w:t xml:space="preserve"> </w:t>
+      </w:r>
+      <w:r>
+        <w:rPr>
+          <w:rFonts w:ascii="宋体" w:hAnsi="宋体" w:eastAsia="宋体" w:cs="宋体"/>
+          <w:sz w:val="24"/>
+          <w:szCs w:val="24"/>
+        </w:rPr>
       </w:r>
       <w:r>
         <w:rPr>
@@ -8101,7 +7980,6 @@
           <w:sz w:val="24"/>
           <w:szCs w:val="24"/>
         </w:rPr>
-        <w:t>和【病历信息】后点击确定，患者就可以进行就诊了。</w:t>
       </w:r>
     </w:p>
     <w:p>
@@ -8165,7 +8043,7 @@
           <w:sz w:val="24"/>
           <w:szCs w:val="24"/>
         </w:rPr>
-        <w:t>【</w:t>
+        <w:t>【Đặt lịch / phân loại khám】</w:t>
       </w:r>
       <w:r>
         <w:rPr>
@@ -8174,7 +8052,6 @@
           <w:sz w:val="20"/>
           <w:szCs w:val="20"/>
         </w:rPr>
-        <w:t>预约分诊</w:t>
       </w:r>
       <w:r>
         <w:rPr>
@@ -8183,7 +8060,6 @@
           <w:sz w:val="24"/>
           <w:szCs w:val="24"/>
         </w:rPr>
-        <w:t>】</w:t>
       </w:r>
     </w:p>
     <w:p>
@@ -8417,7 +8293,7 @@
           <w:sz w:val="24"/>
           <w:szCs w:val="24"/>
         </w:rPr>
-        <w:t>【预诊】</w:t>
+        <w:t>【Khám sơ bộ】</w:t>
       </w:r>
     </w:p>
     <w:p>
@@ -8493,7 +8369,7 @@
             <w14:bevel/>
           </w14:textOutline>
         </w:rPr>
-        <w:t>3.</w:t>
+        <w:t>3. Bác sĩ ngoại trú</w:t>
       </w:r>
       <w:r>
         <w:rPr>
@@ -8502,7 +8378,6 @@
           <w:sz w:val="24"/>
           <w:szCs w:val="24"/>
         </w:rPr>
-        <w:t xml:space="preserve">    </w:t>
       </w:r>
       <w:r>
         <w:rPr>
@@ -8518,7 +8393,6 @@
             <w14:bevel/>
           </w14:textOutline>
         </w:rPr>
-        <w:t>门诊医生</w:t>
       </w:r>
     </w:p>
     <w:p>
@@ -8545,7 +8419,7 @@
           <w:sz w:val="24"/>
           <w:szCs w:val="24"/>
         </w:rPr>
-        <w:t xml:space="preserve">&gt; </w:t>
+        <w:t>&gt; Giao diện này hiển thị thông tin chi tiết của bệnh nhân đã khám và chưa khám; bác sĩ có thể tìm bệnh nhân liên quan bằng cách tìm theo chứng minh nhân dân, tên, phương thức liên hệ, v.v. của bệnh nhân.</w:t>
       </w:r>
       <w:r>
         <w:rPr>
@@ -8554,7 +8428,6 @@
           <w:sz w:val="24"/>
           <w:szCs w:val="24"/>
         </w:rPr>
-        <w:t>此界面展示的是已就诊和未就诊的患者详细信息，医生可通过搜索患者身份</w:t>
       </w:r>
       <w:r>
         <w:rPr>
@@ -8563,7 +8436,6 @@
           <w:sz w:val="24"/>
           <w:szCs w:val="24"/>
         </w:rPr>
-        <w:t xml:space="preserve"> </w:t>
       </w:r>
       <w:r>
         <w:rPr>
@@ -8572,7 +8444,6 @@
           <w:sz w:val="24"/>
           <w:szCs w:val="24"/>
         </w:rPr>
-        <w:t>证，姓名，联系方式等查找相关患者。</w:t>
       </w:r>
     </w:p>
     <w:p>
@@ -8593,7 +8464,7 @@
           <w:sz w:val="24"/>
           <w:szCs w:val="24"/>
         </w:rPr>
-        <w:t xml:space="preserve">&gt; </w:t>
+        <w:t>&gt; Chờ khám: Bác sĩ nhấn vào bệnh nhân 【Chờ khám】, hệ thống tự động lấy thông tin cơ bản của bệnh nhân; bác sĩ chỉ cần điền 【Bệnh án】 và 【Kê đơn thuốc】 (đơn thuốc Tây y / đơn thuốc Đông y / hạng mục chẩn trị) của bệnh nhân là xong.</w:t>
       </w:r>
       <w:r>
         <w:rPr>
@@ -8603,7 +8474,6 @@
           <w:sz w:val="24"/>
           <w:szCs w:val="24"/>
         </w:rPr>
-        <w:t>待就诊</w:t>
       </w:r>
       <w:r>
         <w:rPr>
@@ -8612,7 +8482,6 @@
           <w:sz w:val="24"/>
           <w:szCs w:val="24"/>
         </w:rPr>
-        <w:t>：医生点击【待就诊】的患者，系统自动获取患者的基本信息，医生</w:t>
       </w:r>
       <w:r>
         <w:rPr>
@@ -8621,7 +8490,6 @@
           <w:sz w:val="24"/>
           <w:szCs w:val="24"/>
         </w:rPr>
-        <w:t xml:space="preserve"> </w:t>
       </w:r>
       <w:r>
         <w:rPr>
@@ -8630,7 +8498,6 @@
           <w:sz w:val="24"/>
           <w:szCs w:val="24"/>
         </w:rPr>
-        <w:t>只需填写患者的【病例】及【开具处方】（西药处方</w:t>
       </w:r>
       <w:r>
         <w:rPr>
@@ -8639,7 +8506,6 @@
           <w:sz w:val="24"/>
           <w:szCs w:val="24"/>
         </w:rPr>
-        <w:t>/</w:t>
       </w:r>
       <w:r>
         <w:rPr>
@@ -8648,7 +8514,6 @@
           <w:sz w:val="24"/>
           <w:szCs w:val="24"/>
         </w:rPr>
-        <w:t>中药处方</w:t>
       </w:r>
       <w:r>
         <w:rPr>
@@ -8657,7 +8522,6 @@
           <w:sz w:val="24"/>
           <w:szCs w:val="24"/>
         </w:rPr>
-        <w:t>/</w:t>
       </w:r>
       <w:r>
         <w:rPr>
@@ -8666,15 +8530,13 @@
           <w:sz w:val="24"/>
           <w:szCs w:val="24"/>
         </w:rPr>
-        <w:t>诊疗项目）即</w:t>
-      </w:r>
-      <w:r>
-        <w:rPr>
-          <w:rFonts w:ascii="宋体" w:hAnsi="宋体" w:eastAsia="宋体" w:cs="宋体"/>
-          <w:sz w:val="24"/>
-          <w:szCs w:val="24"/>
-        </w:rPr>
-        <w:t xml:space="preserve"> </w:t>
+      </w:r>
+      <w:r>
+        <w:rPr>
+          <w:rFonts w:ascii="宋体" w:hAnsi="宋体" w:eastAsia="宋体" w:cs="宋体"/>
+          <w:sz w:val="24"/>
+          <w:szCs w:val="24"/>
+        </w:rPr>
       </w:r>
       <w:r>
         <w:rPr>
@@ -8683,7 +8545,6 @@
           <w:sz w:val="24"/>
           <w:szCs w:val="24"/>
         </w:rPr>
-        <w:t>可。</w:t>
       </w:r>
     </w:p>
     <w:p>
@@ -8704,7 +8565,7 @@
           <w:sz w:val="24"/>
           <w:szCs w:val="24"/>
         </w:rPr>
-        <w:t xml:space="preserve">&gt; </w:t>
+        <w:t>&gt; Đối với bệnh nhân đã từng khám tại bệnh viện này, nhấn 【Hồ sơ khám bệnh】 trong mô-đun thông tin cơ bản thì có thể xem thông tin khám bệnh các lần trước của bệnh nhân này.</w:t>
       </w:r>
       <w:r>
         <w:rPr>
@@ -8713,7 +8574,6 @@
           <w:sz w:val="24"/>
           <w:szCs w:val="24"/>
         </w:rPr>
-        <w:t>对已在本院进行就诊过的患者点击基础信息模块中的【就诊记录】，则可以</w:t>
       </w:r>
       <w:r>
         <w:rPr>
@@ -8722,7 +8582,6 @@
           <w:sz w:val="24"/>
           <w:szCs w:val="24"/>
         </w:rPr>
-        <w:t xml:space="preserve"> </w:t>
       </w:r>
       <w:r>
         <w:rPr>
@@ -8731,7 +8590,6 @@
           <w:sz w:val="24"/>
           <w:szCs w:val="24"/>
         </w:rPr>
-        <w:t>查看这位患者往期的就诊信息。</w:t>
       </w:r>
     </w:p>
     <w:p>
@@ -8795,7 +8653,7 @@
           <w:sz w:val="24"/>
           <w:szCs w:val="24"/>
         </w:rPr>
-        <w:t>【</w:t>
+        <w:t>【Hồ sơ khám bệnh】</w:t>
       </w:r>
       <w:r>
         <w:rPr>
@@ -8804,7 +8662,6 @@
           <w:sz w:val="20"/>
           <w:szCs w:val="20"/>
         </w:rPr>
-        <w:t>就诊记录</w:t>
       </w:r>
       <w:r>
         <w:rPr>
@@ -8813,7 +8670,6 @@
           <w:sz w:val="24"/>
           <w:szCs w:val="24"/>
         </w:rPr>
-        <w:t>】</w:t>
       </w:r>
     </w:p>
     <w:p>
@@ -8834,7 +8690,7 @@
           <w:sz w:val="24"/>
           <w:szCs w:val="24"/>
         </w:rPr>
-        <w:t xml:space="preserve">&gt; </w:t>
+        <w:t>&gt; Bệnh án: Hệ thống mặc định hiển thị lý do khám chính là chẩn đoán Đông / Tây y; nhấn mẫu bệnh án có thể gọi mẫu đã thiết lập sẵn, cũng có thể nhấn 【Cấu hình】 để tự chọn các trường bệnh án cần thiết. Sau khi cấu hình xong các trường cần thiết, nhấn 【Lưu mẫu】 thì có thể lưu các trường bệnh án đã cấu hình; lần khám sau có thể gọi trong mẫu bệnh án.</w:t>
       </w:r>
       <w:r>
         <w:rPr>
@@ -8844,7 +8700,6 @@
           <w:sz w:val="24"/>
           <w:szCs w:val="24"/>
         </w:rPr>
-        <w:t>病历</w:t>
       </w:r>
       <w:r>
         <w:rPr>
@@ -8853,7 +8708,6 @@
           <w:sz w:val="24"/>
           <w:szCs w:val="24"/>
         </w:rPr>
-        <w:t>：系统默认显示主诉为中</w:t>
       </w:r>
       <w:r>
         <w:rPr>
@@ -8862,7 +8716,6 @@
           <w:sz w:val="24"/>
           <w:szCs w:val="24"/>
         </w:rPr>
-        <w:t>/</w:t>
       </w:r>
       <w:r>
         <w:rPr>
@@ -8871,7 +8724,6 @@
           <w:sz w:val="24"/>
           <w:szCs w:val="24"/>
         </w:rPr>
-        <w:t>西诊断，点击病</w:t>
       </w:r>
       <w:r>
         <w:rPr>
@@ -8880,15 +8732,13 @@
           <w:sz w:val="24"/>
           <w:szCs w:val="24"/>
         </w:rPr>
-        <w:t>历模板可以调用已设置好的</w:t>
-      </w:r>
-      <w:r>
-        <w:rPr>
-          <w:rFonts w:ascii="宋体" w:hAnsi="宋体" w:eastAsia="宋体" w:cs="宋体"/>
-          <w:sz w:val="24"/>
-          <w:szCs w:val="24"/>
-        </w:rPr>
-        <w:t xml:space="preserve"> </w:t>
+      </w:r>
+      <w:r>
+        <w:rPr>
+          <w:rFonts w:ascii="宋体" w:hAnsi="宋体" w:eastAsia="宋体" w:cs="宋体"/>
+          <w:sz w:val="24"/>
+          <w:szCs w:val="24"/>
+        </w:rPr>
       </w:r>
       <w:r>
         <w:rPr>
@@ -8897,7 +8747,6 @@
           <w:sz w:val="24"/>
           <w:szCs w:val="24"/>
         </w:rPr>
-        <w:t>模板，也可以点击【配置】，</w:t>
       </w:r>
       <w:r>
         <w:rPr>
@@ -8906,7 +8755,6 @@
           <w:sz w:val="24"/>
           <w:szCs w:val="24"/>
         </w:rPr>
-        <w:t xml:space="preserve"> </w:t>
       </w:r>
       <w:r>
         <w:rPr>
@@ -8915,15 +8763,13 @@
           <w:sz w:val="24"/>
           <w:szCs w:val="24"/>
         </w:rPr>
-        <w:t>自行选择需要的病历字段。配置好所需字段后</w:t>
-      </w:r>
-      <w:r>
-        <w:rPr>
-          <w:rFonts w:ascii="宋体" w:hAnsi="宋体" w:eastAsia="宋体" w:cs="宋体"/>
-          <w:sz w:val="24"/>
-          <w:szCs w:val="24"/>
-        </w:rPr>
-        <w:t xml:space="preserve"> </w:t>
+      </w:r>
+      <w:r>
+        <w:rPr>
+          <w:rFonts w:ascii="宋体" w:hAnsi="宋体" w:eastAsia="宋体" w:cs="宋体"/>
+          <w:sz w:val="24"/>
+          <w:szCs w:val="24"/>
+        </w:rPr>
       </w:r>
       <w:r>
         <w:rPr>
@@ -8932,7 +8778,6 @@
           <w:sz w:val="24"/>
           <w:szCs w:val="24"/>
         </w:rPr>
-        <w:t>点击【保存模板】，则可以保存所配置好的病历字段，下次就诊可在病历模</w:t>
       </w:r>
       <w:r>
         <w:rPr>
@@ -8941,7 +8786,6 @@
           <w:sz w:val="24"/>
           <w:szCs w:val="24"/>
         </w:rPr>
-        <w:t xml:space="preserve"> </w:t>
       </w:r>
       <w:r>
         <w:rPr>
@@ -8950,7 +8794,6 @@
           <w:sz w:val="24"/>
           <w:szCs w:val="24"/>
         </w:rPr>
-        <w:t>板中进行调用</w:t>
       </w:r>
     </w:p>
     <w:p>
@@ -9174,7 +9017,7 @@
           <w:sz w:val="24"/>
           <w:szCs w:val="24"/>
         </w:rPr>
-        <w:t>【</w:t>
+        <w:t>【Gọi mẫu bệnh án】</w:t>
       </w:r>
       <w:r>
         <w:rPr>
@@ -9183,7 +9026,6 @@
           <w:sz w:val="20"/>
           <w:szCs w:val="20"/>
         </w:rPr>
-        <w:t>病历模板调用</w:t>
       </w:r>
       <w:r>
         <w:rPr>
@@ -9192,7 +9034,6 @@
           <w:sz w:val="24"/>
           <w:szCs w:val="24"/>
         </w:rPr>
-        <w:t>】</w:t>
       </w:r>
     </w:p>
     <w:p>
@@ -9256,7 +9097,7 @@
           <w:sz w:val="24"/>
           <w:szCs w:val="24"/>
         </w:rPr>
-        <w:t>【</w:t>
+        <w:t>【Cấu hình bệnh án】</w:t>
       </w:r>
       <w:r>
         <w:rPr>
@@ -9265,7 +9106,6 @@
           <w:sz w:val="20"/>
           <w:szCs w:val="20"/>
         </w:rPr>
-        <w:t>病历配置</w:t>
       </w:r>
       <w:r>
         <w:rPr>
@@ -9274,7 +9114,6 @@
           <w:sz w:val="24"/>
           <w:szCs w:val="24"/>
         </w:rPr>
-        <w:t>】</w:t>
       </w:r>
     </w:p>
     <w:p>
@@ -9338,7 +9177,7 @@
           <w:sz w:val="24"/>
           <w:szCs w:val="24"/>
         </w:rPr>
-        <w:t>【</w:t>
+        <w:t>【Lưu mẫu】</w:t>
       </w:r>
       <w:r>
         <w:rPr>
@@ -9347,7 +9186,6 @@
           <w:sz w:val="20"/>
           <w:szCs w:val="20"/>
         </w:rPr>
-        <w:t>保存模板</w:t>
       </w:r>
       <w:r>
         <w:rPr>
@@ -9356,7 +9194,6 @@
           <w:sz w:val="24"/>
           <w:szCs w:val="24"/>
         </w:rPr>
-        <w:t>】</w:t>
       </w:r>
     </w:p>
     <w:p>
@@ -9377,7 +9214,7 @@
           <w:sz w:val="24"/>
           <w:szCs w:val="24"/>
         </w:rPr>
-        <w:t xml:space="preserve">&gt; </w:t>
+        <w:t>&gt; Kê đơn thuốc: Nhấn nút 【Kê đơn thuốc】, chọn đơn thuốc cần kê (đơn thuốc Tây y / đơn thuốc Đông y / hạng mục chẩn trị), chọn loại đơn thuốc (thường, nhi khoa, gây mê, cấp cứu, nhi khoa, tinh thần loại 1, tinh thần loại 2), nhập tên thuốc trong đơn hoặc mã pinyin để tìm và thêm; sau khi thêm thuốc, điền các thông tin liên quan của thuốc đã kê như cách dùng, liều lượng, tần suất, số ngày; hệ thống tự động</w:t>
       </w:r>
       <w:r>
         <w:rPr>
@@ -9394,7 +9231,6 @@
             <w14:bevel/>
           </w14:textOutline>
         </w:rPr>
-        <w:t>开处方</w:t>
       </w:r>
       <w:r>
         <w:rPr>
@@ -9406,7 +9242,6 @@
           <w:sz w:val="24"/>
           <w:szCs w:val="24"/>
         </w:rPr>
-        <w:t>:</w:t>
       </w:r>
       <w:r>
         <w:rPr>
@@ -9418,7 +9253,6 @@
           <w:sz w:val="24"/>
           <w:szCs w:val="24"/>
         </w:rPr>
-        <w:t xml:space="preserve"> </w:t>
       </w:r>
       <w:r>
         <w:rPr>
@@ -9427,7 +9261,6 @@
           <w:sz w:val="24"/>
           <w:szCs w:val="24"/>
         </w:rPr>
-        <w:t>点击【开处方】按钮，选择所要开具的处方（西药处方</w:t>
       </w:r>
       <w:r>
         <w:rPr>
@@ -9436,7 +9269,6 @@
           <w:sz w:val="24"/>
           <w:szCs w:val="24"/>
         </w:rPr>
-        <w:t>/</w:t>
       </w:r>
       <w:r>
         <w:rPr>
@@ -9445,15 +9277,13 @@
           <w:sz w:val="24"/>
           <w:szCs w:val="24"/>
         </w:rPr>
-        <w:t>中药处</w:t>
-      </w:r>
-      <w:r>
-        <w:rPr>
-          <w:rFonts w:ascii="宋体" w:hAnsi="宋体" w:eastAsia="宋体" w:cs="宋体"/>
-          <w:sz w:val="24"/>
-          <w:szCs w:val="24"/>
-        </w:rPr>
-        <w:t xml:space="preserve"> </w:t>
+      </w:r>
+      <w:r>
+        <w:rPr>
+          <w:rFonts w:ascii="宋体" w:hAnsi="宋体" w:eastAsia="宋体" w:cs="宋体"/>
+          <w:sz w:val="24"/>
+          <w:szCs w:val="24"/>
+        </w:rPr>
       </w:r>
       <w:r>
         <w:rPr>
@@ -9462,7 +9292,6 @@
           <w:sz w:val="24"/>
           <w:szCs w:val="24"/>
         </w:rPr>
-        <w:t>方</w:t>
       </w:r>
       <w:r>
         <w:rPr>
@@ -9471,7 +9300,6 @@
           <w:sz w:val="24"/>
           <w:szCs w:val="24"/>
         </w:rPr>
-        <w:t>/</w:t>
       </w:r>
       <w:r>
         <w:rPr>
@@ -9480,7 +9308,6 @@
           <w:sz w:val="24"/>
           <w:szCs w:val="24"/>
         </w:rPr>
-        <w:t>诊疗项目</w:t>
       </w:r>
       <w:r>
         <w:rPr>
@@ -9489,7 +9316,6 @@
           <w:sz w:val="24"/>
           <w:szCs w:val="24"/>
         </w:rPr>
-        <w:t>），</w:t>
       </w:r>
       <w:r>
         <w:rPr>
@@ -9498,7 +9324,6 @@
           <w:sz w:val="24"/>
           <w:szCs w:val="24"/>
         </w:rPr>
-        <w:t>选择该处方的处方类型（普通、</w:t>
       </w:r>
       <w:r>
         <w:rPr>
@@ -9507,15 +9332,13 @@
           <w:sz w:val="24"/>
           <w:szCs w:val="24"/>
         </w:rPr>
-        <w:t>儿科、麻醉、急诊、儿</w:t>
-      </w:r>
-      <w:r>
-        <w:rPr>
-          <w:rFonts w:ascii="宋体" w:hAnsi="宋体" w:eastAsia="宋体" w:cs="宋体"/>
-          <w:sz w:val="24"/>
-          <w:szCs w:val="24"/>
-        </w:rPr>
-        <w:t xml:space="preserve"> </w:t>
+      </w:r>
+      <w:r>
+        <w:rPr>
+          <w:rFonts w:ascii="宋体" w:hAnsi="宋体" w:eastAsia="宋体" w:cs="宋体"/>
+          <w:sz w:val="24"/>
+          <w:szCs w:val="24"/>
+        </w:rPr>
       </w:r>
       <w:r>
         <w:rPr>
@@ -9524,7 +9347,6 @@
           <w:sz w:val="24"/>
           <w:szCs w:val="24"/>
         </w:rPr>
-        <w:t>科、精一、精二</w:t>
       </w:r>
       <w:r>
         <w:rPr>
@@ -9533,7 +9355,6 @@
           <w:sz w:val="24"/>
           <w:szCs w:val="24"/>
         </w:rPr>
-        <w:t>），</w:t>
       </w:r>
       <w:r>
         <w:rPr>
@@ -9542,7 +9363,6 @@
           <w:sz w:val="24"/>
           <w:szCs w:val="24"/>
         </w:rPr>
-        <w:t xml:space="preserve">输入处方药品的名称或拼音码进行检索添加，添加 </w:t>
       </w:r>
       <w:r>
         <w:rPr>
@@ -9551,7 +9371,6 @@
           <w:sz w:val="24"/>
           <w:szCs w:val="24"/>
         </w:rPr>
-        <w:t>药品后填写所开药品的用法、用量、频次、天数等相关信息，系统</w:t>
       </w:r>
       <w:r>
         <w:rPr>
@@ -9560,7 +9379,6 @@
           <w:sz w:val="24"/>
           <w:szCs w:val="24"/>
         </w:rPr>
-        <w:t>自动</w:t>
       </w:r>
     </w:p>
     <w:p>
@@ -9596,7 +9414,7 @@
           <w:sz w:val="24"/>
           <w:szCs w:val="24"/>
         </w:rPr>
-        <w:t>计算处方金额。</w:t>
+        <w:t>tính số tiền đơn thuốc.</w:t>
       </w:r>
     </w:p>
     <w:p>
@@ -9617,7 +9435,7 @@
           <w:sz w:val="24"/>
           <w:szCs w:val="24"/>
         </w:rPr>
-        <w:t xml:space="preserve">&gt; </w:t>
+        <w:t>&gt; Phí phụ thêm: Nếu đơn thuốc này có phí vật tư và các chi phí liên quan khác, có thể tìm và thêm theo tên hoặc mã pinyin trong cột phí phụ thêm; điền số lượng đã kê, hệ thống tự động tính tổng số tiền.</w:t>
       </w:r>
       <w:r>
         <w:rPr>
@@ -9634,7 +9452,6 @@
             <w14:bevel/>
           </w14:textOutline>
         </w:rPr>
-        <w:t>附加费：</w:t>
       </w:r>
       <w:r>
         <w:rPr>
@@ -9643,7 +9460,6 @@
           <w:sz w:val="24"/>
           <w:szCs w:val="24"/>
         </w:rPr>
-        <w:t>若该处方存在有材料费及其他相关费用，可在附加费栏目内进</w:t>
       </w:r>
       <w:r>
         <w:rPr>
@@ -9652,7 +9468,6 @@
           <w:sz w:val="24"/>
           <w:szCs w:val="24"/>
         </w:rPr>
-        <w:t xml:space="preserve"> </w:t>
       </w:r>
       <w:r>
         <w:rPr>
@@ -9661,7 +9476,6 @@
           <w:sz w:val="24"/>
           <w:szCs w:val="24"/>
         </w:rPr>
-        <w:t>行名称或拼音码检索添加，填写开具的数量字体自动计算总金额。</w:t>
       </w:r>
     </w:p>
     <w:p>
@@ -9725,7 +9539,7 @@
           <w:sz w:val="20"/>
           <w:szCs w:val="20"/>
         </w:rPr>
-        <w:t>【西药处方】</w:t>
+        <w:t>【Đơn thuốc Tây y】</w:t>
       </w:r>
     </w:p>
     <w:p>
@@ -9795,7 +9609,7 @@
           <w:sz w:val="20"/>
           <w:szCs w:val="20"/>
         </w:rPr>
-        <w:t>【中药处方】</w:t>
+        <w:t>【Đơn thuốc Đông y】</w:t>
       </w:r>
     </w:p>
     <w:p>
@@ -9822,7 +9636,7 @@
           <w:sz w:val="24"/>
           <w:szCs w:val="24"/>
         </w:rPr>
-        <w:t xml:space="preserve">&gt; </w:t>
+        <w:t>&gt; Hạng mục chẩn trị: Nhập tên hạng mục chẩn trị hoặc mã pinyin để tìm và thêm; sau khi thêm, điền số lượng hạng mục, hệ thống tự động tính tổng số tiền.</w:t>
       </w:r>
       <w:r>
         <w:rPr>
@@ -9839,7 +9653,6 @@
             <w14:bevel/>
           </w14:textOutline>
         </w:rPr>
-        <w:t>诊疗项目：</w:t>
       </w:r>
       <w:r>
         <w:rPr>
@@ -9848,7 +9661,6 @@
           <w:sz w:val="24"/>
           <w:szCs w:val="24"/>
         </w:rPr>
-        <w:t>输入诊疗项目的名称或拼音码进行检索添加，添加后填写项</w:t>
       </w:r>
       <w:r>
         <w:rPr>
@@ -9857,7 +9669,6 @@
           <w:sz w:val="24"/>
           <w:szCs w:val="24"/>
         </w:rPr>
-        <w:t xml:space="preserve"> </w:t>
       </w:r>
       <w:r>
         <w:rPr>
@@ -9866,7 +9677,6 @@
           <w:sz w:val="24"/>
           <w:szCs w:val="24"/>
         </w:rPr>
-        <w:t>目数量系统自动计算总金额。</w:t>
       </w:r>
     </w:p>
     <w:p>
@@ -9887,7 +9697,7 @@
           <w:sz w:val="24"/>
           <w:szCs w:val="24"/>
         </w:rPr>
-        <w:t xml:space="preserve">&gt; </w:t>
+        <w:t>&gt; Phí phụ thêm: Nếu đơn thuốc này có phí vật tư và các chi phí liên quan khác, có thể tìm và thêm theo tên hoặc mã pinyin trong cột phí phụ thêm; điền số lượng đã kê, hệ thống tự động tính tổng số tiền.</w:t>
       </w:r>
       <w:r>
         <w:rPr>
@@ -9904,7 +9714,6 @@
             <w14:bevel/>
           </w14:textOutline>
         </w:rPr>
-        <w:t>附加费：</w:t>
       </w:r>
       <w:r>
         <w:rPr>
@@ -9913,7 +9722,6 @@
           <w:sz w:val="24"/>
           <w:szCs w:val="24"/>
         </w:rPr>
-        <w:t>若该处方存在有材料费及其他相关费用，可在附加费栏目内进</w:t>
       </w:r>
       <w:r>
         <w:rPr>
@@ -9922,7 +9730,6 @@
           <w:sz w:val="24"/>
           <w:szCs w:val="24"/>
         </w:rPr>
-        <w:t xml:space="preserve"> </w:t>
       </w:r>
       <w:r>
         <w:rPr>
@@ -9931,7 +9738,6 @@
           <w:sz w:val="24"/>
           <w:szCs w:val="24"/>
         </w:rPr>
-        <w:t>行名称或拼音码检索添加，填写开具的数量字体自动计算总金额。</w:t>
       </w:r>
     </w:p>
     <w:p>
@@ -10065,7 +9871,7 @@
           <w:sz w:val="20"/>
           <w:szCs w:val="20"/>
         </w:rPr>
-        <w:t>【诊疗项目】</w:t>
+        <w:t>【Hạng mục chẩn trị】</w:t>
       </w:r>
     </w:p>
     <w:p>
@@ -10091,7 +9897,7 @@
           <w:sz w:val="24"/>
           <w:szCs w:val="24"/>
         </w:rPr>
-        <w:t xml:space="preserve">&gt; </w:t>
+        <w:t>&gt; Đã khám: Sau khi bác sĩ hoàn thành tiếp nhận khám, có thể xem thông tin bệnh nhân trong cột đã khám ở phía bên trái. Nếu cần hủy đơn thuốc, có thể nhấn 【Hủy】 để hủy đơn thuốc liên quan. (Chỉ đơn thuốc chưa thu phí mới được hủy.)</w:t>
       </w:r>
       <w:r>
         <w:rPr>
@@ -10100,15 +9906,13 @@
           <w:sz w:val="24"/>
           <w:szCs w:val="24"/>
         </w:rPr>
-        <w:t>已就诊</w:t>
-      </w:r>
-      <w:r>
-        <w:rPr>
-          <w:rFonts w:ascii="宋体" w:hAnsi="宋体" w:eastAsia="宋体" w:cs="宋体"/>
-          <w:sz w:val="24"/>
-          <w:szCs w:val="24"/>
-        </w:rPr>
-        <w:t>：医生完成接诊后可在左侧已就诊栏目内查看患者信息。如需作废</w:t>
+      </w:r>
+      <w:r>
+        <w:rPr>
+          <w:rFonts w:ascii="宋体" w:hAnsi="宋体" w:eastAsia="宋体" w:cs="宋体"/>
+          <w:sz w:val="24"/>
+          <w:szCs w:val="24"/>
+        </w:rPr>
       </w:r>
       <w:r>
         <w:rPr>
@@ -10117,7 +9921,6 @@
           <w:sz w:val="24"/>
           <w:szCs w:val="24"/>
         </w:rPr>
-        <w:t xml:space="preserve"> </w:t>
       </w:r>
       <w:r>
         <w:rPr>
@@ -10126,7 +9929,6 @@
           <w:sz w:val="24"/>
           <w:szCs w:val="24"/>
         </w:rPr>
-        <w:t>处方可点击【作废】对相关处方进行作废。（只有未收费的处</w:t>
       </w:r>
       <w:r>
         <w:rPr>
@@ -10135,15 +9937,13 @@
           <w:sz w:val="24"/>
           <w:szCs w:val="24"/>
         </w:rPr>
-        <w:t>方才能进行作</w:t>
-      </w:r>
-      <w:r>
-        <w:rPr>
-          <w:rFonts w:ascii="宋体" w:hAnsi="宋体" w:eastAsia="宋体" w:cs="宋体"/>
-          <w:sz w:val="24"/>
-          <w:szCs w:val="24"/>
-        </w:rPr>
-        <w:t xml:space="preserve"> </w:t>
+      </w:r>
+      <w:r>
+        <w:rPr>
+          <w:rFonts w:ascii="宋体" w:hAnsi="宋体" w:eastAsia="宋体" w:cs="宋体"/>
+          <w:sz w:val="24"/>
+          <w:szCs w:val="24"/>
+        </w:rPr>
       </w:r>
       <w:r>
         <w:rPr>
@@ -10152,7 +9952,6 @@
           <w:sz w:val="24"/>
           <w:szCs w:val="24"/>
         </w:rPr>
-        <w:t>废）</w:t>
       </w:r>
     </w:p>
     <w:p>
@@ -10174,7 +9973,7 @@
           <w:sz w:val="24"/>
           <w:szCs w:val="24"/>
         </w:rPr>
-        <w:t xml:space="preserve">&gt; </w:t>
+        <w:t>&gt; In đơn thuốc: Nhấn nút 【In】 để in / xem trước đơn thuốc của bệnh nhân này.</w:t>
       </w:r>
       <w:r>
         <w:rPr>
@@ -10185,7 +9984,6 @@
           <w:sz w:val="24"/>
           <w:szCs w:val="24"/>
         </w:rPr>
-        <w:t>打印处方</w:t>
       </w:r>
       <w:r>
         <w:rPr>
@@ -10202,7 +10000,6 @@
             <w14:bevel/>
           </w14:textOutline>
         </w:rPr>
-        <w:t>：</w:t>
       </w:r>
       <w:r>
         <w:rPr>
@@ -10212,7 +10009,6 @@
           <w:sz w:val="24"/>
           <w:szCs w:val="24"/>
         </w:rPr>
-        <w:t>点击【打印】按钮可对该患者的处方进行打印</w:t>
       </w:r>
       <w:r>
         <w:rPr>
@@ -10222,7 +10018,6 @@
           <w:sz w:val="24"/>
           <w:szCs w:val="24"/>
         </w:rPr>
-        <w:t>/</w:t>
       </w:r>
       <w:r>
         <w:rPr>
@@ -10232,7 +10027,6 @@
           <w:sz w:val="24"/>
           <w:szCs w:val="24"/>
         </w:rPr>
-        <w:t>预</w:t>
       </w:r>
       <w:r>
         <w:rPr>
@@ -10242,7 +10036,6 @@
           <w:sz w:val="24"/>
           <w:szCs w:val="24"/>
         </w:rPr>
-        <w:t>览处方</w:t>
       </w:r>
     </w:p>
     <w:p>
@@ -10307,7 +10100,7 @@
           <w:sz w:val="24"/>
           <w:szCs w:val="24"/>
         </w:rPr>
-        <w:t>&gt;</w:t>
+        <w:t>&gt; Đơn thuốc ký:</w:t>
       </w:r>
       <w:r>
         <w:rPr>
@@ -10317,7 +10110,6 @@
           <w:sz w:val="24"/>
           <w:szCs w:val="24"/>
         </w:rPr>
-        <w:t xml:space="preserve"> </w:t>
       </w:r>
       <w:r>
         <w:rPr>
@@ -10326,7 +10118,6 @@
           <w:sz w:val="24"/>
           <w:szCs w:val="24"/>
         </w:rPr>
-        <w:t>处方签：</w:t>
       </w:r>
     </w:p>
     <w:p>
@@ -10490,7 +10281,7 @@
           <w:sz w:val="20"/>
           <w:szCs w:val="20"/>
         </w:rPr>
-        <w:t>【西药处方签】</w:t>
+        <w:t>【Đơn thuốc Tây y đã ký】</w:t>
       </w:r>
     </w:p>
     <w:p>
@@ -10554,7 +10345,7 @@
           <w:sz w:val="20"/>
           <w:szCs w:val="20"/>
         </w:rPr>
-        <w:t>【中药处方签】</w:t>
+        <w:t>【Đơn thuốc Đông y đã ký】</w:t>
       </w:r>
     </w:p>
     <w:p>
@@ -10690,7 +10481,7 @@
           <w:sz w:val="20"/>
           <w:szCs w:val="20"/>
         </w:rPr>
-        <w:t>【诊疗项目处方签】</w:t>
+        <w:t>【Đơn thuốc hạng mục chẩn trị đã ký】</w:t>
       </w:r>
     </w:p>
     <w:p>
@@ -10774,7 +10565,7 @@
             <w14:bevel/>
           </w14:textOutline>
         </w:rPr>
-        <w:t>4.</w:t>
+        <w:t>4. Mẫu đơn thuốc</w:t>
       </w:r>
       <w:r>
         <w:rPr>
@@ -10783,7 +10574,6 @@
           <w:sz w:val="24"/>
           <w:szCs w:val="24"/>
         </w:rPr>
-        <w:t xml:space="preserve">   </w:t>
       </w:r>
       <w:r>
         <w:rPr>
@@ -10799,7 +10589,6 @@
             <w14:bevel/>
           </w14:textOutline>
         </w:rPr>
-        <w:t>处方模板</w:t>
       </w:r>
     </w:p>
     <w:p>
@@ -10826,7 +10615,7 @@
           <w:sz w:val="24"/>
           <w:szCs w:val="24"/>
         </w:rPr>
-        <w:t xml:space="preserve">&gt; </w:t>
+        <w:t>&gt; Mẫu đơn thuốc: Nhấn nút thêm, chọn mẫu đơn thuốc cần thêm.</w:t>
       </w:r>
       <w:r>
         <w:rPr>
@@ -10835,7 +10624,6 @@
           <w:sz w:val="24"/>
           <w:szCs w:val="24"/>
         </w:rPr>
-        <w:t>处方模板：点击添加按钮，选择所要添加的处方模板。</w:t>
       </w:r>
     </w:p>
     <w:p>
@@ -10906,7 +10694,7 @@
             <w14:bevel/>
           </w14:textOutline>
         </w:rPr>
-        <w:t>【</w:t>
+        <w:t>【Thêm mẫu đơn thuốc】</w:t>
       </w:r>
       <w:r>
         <w:rPr>
@@ -10915,7 +10703,6 @@
           <w:sz w:val="20"/>
           <w:szCs w:val="20"/>
         </w:rPr>
-        <w:t>添加处方模板</w:t>
       </w:r>
       <w:r>
         <w:rPr>
@@ -10931,7 +10718,6 @@
             <w14:bevel/>
           </w14:textOutline>
         </w:rPr>
-        <w:t>】</w:t>
       </w:r>
     </w:p>
     <w:p>
@@ -10968,7 +10754,7 @@
           <w:sz w:val="24"/>
           <w:szCs w:val="24"/>
         </w:rPr>
-        <w:t xml:space="preserve">&gt; </w:t>
+        <w:t>&gt; Thêm mẫu: Vào giao diện thêm mẫu đơn thuốc, dấu * là mục bắt buộc; loại mẫu gồm: mẫu riêng tư, mẫu công khai.</w:t>
       </w:r>
       <w:r>
         <w:rPr>
@@ -10978,7 +10764,6 @@
           <w:sz w:val="24"/>
           <w:szCs w:val="24"/>
         </w:rPr>
-        <w:t>模板添加</w:t>
       </w:r>
       <w:r>
         <w:rPr>
@@ -10987,7 +10772,6 @@
           <w:sz w:val="24"/>
           <w:szCs w:val="24"/>
         </w:rPr>
-        <w:t>：进入添加处方模板界面，</w:t>
       </w:r>
       <w:r>
         <w:rPr>
@@ -10997,7 +10781,6 @@
           <w:sz w:val="24"/>
           <w:szCs w:val="24"/>
         </w:rPr>
-        <w:t>*</w:t>
       </w:r>
       <w:r>
         <w:rPr>
@@ -11006,7 +10789,6 @@
           <w:sz w:val="24"/>
           <w:szCs w:val="24"/>
         </w:rPr>
-        <w:t>为必填项，模板类别分为：私人</w:t>
       </w:r>
       <w:r>
         <w:rPr>
@@ -11015,15 +10797,13 @@
           <w:sz w:val="24"/>
           <w:szCs w:val="24"/>
         </w:rPr>
-        <w:t>模板，</w:t>
-      </w:r>
-      <w:r>
-        <w:rPr>
-          <w:rFonts w:ascii="宋体" w:hAnsi="宋体" w:eastAsia="宋体" w:cs="宋体"/>
-          <w:sz w:val="24"/>
-          <w:szCs w:val="24"/>
-        </w:rPr>
-        <w:t xml:space="preserve"> </w:t>
+      </w:r>
+      <w:r>
+        <w:rPr>
+          <w:rFonts w:ascii="宋体" w:hAnsi="宋体" w:eastAsia="宋体" w:cs="宋体"/>
+          <w:sz w:val="24"/>
+          <w:szCs w:val="24"/>
+        </w:rPr>
       </w:r>
       <w:r>
         <w:rPr>
@@ -11032,7 +10812,6 @@
           <w:sz w:val="24"/>
           <w:szCs w:val="24"/>
         </w:rPr>
-        <w:t>公开模板</w:t>
       </w:r>
     </w:p>
     <w:p>
@@ -11053,7 +10832,7 @@
           <w:sz w:val="24"/>
           <w:szCs w:val="24"/>
         </w:rPr>
-        <w:t xml:space="preserve">&gt; </w:t>
+        <w:t>&gt; Đơn thuốc gồm: đơn thuốc thường, đơn thuốc nhi khoa, đơn thuốc gây mê, đơn thuốc cấp cứu, đơn thuốc tinh thần loại 1, đơn thuốc tinh thần loại 2.</w:t>
       </w:r>
       <w:r>
         <w:rPr>
@@ -11062,7 +10841,6 @@
           <w:sz w:val="24"/>
           <w:szCs w:val="24"/>
         </w:rPr>
-        <w:t>处方分为：普通处方，儿科处方，麻醉处方，急诊处方，精一处方，精二处</w:t>
       </w:r>
       <w:r>
         <w:rPr>
@@ -11071,7 +10849,6 @@
           <w:sz w:val="24"/>
           <w:szCs w:val="24"/>
         </w:rPr>
-        <w:t xml:space="preserve"> </w:t>
       </w:r>
       <w:r>
         <w:rPr>
@@ -11080,7 +10857,6 @@
           <w:sz w:val="24"/>
           <w:szCs w:val="24"/>
         </w:rPr>
-        <w:t>方。</w:t>
       </w:r>
     </w:p>
     <w:p>
@@ -11101,7 +10877,7 @@
           <w:sz w:val="24"/>
           <w:szCs w:val="24"/>
         </w:rPr>
-        <w:t xml:space="preserve">&gt; </w:t>
+        <w:t>&gt; Nhập tên mẫu, chẩn đoán. Chọn loại mẫu. Chỉnh sửa thông tin đơn thuốc, phí phụ thêm, nội dung y lệnh rồi nhấn Lưu.</w:t>
       </w:r>
       <w:r>
         <w:rPr>
@@ -11110,7 +10886,6 @@
           <w:sz w:val="24"/>
           <w:szCs w:val="24"/>
         </w:rPr>
-        <w:t>输入模板名称，诊断。选择模板类别。编辑处方信息，附加费，医嘱事项后</w:t>
       </w:r>
       <w:r>
         <w:rPr>
@@ -11119,7 +10894,6 @@
           <w:sz w:val="24"/>
           <w:szCs w:val="24"/>
         </w:rPr>
-        <w:t xml:space="preserve"> </w:t>
       </w:r>
       <w:r>
         <w:rPr>
@@ -11128,7 +10902,6 @@
           <w:sz w:val="24"/>
           <w:szCs w:val="24"/>
         </w:rPr>
-        <w:t>点击保存。</w:t>
       </w:r>
     </w:p>
     <w:p>
@@ -11149,7 +10922,7 @@
           <w:sz w:val="24"/>
           <w:szCs w:val="24"/>
         </w:rPr>
-        <w:t xml:space="preserve">&gt; </w:t>
+        <w:t>&gt; Thông tin đơn thuốc: Nhập tên thuốc hoặc mã pinyin vào thanh tìm kiếm rồi tìm kiếm. Đặt chuột lên thanh tìm kiếm, hộp thoại thuốc sẽ bật lên, hiển thị tên thuốc / vật tư, giá bán lẻ, tồn kho và các thông tin khác.</w:t>
       </w:r>
       <w:r>
         <w:rPr>
@@ -11159,7 +10932,6 @@
           <w:sz w:val="24"/>
           <w:szCs w:val="24"/>
         </w:rPr>
-        <w:t>处方信息</w:t>
       </w:r>
       <w:r>
         <w:rPr>
@@ -11168,7 +10940,6 @@
           <w:sz w:val="24"/>
           <w:szCs w:val="24"/>
         </w:rPr>
-        <w:t>：在搜索栏输入药品名车或拼音码后搜索。鼠标放在搜索栏上，弹</w:t>
       </w:r>
       <w:r>
         <w:rPr>
@@ -11177,7 +10948,6 @@
           <w:sz w:val="24"/>
           <w:szCs w:val="24"/>
         </w:rPr>
-        <w:t xml:space="preserve"> </w:t>
       </w:r>
       <w:r>
         <w:rPr>
@@ -11186,7 +10956,6 @@
           <w:sz w:val="24"/>
           <w:szCs w:val="24"/>
         </w:rPr>
-        <w:t>出药品对话框，显示药品</w:t>
       </w:r>
       <w:r>
         <w:rPr>
@@ -11195,7 +10964,6 @@
           <w:sz w:val="24"/>
           <w:szCs w:val="24"/>
         </w:rPr>
-        <w:t>\</w:t>
       </w:r>
       <w:r>
         <w:rPr>
@@ -11204,7 +10972,6 @@
           <w:sz w:val="24"/>
           <w:szCs w:val="24"/>
         </w:rPr>
-        <w:t>材料的名称，零售价，库</w:t>
       </w:r>
       <w:r>
         <w:rPr>
@@ -11213,7 +10980,6 @@
           <w:sz w:val="24"/>
           <w:szCs w:val="24"/>
         </w:rPr>
-        <w:t>存等信息</w:t>
       </w:r>
     </w:p>
     <w:p>
@@ -11327,7 +11093,7 @@
           <w:sz w:val="20"/>
           <w:szCs w:val="20"/>
         </w:rPr>
-        <w:t>【添加处方</w:t>
+        <w:t>【Thêm đơn thuốc】</w:t>
       </w:r>
       <w:r>
         <w:rPr>
@@ -11336,7 +11102,6 @@
           <w:sz w:val="24"/>
           <w:szCs w:val="24"/>
         </w:rPr>
-        <w:t>】</w:t>
       </w:r>
     </w:p>
     <w:p>
@@ -11438,7 +11203,7 @@
             <w14:bevel/>
           </w14:textOutline>
         </w:rPr>
-        <w:t>收费发药</w:t>
+        <w:t>Thu phí / phát thuốc</w:t>
       </w:r>
     </w:p>
     <w:p>
@@ -11471,7 +11236,7 @@
             <w14:bevel/>
           </w14:textOutline>
         </w:rPr>
-        <w:t>1.</w:t>
+        <w:t>1. Bàn làm việc</w:t>
       </w:r>
       <w:r>
         <w:rPr>
@@ -11480,7 +11245,6 @@
           <w:sz w:val="24"/>
           <w:szCs w:val="24"/>
         </w:rPr>
-        <w:t xml:space="preserve">   </w:t>
       </w:r>
       <w:r>
         <w:rPr>
@@ -11496,7 +11260,6 @@
             <w14:bevel/>
           </w14:textOutline>
         </w:rPr>
-        <w:t>工作台</w:t>
       </w:r>
     </w:p>
     <w:p>
@@ -11523,7 +11286,7 @@
           <w:sz w:val="24"/>
           <w:szCs w:val="24"/>
         </w:rPr>
-        <w:t xml:space="preserve">&gt; </w:t>
+        <w:t>&gt; Giao diện chính bàn làm việc: Thuận tiện cho người dùng nhanh chóng tìm được bệnh nhân chưa xử lý.</w:t>
       </w:r>
       <w:r>
         <w:rPr>
@@ -11532,7 +11295,6 @@
           <w:sz w:val="24"/>
           <w:szCs w:val="24"/>
         </w:rPr>
-        <w:t>工作台主界面：方便用户快速查找到未处理的患者。</w:t>
       </w:r>
     </w:p>
     <w:p>
@@ -11597,7 +11359,7 @@
           <w:sz w:val="24"/>
           <w:szCs w:val="24"/>
         </w:rPr>
-        <w:t xml:space="preserve">&gt; </w:t>
+        <w:t>&gt; Ví dụ chờ khám: Người dùng 【nhấn】 vào mục khám bệnh trên mô-đun chờ khám, giao diện sẽ chuyển tới giao diện khám bệnh. Các việc chờ xử lý khác cũng vậy, nhấn vào sẽ chuyển tới giao diện tương ứng. Nhấn Bỏ qua thì có thể xóa thông tin chờ xử lý.</w:t>
       </w:r>
       <w:r>
         <w:rPr>
@@ -11607,7 +11369,6 @@
           <w:sz w:val="24"/>
           <w:szCs w:val="24"/>
         </w:rPr>
-        <w:t>例如待就诊</w:t>
       </w:r>
       <w:r>
         <w:rPr>
@@ -11616,7 +11377,6 @@
           <w:sz w:val="24"/>
           <w:szCs w:val="24"/>
         </w:rPr>
-        <w:t>：用户【点击】待就诊模块上的就诊，</w:t>
       </w:r>
       <w:r>
         <w:rPr>
@@ -11625,15 +11385,13 @@
           <w:sz w:val="24"/>
           <w:szCs w:val="24"/>
         </w:rPr>
-        <w:t>界面则跳转到就诊界面。</w:t>
-      </w:r>
-      <w:r>
-        <w:rPr>
-          <w:rFonts w:ascii="宋体" w:hAnsi="宋体" w:eastAsia="宋体" w:cs="宋体"/>
-          <w:sz w:val="24"/>
-          <w:szCs w:val="24"/>
-        </w:rPr>
-        <w:t xml:space="preserve"> 其他待处理事项一样，点击则跳转到与之相对应的界面。点击忽略则可以 </w:t>
+      </w:r>
+      <w:r>
+        <w:rPr>
+          <w:rFonts w:ascii="宋体" w:hAnsi="宋体" w:eastAsia="宋体" w:cs="宋体"/>
+          <w:sz w:val="24"/>
+          <w:szCs w:val="24"/>
+        </w:rPr>
       </w:r>
       <w:r>
         <w:rPr>
@@ -11642,7 +11400,6 @@
           <w:sz w:val="24"/>
           <w:szCs w:val="24"/>
         </w:rPr>
-        <w:t>清除待处理信息。</w:t>
       </w:r>
     </w:p>
     <w:p>
@@ -11832,7 +11589,7 @@
           <w:sz w:val="20"/>
           <w:szCs w:val="20"/>
         </w:rPr>
-        <w:t>【点击待就诊后跳转的界面</w:t>
+        <w:t>【Giao diện chuyển tới sau khi nhấn chờ khám】</w:t>
       </w:r>
       <w:r>
         <w:rPr>
@@ -11841,7 +11598,6 @@
           <w:sz w:val="24"/>
           <w:szCs w:val="24"/>
         </w:rPr>
-        <w:t>】</w:t>
       </w:r>
     </w:p>
     <w:p>
@@ -11889,7 +11645,7 @@
             <w14:bevel/>
           </w14:textOutline>
         </w:rPr>
-        <w:t>2.</w:t>
+        <w:t>2. Đặt lịch / xếp lịch trực</w:t>
       </w:r>
       <w:r>
         <w:rPr>
@@ -11898,7 +11654,6 @@
           <w:sz w:val="24"/>
           <w:szCs w:val="24"/>
         </w:rPr>
-        <w:t xml:space="preserve">   </w:t>
       </w:r>
       <w:r>
         <w:rPr>
@@ -11914,7 +11669,6 @@
             <w14:bevel/>
           </w14:textOutline>
         </w:rPr>
-        <w:t>预约排班</w:t>
       </w:r>
     </w:p>
     <w:p>
@@ -11940,7 +11694,7 @@
           <w:sz w:val="24"/>
           <w:szCs w:val="24"/>
         </w:rPr>
-        <w:t xml:space="preserve">&gt; </w:t>
+        <w:t>&gt; Tổng quan đặt lịch: Bệnh nhân đặt lịch, chọn khoảng thời gian, nhấn Thêm mới, thêm bệnh nhân, nhập thông tin bệnh nhân rồi nhấn Lưu.</w:t>
       </w:r>
       <w:r>
         <w:rPr>
@@ -11949,15 +11703,13 @@
           <w:sz w:val="24"/>
           <w:szCs w:val="24"/>
         </w:rPr>
-        <w:t>预约总览</w:t>
-      </w:r>
-      <w:r>
-        <w:rPr>
-          <w:rFonts w:ascii="宋体" w:hAnsi="宋体" w:eastAsia="宋体" w:cs="宋体"/>
-          <w:sz w:val="24"/>
-          <w:szCs w:val="24"/>
-        </w:rPr>
-        <w:t>：患者预约，选择时间段，点击新增，添加患者，输入患者信息</w:t>
+      </w:r>
+      <w:r>
+        <w:rPr>
+          <w:rFonts w:ascii="宋体" w:hAnsi="宋体" w:eastAsia="宋体" w:cs="宋体"/>
+          <w:sz w:val="24"/>
+          <w:szCs w:val="24"/>
+        </w:rPr>
       </w:r>
       <w:r>
         <w:rPr>
@@ -11966,7 +11718,6 @@
           <w:sz w:val="24"/>
           <w:szCs w:val="24"/>
         </w:rPr>
-        <w:t xml:space="preserve"> </w:t>
       </w:r>
       <w:r>
         <w:rPr>
@@ -11975,7 +11726,6 @@
           <w:sz w:val="24"/>
           <w:szCs w:val="24"/>
         </w:rPr>
-        <w:t>后，点击保存。</w:t>
       </w:r>
     </w:p>
     <w:p>
@@ -11996,7 +11746,7 @@
           <w:sz w:val="24"/>
           <w:szCs w:val="24"/>
         </w:rPr>
-        <w:t xml:space="preserve">&gt; </w:t>
+        <w:t>&gt; Chi tiết đặt lịch: Có thể xem các thông tin chi tiết như 【Thời gian đặt lịch】 và 【Trạng thái đặt lịch】 của bệnh nhân.</w:t>
       </w:r>
       <w:r>
         <w:rPr>
@@ -12006,7 +11756,6 @@
           <w:sz w:val="24"/>
           <w:szCs w:val="24"/>
         </w:rPr>
-        <w:t>预约明细</w:t>
       </w:r>
       <w:r>
         <w:rPr>
@@ -12015,7 +11764,6 @@
           <w:sz w:val="24"/>
           <w:szCs w:val="24"/>
         </w:rPr>
-        <w:t>：可查看患者的【预约时间】和【预约状态】</w:t>
       </w:r>
       <w:r>
         <w:rPr>
@@ -12024,7 +11772,6 @@
           <w:sz w:val="24"/>
           <w:szCs w:val="24"/>
         </w:rPr>
-        <w:t>等详细信息</w:t>
       </w:r>
     </w:p>
     <w:p>
@@ -12045,7 +11792,7 @@
           <w:sz w:val="24"/>
           <w:szCs w:val="24"/>
         </w:rPr>
-        <w:t xml:space="preserve">&gt; </w:t>
+        <w:t>&gt; Xếp lịch trực: Chọn bác sĩ để xếp lịch trực.</w:t>
       </w:r>
       <w:r>
         <w:rPr>
@@ -12055,7 +11802,6 @@
           <w:sz w:val="24"/>
           <w:szCs w:val="24"/>
         </w:rPr>
-        <w:t>排班</w:t>
       </w:r>
       <w:r>
         <w:rPr>
@@ -12064,7 +11810,6 @@
           <w:sz w:val="24"/>
           <w:szCs w:val="24"/>
         </w:rPr>
-        <w:t>：选择医生进行排班</w:t>
       </w:r>
     </w:p>
     <w:p>
@@ -12134,7 +11879,7 @@
           <w:sz w:val="20"/>
           <w:szCs w:val="20"/>
         </w:rPr>
-        <w:t>【预约总览界面】</w:t>
+        <w:t>【Giao diện tổng quan đặt lịch】</w:t>
       </w:r>
     </w:p>
     <w:p>
@@ -12256,7 +12001,7 @@
           <w:sz w:val="20"/>
           <w:szCs w:val="20"/>
         </w:rPr>
-        <w:t>【新增预约患者界面】</w:t>
+        <w:t>【Giao diện thêm bệnh nhân đặt lịch mới】</w:t>
       </w:r>
     </w:p>
     <w:p>
@@ -12320,7 +12065,7 @@
           <w:sz w:val="20"/>
           <w:szCs w:val="20"/>
         </w:rPr>
-        <w:t>【预约明细界面】</w:t>
+        <w:t>【Giao diện chi tiết đặt lịch】</w:t>
       </w:r>
     </w:p>
     <w:p>
@@ -12384,7 +12129,7 @@
           <w:sz w:val="20"/>
           <w:szCs w:val="20"/>
         </w:rPr>
-        <w:t>【排版界面】</w:t>
+        <w:t>【Giao diện xếp lịch trực】</w:t>
       </w:r>
     </w:p>
     <w:p>
@@ -12460,7 +12205,7 @@
             <w14:bevel/>
           </w14:textOutline>
         </w:rPr>
-        <w:t>3.</w:t>
+        <w:t>3. Tiến độ khám bệnh</w:t>
       </w:r>
       <w:r>
         <w:rPr>
@@ -12469,7 +12214,6 @@
           <w:sz w:val="24"/>
           <w:szCs w:val="24"/>
         </w:rPr>
-        <w:t xml:space="preserve">   </w:t>
       </w:r>
       <w:r>
         <w:rPr>
@@ -12485,7 +12229,6 @@
             <w14:bevel/>
           </w14:textOutline>
         </w:rPr>
-        <w:t>就诊进度</w:t>
       </w:r>
     </w:p>
     <w:p>
@@ -12512,7 +12255,7 @@
           <w:sz w:val="24"/>
           <w:szCs w:val="24"/>
         </w:rPr>
-        <w:t xml:space="preserve">&gt; </w:t>
+        <w:t>&gt; Vào giao diện chính tiến độ khám bệnh: Người dùng tra cứu tiến độ khám bệnh của bệnh nhân theo thời gian tra cứu, tên bệnh nhân, số điện thoại, chứng minh nhân dân, trạng thái khám bệnh.</w:t>
       </w:r>
       <w:r>
         <w:rPr>
@@ -12521,7 +12264,6 @@
           <w:sz w:val="24"/>
           <w:szCs w:val="24"/>
         </w:rPr>
-        <w:t>进入就诊进度主界面：用户通过查询时间，患者的姓名，手机号，身份证，</w:t>
       </w:r>
       <w:r>
         <w:rPr>
@@ -12530,7 +12272,6 @@
           <w:sz w:val="24"/>
           <w:szCs w:val="24"/>
         </w:rPr>
-        <w:t xml:space="preserve"> </w:t>
       </w:r>
       <w:r>
         <w:rPr>
@@ -12539,7 +12280,6 @@
           <w:sz w:val="24"/>
           <w:szCs w:val="24"/>
         </w:rPr>
-        <w:t>就诊状态来检索患者就诊进度。</w:t>
       </w:r>
     </w:p>
     <w:p>
@@ -12625,7 +12365,7 @@
             <w14:bevel/>
           </w14:textOutline>
         </w:rPr>
-        <w:t>4.</w:t>
+        <w:t>4. Mẫu bệnh án</w:t>
       </w:r>
       <w:r>
         <w:rPr>
@@ -12634,7 +12374,6 @@
           <w:sz w:val="24"/>
           <w:szCs w:val="24"/>
         </w:rPr>
-        <w:t xml:space="preserve">   </w:t>
       </w:r>
       <w:r>
         <w:rPr>
@@ -12650,7 +12389,6 @@
             <w14:bevel/>
           </w14:textOutline>
         </w:rPr>
-        <w:t>病历模板</w:t>
       </w:r>
     </w:p>
     <w:p>
@@ -12677,7 +12415,7 @@
           <w:sz w:val="24"/>
           <w:szCs w:val="24"/>
         </w:rPr>
-        <w:t xml:space="preserve">&gt; </w:t>
+        <w:t>&gt; Nhấn Thêm mới, chọn 【Loại bệnh án】 và 【Loại mẫu】, nhập thông tin mẫu mới rồi nhấn Lưu là xong.</w:t>
       </w:r>
       <w:r>
         <w:rPr>
@@ -12686,7 +12424,6 @@
           <w:sz w:val="24"/>
           <w:szCs w:val="24"/>
         </w:rPr>
-        <w:t>点击新增，选择【病历类型】和【模板类型】，输入新增模板信息，点击</w:t>
       </w:r>
       <w:r>
         <w:rPr>
@@ -12695,7 +12432,6 @@
           <w:sz w:val="24"/>
           <w:szCs w:val="24"/>
         </w:rPr>
-        <w:t xml:space="preserve"> </w:t>
       </w:r>
       <w:r>
         <w:rPr>
@@ -12704,7 +12440,6 @@
           <w:sz w:val="24"/>
           <w:szCs w:val="24"/>
         </w:rPr>
-        <w:t>保存即可</w:t>
       </w:r>
     </w:p>
     <w:p>
@@ -12725,7 +12460,7 @@
           <w:sz w:val="24"/>
           <w:szCs w:val="24"/>
         </w:rPr>
-        <w:t xml:space="preserve">&gt; </w:t>
+        <w:t>&gt; Loại mẫu gồm: dùng chung, cá nhân.</w:t>
       </w:r>
       <w:r>
         <w:rPr>
@@ -12734,7 +12469,6 @@
           <w:sz w:val="24"/>
           <w:szCs w:val="24"/>
         </w:rPr>
-        <w:t>模板类型分为：通用、个人。</w:t>
       </w:r>
     </w:p>
     <w:p>
@@ -12755,7 +12489,7 @@
           <w:sz w:val="24"/>
           <w:szCs w:val="24"/>
         </w:rPr>
-        <w:t xml:space="preserve">&gt; </w:t>
+        <w:t>&gt; Loại bệnh án gồm: bệnh án Tây y, bệnh án Đông y.</w:t>
       </w:r>
       <w:r>
         <w:rPr>
@@ -12764,7 +12498,6 @@
           <w:sz w:val="24"/>
           <w:szCs w:val="24"/>
         </w:rPr>
-        <w:t>病历类型分为：西医病历、中医病历。</w:t>
       </w:r>
     </w:p>
     <w:p>
@@ -12828,7 +12561,7 @@
           <w:sz w:val="20"/>
           <w:szCs w:val="20"/>
         </w:rPr>
-        <w:t>【新增模板】</w:t>
+        <w:t>【Thêm mẫu mới】</w:t>
       </w:r>
     </w:p>
     <w:p>
@@ -12864,7 +12597,7 @@
             <w14:bevel/>
           </w14:textOutline>
         </w:rPr>
-        <w:t>收费发药</w:t>
+        <w:t>Thu phí / phát thuốc</w:t>
       </w:r>
     </w:p>
     <w:p>
@@ -12928,7 +12661,7 @@
             <w14:bevel/>
           </w14:textOutline>
         </w:rPr>
-        <w:t>1.</w:t>
+        <w:t>1. Quản lý thu phí</w:t>
       </w:r>
       <w:r>
         <w:rPr>
@@ -12937,7 +12670,6 @@
           <w:sz w:val="24"/>
           <w:szCs w:val="24"/>
         </w:rPr>
-        <w:t xml:space="preserve">     </w:t>
       </w:r>
       <w:r>
         <w:rPr>
@@ -12953,7 +12685,6 @@
             <w14:bevel/>
           </w14:textOutline>
         </w:rPr>
-        <w:t>收费管理</w:t>
       </w:r>
     </w:p>
     <w:p>
@@ -12980,7 +12711,7 @@
           <w:sz w:val="24"/>
           <w:szCs w:val="24"/>
         </w:rPr>
-        <w:t xml:space="preserve">&gt; </w:t>
+        <w:t>&gt; Giao diện này hiển thị thông tin 【Bệnh nhân chờ thu phí】, 【Đã thu phí】 và 【Đã hoàn phí】.</w:t>
       </w:r>
       <w:r>
         <w:rPr>
@@ -12989,7 +12720,6 @@
           <w:sz w:val="24"/>
           <w:szCs w:val="24"/>
         </w:rPr>
-        <w:t>此界面展示的是【患者待收费】、【已收费】和【已退费】的信息。</w:t>
       </w:r>
     </w:p>
     <w:p>
@@ -13010,7 +12740,7 @@
           <w:sz w:val="24"/>
           <w:szCs w:val="24"/>
         </w:rPr>
-        <w:t xml:space="preserve">&gt; </w:t>
+        <w:t>&gt; Có thể tra cứu thông tin chi phí của bệnh nhân liên quan theo tên bệnh nhân hoặc số thẻ phòng khám.</w:t>
       </w:r>
       <w:r>
         <w:rPr>
@@ -13019,7 +12749,6 @@
           <w:sz w:val="24"/>
           <w:szCs w:val="24"/>
         </w:rPr>
-        <w:t>可根据患者姓名可诊所卡号，查询相关患者费用信息。</w:t>
       </w:r>
     </w:p>
     <w:p>
@@ -13040,7 +12769,7 @@
           <w:sz w:val="24"/>
           <w:szCs w:val="24"/>
         </w:rPr>
-        <w:t xml:space="preserve">&gt; </w:t>
+        <w:t>&gt; Chọn mô-đun 【Chờ thu phí】, chọn bệnh nhân cần thu phí, đối chiếu thông tin cần thu phí, nhấn nút 【Thu phí】; hỗ trợ thu phí chiết khấu, hệ thống tự động tính số tiền sau chiết khấu; chọn 【Phương thức thanh toán】 (tiền mặt, Alipay, WeChat, thẻ ngân hàng) để hoàn thành thao tác thu phí.</w:t>
       </w:r>
       <w:r>
         <w:rPr>
@@ -13049,7 +12778,6 @@
           <w:sz w:val="24"/>
           <w:szCs w:val="24"/>
         </w:rPr>
-        <w:t>选择【待收费】模块，选择需要收费的患者，核对需要收费的信息，点击</w:t>
       </w:r>
       <w:r>
         <w:rPr>
@@ -13058,7 +12786,6 @@
           <w:sz w:val="24"/>
           <w:szCs w:val="24"/>
         </w:rPr>
-        <w:t xml:space="preserve">  </w:t>
       </w:r>
       <w:r>
         <w:rPr>
@@ -13067,7 +12794,6 @@
           <w:sz w:val="24"/>
           <w:szCs w:val="24"/>
         </w:rPr>
-        <w:t>【收费】按钮，支持折扣收费系统自动计算折扣后金额，选择【支付方式】</w:t>
       </w:r>
       <w:r>
         <w:rPr>
@@ -13076,7 +12802,6 @@
           <w:sz w:val="24"/>
           <w:szCs w:val="24"/>
         </w:rPr>
-        <w:t xml:space="preserve"> </w:t>
       </w:r>
       <w:r>
         <w:rPr>
@@ -13085,7 +12810,6 @@
           <w:sz w:val="24"/>
           <w:szCs w:val="24"/>
         </w:rPr>
-        <w:t>（现金、支付宝、微信、银行卡）完成收费操作。</w:t>
       </w:r>
     </w:p>
     <w:p>
@@ -13106,7 +12830,7 @@
           <w:sz w:val="24"/>
           <w:szCs w:val="24"/>
         </w:rPr>
-        <w:t xml:space="preserve">&gt; </w:t>
+        <w:t>&gt; Sau khi hoàn thành thu phí, có thể xem chi tiết thông tin đã thu phí của bệnh nhân trong mô-đun đã thu phí và hỗ trợ 【In hóa đơn thu phí】. Cũng có thể 【hoàn phí】 cho các hạng mục chưa thực hiện.</w:t>
       </w:r>
       <w:r>
         <w:rPr>
@@ -13115,7 +12839,6 @@
           <w:sz w:val="24"/>
           <w:szCs w:val="24"/>
         </w:rPr>
-        <w:t>完成收费后可在已收费模块中，查看患者已收费的信息详情并支持【打印</w:t>
       </w:r>
       <w:r>
         <w:rPr>
@@ -13124,7 +12847,6 @@
           <w:sz w:val="24"/>
           <w:szCs w:val="24"/>
         </w:rPr>
-        <w:t xml:space="preserve"> </w:t>
       </w:r>
       <w:r>
         <w:rPr>
@@ -13133,7 +12855,6 @@
           <w:sz w:val="24"/>
           <w:szCs w:val="24"/>
         </w:rPr>
-        <w:t>收费发票】。也可以对未进行的项目进行【退费】。</w:t>
       </w:r>
     </w:p>
     <w:p>
@@ -13197,7 +12918,7 @@
           <w:sz w:val="24"/>
           <w:szCs w:val="24"/>
         </w:rPr>
-        <w:t>【</w:t>
+        <w:t>【Chờ thu phí】</w:t>
       </w:r>
       <w:r>
         <w:rPr>
@@ -13206,7 +12927,6 @@
           <w:sz w:val="20"/>
           <w:szCs w:val="20"/>
         </w:rPr>
-        <w:t>待收费</w:t>
       </w:r>
       <w:r>
         <w:rPr>
@@ -13215,7 +12935,6 @@
           <w:sz w:val="24"/>
           <w:szCs w:val="24"/>
         </w:rPr>
-        <w:t>】</w:t>
       </w:r>
     </w:p>
     <w:p>
@@ -13279,7 +12998,7 @@
           <w:sz w:val="20"/>
           <w:szCs w:val="20"/>
         </w:rPr>
-        <w:t>【收费界面】</w:t>
+        <w:t>【Giao diện thu phí】</w:t>
       </w:r>
     </w:p>
     <w:p>
@@ -13401,7 +13120,7 @@
           <w:sz w:val="20"/>
           <w:szCs w:val="20"/>
         </w:rPr>
-        <w:t>【收费打印】</w:t>
+        <w:t>【In thu phí】</w:t>
       </w:r>
     </w:p>
     <w:p>
@@ -13443,7 +13162,7 @@
             <w14:bevel/>
           </w14:textOutline>
         </w:rPr>
-        <w:t>2.</w:t>
+        <w:t>2. Nhà thuốc phát thuốc</w:t>
       </w:r>
       <w:r>
         <w:rPr>
@@ -13452,7 +13171,6 @@
           <w:sz w:val="24"/>
           <w:szCs w:val="24"/>
         </w:rPr>
-        <w:t xml:space="preserve">     </w:t>
       </w:r>
       <w:r>
         <w:rPr>
@@ -13468,7 +13186,6 @@
             <w14:bevel/>
           </w14:textOutline>
         </w:rPr>
-        <w:t>药房发药</w:t>
       </w:r>
     </w:p>
     <w:p>
@@ -13495,7 +13212,7 @@
           <w:sz w:val="24"/>
           <w:szCs w:val="24"/>
         </w:rPr>
-        <w:t xml:space="preserve">&gt; </w:t>
+        <w:t>&gt; Giao diện này hiển thị chi tiết bệnh nhân 【Chờ phát thuốc】, 【Đã phát thuốc】 và 【Đã trả thuốc】.</w:t>
       </w:r>
       <w:r>
         <w:rPr>
@@ -13504,7 +13221,6 @@
           <w:sz w:val="24"/>
           <w:szCs w:val="24"/>
         </w:rPr>
-        <w:t>此界面展示的是【待发药】、【已发药】和【已退药】的患者详情。</w:t>
       </w:r>
     </w:p>
     <w:p>
@@ -13525,7 +13241,7 @@
           <w:sz w:val="24"/>
           <w:szCs w:val="24"/>
         </w:rPr>
-        <w:t xml:space="preserve">&gt; </w:t>
+        <w:t>&gt; Chọn bệnh nhân tương ứng, xem thuốc cần phát, nhấn nút 【Phát thuốc theo đơn này】 để hoàn thành phát thuốc.</w:t>
       </w:r>
       <w:r>
         <w:rPr>
@@ -13534,7 +13250,6 @@
           <w:sz w:val="24"/>
           <w:szCs w:val="24"/>
         </w:rPr>
-        <w:t>选择对应的患者，查看需要发出的药品，点击【本处方发药】按钮完成发</w:t>
       </w:r>
       <w:r>
         <w:rPr>
@@ -13543,7 +13258,6 @@
           <w:sz w:val="24"/>
           <w:szCs w:val="24"/>
         </w:rPr>
-        <w:t xml:space="preserve"> </w:t>
       </w:r>
       <w:r>
         <w:rPr>
@@ -13552,7 +13266,6 @@
           <w:sz w:val="24"/>
           <w:szCs w:val="24"/>
         </w:rPr>
-        <w:t>药。</w:t>
       </w:r>
     </w:p>
     <w:p>
@@ -13573,7 +13286,7 @@
           <w:sz w:val="24"/>
           <w:szCs w:val="24"/>
         </w:rPr>
-        <w:t xml:space="preserve">&gt; </w:t>
+        <w:t>&gt; Chọn bệnh nhân, xem thuốc đã phát, có thể 【trả thuốc】, 【in đơn thuốc đã ký】 đối với thuốc đã phát. Chọn nội dung đã phát thuốc, có thể xem thông tin phát thuốc của bệnh nhân và hỗ trợ 【in đơn thuốc đã ký】.</w:t>
       </w:r>
       <w:r>
         <w:rPr>
@@ -13582,7 +13295,6 @@
           <w:sz w:val="24"/>
           <w:szCs w:val="24"/>
         </w:rPr>
-        <w:t>选择患者，查看已发药品，可对已发出的药品进行【退药】，【打印处方签】。</w:t>
       </w:r>
       <w:r>
         <w:rPr>
@@ -13591,7 +13303,6 @@
           <w:sz w:val="24"/>
           <w:szCs w:val="24"/>
         </w:rPr>
-        <w:t xml:space="preserve"> </w:t>
       </w:r>
       <w:r>
         <w:rPr>
@@ -13600,7 +13311,6 @@
           <w:sz w:val="24"/>
           <w:szCs w:val="24"/>
         </w:rPr>
-        <w:t>选择已发药内容，可查看患者发药信息并支持【打印处方签】。</w:t>
       </w:r>
     </w:p>
     <w:p>
@@ -13664,7 +13374,7 @@
           <w:sz w:val="20"/>
           <w:szCs w:val="20"/>
         </w:rPr>
-        <w:t>【待发药界面】</w:t>
+        <w:t>【Giao diện chờ phát thuốc】</w:t>
       </w:r>
     </w:p>
     <w:p>
@@ -13798,7 +13508,7 @@
           <w:sz w:val="20"/>
           <w:szCs w:val="20"/>
         </w:rPr>
-        <w:t>【已发药界面】</w:t>
+        <w:t>【Giao diện đã phát thuốc】</w:t>
       </w:r>
     </w:p>
     <w:p>
@@ -13862,7 +13572,7 @@
           <w:sz w:val="20"/>
           <w:szCs w:val="20"/>
         </w:rPr>
-        <w:t>【已退药界面】</w:t>
+        <w:t>【Giao diện đã trả thuốc】</w:t>
       </w:r>
     </w:p>
     <w:p>
@@ -13922,7 +13632,7 @@
             <w14:bevel/>
           </w14:textOutline>
         </w:rPr>
-        <w:t>3.</w:t>
+        <w:t>3. Thu phí bán lẻ</w:t>
       </w:r>
       <w:r>
         <w:rPr>
@@ -13931,7 +13641,6 @@
           <w:sz w:val="24"/>
           <w:szCs w:val="24"/>
         </w:rPr>
-        <w:t xml:space="preserve">     </w:t>
       </w:r>
       <w:r>
         <w:rPr>
@@ -13947,7 +13656,6 @@
             <w14:bevel/>
           </w14:textOutline>
         </w:rPr>
-        <w:t>零售收费</w:t>
       </w:r>
     </w:p>
     <w:p>
@@ -13974,7 +13682,7 @@
           <w:sz w:val="24"/>
           <w:szCs w:val="24"/>
         </w:rPr>
-        <w:t xml:space="preserve">&gt; </w:t>
+        <w:t>&gt; Người dùng có thể trực tiếp bán 【thuốc】 và 【vật tư】 cho bệnh nhân tại mục thu phí bán lẻ.</w:t>
       </w:r>
       <w:r>
         <w:rPr>
@@ -13983,7 +13691,6 @@
           <w:sz w:val="24"/>
           <w:szCs w:val="24"/>
         </w:rPr>
-        <w:t>用户可直接在零售收费处，向病人出售【</w:t>
       </w:r>
       <w:r>
         <w:rPr>
@@ -13992,7 +13699,6 @@
           <w:sz w:val="24"/>
           <w:szCs w:val="24"/>
         </w:rPr>
-        <w:t>药品】和【材料】</w:t>
       </w:r>
     </w:p>
     <w:p>
@@ -14013,7 +13719,7 @@
           <w:sz w:val="24"/>
           <w:szCs w:val="24"/>
         </w:rPr>
-        <w:t xml:space="preserve">&gt; </w:t>
+        <w:t>&gt; Chọn bệnh nhân; ngày sinh, tuổi và các thông tin khác sẽ do hệ thống tự động lấy; sau đó chọn thuốc hoặc vật tư, nhập số lượng rồi nhấn 【Thu phí】 là xong.</w:t>
       </w:r>
       <w:r>
         <w:rPr>
@@ -14022,7 +13728,6 @@
           <w:sz w:val="24"/>
           <w:szCs w:val="24"/>
         </w:rPr>
-        <w:t>选择患者，出生日期，年龄等信息则系统自动获取，然后选择药品或材料，</w:t>
       </w:r>
       <w:r>
         <w:rPr>
@@ -14031,7 +13736,6 @@
           <w:sz w:val="24"/>
           <w:szCs w:val="24"/>
         </w:rPr>
-        <w:t xml:space="preserve"> </w:t>
       </w:r>
       <w:r>
         <w:rPr>
@@ -14040,7 +13744,6 @@
           <w:sz w:val="24"/>
           <w:szCs w:val="24"/>
         </w:rPr>
-        <w:t>输入数量后，点击【收费】即可。</w:t>
       </w:r>
     </w:p>
     <w:p>
@@ -14174,7 +13877,7 @@
           <w:sz w:val="20"/>
           <w:szCs w:val="20"/>
         </w:rPr>
-        <w:t>【零售药品界面】</w:t>
+        <w:t>【Giao diện thuốc bán lẻ】</w:t>
       </w:r>
     </w:p>
     <w:p>
@@ -14238,7 +13941,7 @@
           <w:sz w:val="20"/>
           <w:szCs w:val="20"/>
         </w:rPr>
-        <w:t>【零售材料界面】</w:t>
+        <w:t>【Giao diện vật tư bán lẻ】</w:t>
       </w:r>
     </w:p>
     <w:p>
@@ -14302,7 +14005,7 @@
           <w:sz w:val="20"/>
           <w:szCs w:val="20"/>
         </w:rPr>
-        <w:t>【收费】</w:t>
+        <w:t>【Thu phí】</w:t>
       </w:r>
     </w:p>
     <w:p>
@@ -14367,7 +14070,7 @@
             <w14:bevel/>
           </w14:textOutline>
         </w:rPr>
-        <w:t>治疗</w:t>
+        <w:t>Điều trị</w:t>
       </w:r>
     </w:p>
     <w:p>
@@ -14406,7 +14109,7 @@
             <w14:bevel/>
           </w14:textOutline>
         </w:rPr>
-        <w:t>1.</w:t>
+        <w:t>1. Quản lý điều trị</w:t>
       </w:r>
       <w:r>
         <w:rPr>
@@ -14415,7 +14118,6 @@
           <w:sz w:val="24"/>
           <w:szCs w:val="24"/>
         </w:rPr>
-        <w:t xml:space="preserve">   </w:t>
       </w:r>
       <w:r>
         <w:rPr>
@@ -14431,7 +14133,6 @@
             <w14:bevel/>
           </w14:textOutline>
         </w:rPr>
-        <w:t>治疗管理</w:t>
       </w:r>
     </w:p>
     <w:p>
@@ -14458,7 +14159,7 @@
           <w:sz w:val="24"/>
           <w:szCs w:val="24"/>
         </w:rPr>
-        <w:t xml:space="preserve">&gt; </w:t>
+        <w:t>&gt; Quản lý điều trị: Người dùng có thể 【thực hiện y lệnh cho bệnh nhân】 trong chức năng này.</w:t>
       </w:r>
       <w:r>
         <w:rPr>
@@ -14467,7 +14168,6 @@
           <w:sz w:val="24"/>
           <w:szCs w:val="24"/>
         </w:rPr>
-        <w:t>治疗管理，用户可在此功能下为【患者执行医嘱】。</w:t>
       </w:r>
     </w:p>
     <w:p>
@@ -14488,7 +14188,7 @@
           <w:sz w:val="24"/>
           <w:szCs w:val="24"/>
         </w:rPr>
-        <w:t xml:space="preserve">&gt; </w:t>
+        <w:t>&gt; Chờ hoàn thành: Người dùng chọn bệnh nhân cần thực hiện, nhấn nút 【Chờ thực hiện】, chọn tiến độ thực hiện rồi nhấn Lưu là xong.</w:t>
       </w:r>
       <w:r>
         <w:rPr>
@@ -14497,7 +14197,6 @@
           <w:sz w:val="24"/>
           <w:szCs w:val="24"/>
         </w:rPr>
-        <w:t>待完成：用户选择需执行的患者，点击【待执行】按钮，选择执行进度</w:t>
       </w:r>
       <w:r>
         <w:rPr>
@@ -14506,7 +14205,6 @@
           <w:sz w:val="24"/>
           <w:szCs w:val="24"/>
         </w:rPr>
-        <w:t xml:space="preserve"> </w:t>
       </w:r>
       <w:r>
         <w:rPr>
@@ -14515,7 +14213,6 @@
           <w:sz w:val="24"/>
           <w:szCs w:val="24"/>
         </w:rPr>
-        <w:t>后，点击保存即可。</w:t>
       </w:r>
     </w:p>
     <w:p>
@@ -14536,7 +14233,7 @@
           <w:sz w:val="24"/>
           <w:szCs w:val="24"/>
         </w:rPr>
-        <w:t xml:space="preserve">&gt; </w:t>
+        <w:t>&gt; Đã hoàn thành: Người dùng chọn bệnh nhân, nhấn nút đã hoàn thành, có thể xem và 【hủy】 bản ghi thực hiện của bệnh nhân này.</w:t>
       </w:r>
       <w:r>
         <w:rPr>
@@ -14545,7 +14242,6 @@
           <w:sz w:val="24"/>
           <w:szCs w:val="24"/>
         </w:rPr>
-        <w:t>已完成：用户选择患者，点击已完成按钮，可查看并【撤销】此患者的</w:t>
       </w:r>
       <w:r>
         <w:rPr>
@@ -14554,7 +14250,6 @@
           <w:sz w:val="24"/>
           <w:szCs w:val="24"/>
         </w:rPr>
-        <w:t xml:space="preserve"> </w:t>
       </w:r>
       <w:r>
         <w:rPr>
@@ -14563,7 +14258,6 @@
           <w:sz w:val="24"/>
           <w:szCs w:val="24"/>
         </w:rPr>
-        <w:t>执行记录。</w:t>
       </w:r>
     </w:p>
     <w:p>
@@ -14633,7 +14327,7 @@
           <w:sz w:val="20"/>
           <w:szCs w:val="20"/>
         </w:rPr>
-        <w:t>【待完成界面】</w:t>
+        <w:t>【Giao diện chờ hoàn thành】</w:t>
       </w:r>
     </w:p>
     <w:p>
@@ -14703,7 +14397,7 @@
           <w:sz w:val="20"/>
           <w:szCs w:val="20"/>
         </w:rPr>
-        <w:t>【已完成界面】</w:t>
+        <w:t>【Giao diện đã hoàn thành】</w:t>
       </w:r>
     </w:p>
     <w:p>
@@ -14773,7 +14467,7 @@
             <w14:bevel/>
           </w14:textOutline>
         </w:rPr>
-        <w:t>2.</w:t>
+        <w:t>2. Thực hiện truyền dịch</w:t>
       </w:r>
       <w:r>
         <w:rPr>
@@ -14782,7 +14476,6 @@
           <w:sz w:val="24"/>
           <w:szCs w:val="24"/>
         </w:rPr>
-        <w:t xml:space="preserve">   </w:t>
       </w:r>
       <w:r>
         <w:rPr>
@@ -14798,7 +14491,6 @@
             <w14:bevel/>
           </w14:textOutline>
         </w:rPr>
-        <w:t>输液执行</w:t>
       </w:r>
     </w:p>
     <w:p>
@@ -14825,7 +14517,7 @@
           <w:sz w:val="24"/>
           <w:szCs w:val="24"/>
         </w:rPr>
-        <w:t xml:space="preserve">&gt; </w:t>
+        <w:t>&gt; Thực hiện truyền dịch: Người dùng có thể thực hiện 【y lệnh truyền dịch cho bệnh nhân】 trong chức năng này. Truyền dịch thực hiện trong ngày cũng có thể 【hủy】 trong mục đã hoàn thành.</w:t>
       </w:r>
       <w:r>
         <w:rPr>
@@ -14834,7 +14526,6 @@
           <w:sz w:val="24"/>
           <w:szCs w:val="24"/>
         </w:rPr>
-        <w:t>输液执行，用户可在此功能下为患者执行【输液医嘱】。当天执行的输</w:t>
       </w:r>
       <w:r>
         <w:rPr>
@@ -14843,7 +14534,6 @@
           <w:sz w:val="24"/>
           <w:szCs w:val="24"/>
         </w:rPr>
-        <w:t xml:space="preserve"> </w:t>
       </w:r>
       <w:r>
         <w:rPr>
@@ -14852,7 +14542,6 @@
           <w:sz w:val="24"/>
           <w:szCs w:val="24"/>
         </w:rPr>
-        <w:t>液也能在已完成中进行【撤销】</w:t>
       </w:r>
     </w:p>
     <w:p>
@@ -14916,7 +14605,7 @@
           <w:sz w:val="20"/>
           <w:szCs w:val="20"/>
         </w:rPr>
-        <w:t>【待完成界面】</w:t>
+        <w:t>【Giao diện chờ hoàn thành】</w:t>
       </w:r>
     </w:p>
     <w:p>
@@ -15030,7 +14719,7 @@
           <w:sz w:val="20"/>
           <w:szCs w:val="20"/>
         </w:rPr>
-        <w:t>【已完成界面】</w:t>
+        <w:t>【Giao diện đã hoàn thành】</w:t>
       </w:r>
     </w:p>
     <w:p>
@@ -15088,7 +14777,7 @@
             <w14:bevel/>
           </w14:textOutline>
         </w:rPr>
-        <w:t>3.</w:t>
+        <w:t>3. Xét nghiệm / kiểm tra</w:t>
       </w:r>
       <w:r>
         <w:rPr>
@@ -15097,7 +14786,6 @@
           <w:sz w:val="24"/>
           <w:szCs w:val="24"/>
         </w:rPr>
-        <w:t xml:space="preserve">   </w:t>
       </w:r>
       <w:r>
         <w:rPr>
@@ -15113,7 +14801,6 @@
             <w14:bevel/>
           </w14:textOutline>
         </w:rPr>
-        <w:t>检验检查</w:t>
       </w:r>
     </w:p>
     <w:p>
@@ -15140,7 +14827,7 @@
           <w:sz w:val="24"/>
           <w:szCs w:val="24"/>
         </w:rPr>
-        <w:t xml:space="preserve">&gt; </w:t>
+        <w:t>&gt; Người dùng có thể tra cứu báo cáo cần điền theo 【thời gian lập phiếu】, tên bệnh nhân, bác sĩ lập phiếu, trạng thái; trạng thái gồm: chờ điền và đã điền.</w:t>
       </w:r>
       <w:r>
         <w:rPr>
@@ -15149,7 +14836,6 @@
           <w:sz w:val="24"/>
           <w:szCs w:val="24"/>
         </w:rPr>
-        <w:t>用户可根据【开单时间】，患者姓名，开单医生，状态来查询需要填写</w:t>
       </w:r>
       <w:r>
         <w:rPr>
@@ -15158,7 +14844,6 @@
           <w:sz w:val="24"/>
           <w:szCs w:val="24"/>
         </w:rPr>
-        <w:t xml:space="preserve"> </w:t>
       </w:r>
       <w:r>
         <w:rPr>
@@ -15167,7 +14852,6 @@
           <w:sz w:val="24"/>
           <w:szCs w:val="24"/>
         </w:rPr>
-        <w:t>的报告，状态分为：待填写和已填写。</w:t>
       </w:r>
     </w:p>
     <w:p>
@@ -15188,7 +14872,7 @@
           <w:sz w:val="24"/>
           <w:szCs w:val="24"/>
         </w:rPr>
-        <w:t xml:space="preserve">&gt; </w:t>
+        <w:t>&gt; Chờ điền: Chọn bệnh nhân, nhấn 【Điền báo cáo】, hệ thống sẽ bật 【hộp thoại báo cáo xét nghiệm】; nhập kết quả kiểm tra của bệnh nhân rồi nhấn 【Lưu】 là xong; nhấn 【Tải lên】 để tải lên báo cáo xét nghiệm.</w:t>
       </w:r>
       <w:r>
         <w:rPr>
@@ -15197,7 +14881,6 @@
           <w:sz w:val="24"/>
           <w:szCs w:val="24"/>
         </w:rPr>
-        <w:t>待填写：选择患者，点击【填写报告】，系统则弹出【检验报告对话框】，</w:t>
       </w:r>
       <w:r>
         <w:rPr>
@@ -15206,7 +14889,6 @@
           <w:sz w:val="24"/>
           <w:szCs w:val="24"/>
         </w:rPr>
-        <w:t xml:space="preserve"> </w:t>
       </w:r>
       <w:r>
         <w:rPr>
@@ -15215,7 +14897,6 @@
           <w:sz w:val="24"/>
           <w:szCs w:val="24"/>
         </w:rPr>
-        <w:t>输入患者检查结果后点击【保存】即可，点击【上传】可上传检验报告。</w:t>
       </w:r>
     </w:p>
     <w:p>
@@ -15236,7 +14917,7 @@
           <w:sz w:val="24"/>
           <w:szCs w:val="24"/>
         </w:rPr>
-        <w:t xml:space="preserve">&gt; </w:t>
+        <w:t>&gt; Đã điền: Người dùng nhấn 【Xem chi tiết】, hộp thoại báo cáo xét nghiệm bật lên, nhấn 【Chỉnh sửa】 để sửa báo cáo đã hoàn thành.</w:t>
       </w:r>
       <w:r>
         <w:rPr>
@@ -15245,7 +14926,6 @@
           <w:sz w:val="24"/>
           <w:szCs w:val="24"/>
         </w:rPr>
-        <w:t>已填写：用户点击【查看详情】，弹出检验报告对话框，点击【编辑】，</w:t>
       </w:r>
       <w:r>
         <w:rPr>
@@ -15254,7 +14934,6 @@
           <w:sz w:val="24"/>
           <w:szCs w:val="24"/>
         </w:rPr>
-        <w:t xml:space="preserve"> </w:t>
       </w:r>
       <w:r>
         <w:rPr>
@@ -15263,7 +14942,6 @@
           <w:sz w:val="24"/>
           <w:szCs w:val="24"/>
         </w:rPr>
-        <w:t>可修改已完成的报告。</w:t>
       </w:r>
     </w:p>
     <w:p>
@@ -15377,7 +15055,7 @@
           <w:sz w:val="20"/>
           <w:szCs w:val="20"/>
         </w:rPr>
-        <w:t>【待填写界面】</w:t>
+        <w:t>【Giao diện chờ điền】</w:t>
       </w:r>
     </w:p>
     <w:p>
@@ -15561,7 +15239,7 @@
           <w:sz w:val="20"/>
           <w:szCs w:val="20"/>
         </w:rPr>
-        <w:t>【已填写】</w:t>
+        <w:t>【Đã điền】</w:t>
       </w:r>
     </w:p>
     <w:p>
@@ -15615,7 +15293,7 @@
             <w14:bevel/>
           </w14:textOutline>
         </w:rPr>
-        <w:t>4.</w:t>
+        <w:t>4. Test da (thử phản ứng da)</w:t>
       </w:r>
       <w:r>
         <w:rPr>
@@ -15624,7 +15302,6 @@
           <w:sz w:val="24"/>
           <w:szCs w:val="24"/>
         </w:rPr>
-        <w:t xml:space="preserve">   </w:t>
       </w:r>
       <w:r>
         <w:rPr>
@@ -15640,7 +15317,6 @@
             <w14:bevel/>
           </w14:textOutline>
         </w:rPr>
-        <w:t>皮试</w:t>
       </w:r>
     </w:p>
     <w:p>
@@ -15667,7 +15343,7 @@
           <w:sz w:val="24"/>
           <w:szCs w:val="24"/>
         </w:rPr>
-        <w:t xml:space="preserve">&gt; </w:t>
+        <w:t>&gt; Người dùng nhập tên bệnh nhân test da, hoặc chọn thời gian tra cứu, trạng thái thực hiện. Có thể tra cứu thông tin bệnh nhân đã test da hoặc chưa test da trong khoảng thời gian đã chọn. Cũng có thể tra cứu bệnh nhân test da theo bác sĩ lập phiếu.</w:t>
       </w:r>
       <w:r>
         <w:rPr>
@@ -15676,7 +15352,6 @@
           <w:sz w:val="24"/>
           <w:szCs w:val="24"/>
         </w:rPr>
-        <w:t>用户输入皮试患者姓名，或者选择查询时间，执行状态。可查询选择时</w:t>
       </w:r>
       <w:r>
         <w:rPr>
@@ -15685,7 +15360,6 @@
           <w:sz w:val="24"/>
           <w:szCs w:val="24"/>
         </w:rPr>
-        <w:t xml:space="preserve"> </w:t>
       </w:r>
       <w:r>
         <w:rPr>
@@ -15694,7 +15368,6 @@
           <w:sz w:val="24"/>
           <w:szCs w:val="24"/>
         </w:rPr>
-        <w:t>间段内已皮试或者未皮试的患者信息。也可以根据开单医生来查询皮试</w:t>
       </w:r>
       <w:r>
         <w:rPr>
@@ -15703,7 +15376,6 @@
           <w:sz w:val="24"/>
           <w:szCs w:val="24"/>
         </w:rPr>
-        <w:t xml:space="preserve"> </w:t>
       </w:r>
       <w:r>
         <w:rPr>
@@ -15712,7 +15384,6 @@
           <w:sz w:val="24"/>
           <w:szCs w:val="24"/>
         </w:rPr>
-        <w:t>患者。</w:t>
       </w:r>
     </w:p>
     <w:p>
@@ -15733,7 +15404,7 @@
           <w:sz w:val="24"/>
           <w:szCs w:val="24"/>
         </w:rPr>
-        <w:t xml:space="preserve">&gt; </w:t>
+        <w:t>&gt; Trạng thái thực hiện gồm: đã test da và chưa test da.</w:t>
       </w:r>
       <w:r>
         <w:rPr>
@@ -15742,7 +15413,6 @@
           <w:sz w:val="24"/>
           <w:szCs w:val="24"/>
         </w:rPr>
-        <w:t>执行状态分为：已皮试和未皮试</w:t>
       </w:r>
     </w:p>
     <w:p>
@@ -15763,7 +15433,7 @@
           <w:sz w:val="24"/>
           <w:szCs w:val="24"/>
         </w:rPr>
-        <w:t xml:space="preserve">&gt; </w:t>
+        <w:t>&gt; Thực hiện test da: Chọn bệnh nhân chưa test da, chọn thời gian test da, hệ thống sẽ đếm ngược; sau khi hết thời gian, người dùng nhập kết quả test da thì hoàn thành test da.</w:t>
       </w:r>
       <w:r>
         <w:rPr>
@@ -15772,7 +15442,6 @@
           <w:sz w:val="24"/>
           <w:szCs w:val="24"/>
         </w:rPr>
-        <w:t>执行皮试：选定未皮试患者，则选择皮试时间，系统则进行倒计时，时</w:t>
       </w:r>
       <w:r>
         <w:rPr>
@@ -15781,7 +15450,6 @@
           <w:sz w:val="24"/>
           <w:szCs w:val="24"/>
         </w:rPr>
-        <w:t xml:space="preserve"> </w:t>
       </w:r>
       <w:r>
         <w:rPr>
@@ -15790,7 +15458,6 @@
           <w:sz w:val="24"/>
           <w:szCs w:val="24"/>
         </w:rPr>
-        <w:t>间结束后用户输入皮试结果，则完成皮试。</w:t>
       </w:r>
     </w:p>
     <w:p>
@@ -15900,7 +15567,7 @@
           <w:sz w:val="20"/>
           <w:szCs w:val="20"/>
         </w:rPr>
-        <w:t>【皮试】</w:t>
+        <w:t>【Test da】</w:t>
       </w:r>
     </w:p>
     <w:p>
@@ -15938,7 +15605,7 @@
             <w14:bevel/>
           </w14:textOutline>
         </w:rPr>
-        <w:t>报表查询</w:t>
+        <w:t>Tra cứu báo cáo</w:t>
       </w:r>
     </w:p>
     <w:p>
@@ -15978,7 +15645,7 @@
             <w14:bevel/>
           </w14:textOutline>
         </w:rPr>
-        <w:t>1.</w:t>
+        <w:t>1. Tra cứu chi phí</w:t>
       </w:r>
       <w:r>
         <w:rPr>
@@ -15987,7 +15654,6 @@
           <w:sz w:val="24"/>
           <w:szCs w:val="24"/>
         </w:rPr>
-        <w:t xml:space="preserve">   </w:t>
       </w:r>
       <w:r>
         <w:rPr>
@@ -16003,7 +15669,6 @@
             <w14:bevel/>
           </w14:textOutline>
         </w:rPr>
-        <w:t>费用查询</w:t>
       </w:r>
     </w:p>
     <w:p>
@@ -16030,7 +15695,7 @@
           <w:sz w:val="24"/>
           <w:szCs w:val="24"/>
         </w:rPr>
-        <w:t xml:space="preserve">&gt; </w:t>
+        <w:t>&gt; Báo cáo tổng hợp: Người dùng chọn ngày thu phí rồi nhấn Tìm kiếm; chọn loại chi phí thì có thể xem thông tin thu phí của loại chi phí được chỉ định trong khoảng thời gian đã chọn. Cũng có thể nhập tên bệnh nhân, số phiếu thu phí, bác sĩ lập phiếu, v.v. để tra cứu dữ liệu. Hỗ trợ xuất tài liệu Excel.</w:t>
       </w:r>
       <w:r>
         <w:rPr>
@@ -16039,7 +15704,6 @@
           <w:sz w:val="24"/>
           <w:szCs w:val="24"/>
         </w:rPr>
-        <w:t>汇总报表：用户选择收费日期点击搜索，选择费用类型则可以查看所选</w:t>
       </w:r>
       <w:r>
         <w:rPr>
@@ -16048,7 +15712,6 @@
           <w:sz w:val="24"/>
           <w:szCs w:val="24"/>
         </w:rPr>
-        <w:t xml:space="preserve"> </w:t>
       </w:r>
       <w:r>
         <w:rPr>
@@ -16057,7 +15720,6 @@
           <w:sz w:val="24"/>
           <w:szCs w:val="24"/>
         </w:rPr>
-        <w:t>时间段内指定费用类型的收费信息。也可输入患者姓名，收费</w:t>
       </w:r>
       <w:r>
         <w:rPr>
@@ -16066,15 +15728,13 @@
           <w:sz w:val="24"/>
           <w:szCs w:val="24"/>
         </w:rPr>
-        <w:t>单号，开</w:t>
-      </w:r>
-      <w:r>
-        <w:rPr>
-          <w:rFonts w:ascii="宋体" w:hAnsi="宋体" w:eastAsia="宋体" w:cs="宋体"/>
-          <w:sz w:val="24"/>
-          <w:szCs w:val="24"/>
-        </w:rPr>
-        <w:t xml:space="preserve"> </w:t>
+      </w:r>
+      <w:r>
+        <w:rPr>
+          <w:rFonts w:ascii="宋体" w:hAnsi="宋体" w:eastAsia="宋体" w:cs="宋体"/>
+          <w:sz w:val="24"/>
+          <w:szCs w:val="24"/>
+        </w:rPr>
       </w:r>
       <w:r>
         <w:rPr>
@@ -16083,7 +15743,6 @@
           <w:sz w:val="24"/>
           <w:szCs w:val="24"/>
         </w:rPr>
-        <w:t>单医生等查询数据。支持导出</w:t>
       </w:r>
       <w:r>
         <w:rPr>
@@ -16092,7 +15751,6 @@
           <w:sz w:val="24"/>
           <w:szCs w:val="24"/>
         </w:rPr>
-        <w:t xml:space="preserve"> </w:t>
       </w:r>
       <w:r>
         <w:rPr>
@@ -16101,7 +15759,6 @@
           <w:sz w:val="24"/>
           <w:szCs w:val="24"/>
         </w:rPr>
-        <w:t>excel</w:t>
       </w:r>
       <w:r>
         <w:rPr>
@@ -16110,7 +15767,6 @@
           <w:sz w:val="24"/>
           <w:szCs w:val="24"/>
         </w:rPr>
-        <w:t xml:space="preserve"> </w:t>
       </w:r>
       <w:r>
         <w:rPr>
@@ -16119,7 +15775,6 @@
           <w:sz w:val="24"/>
           <w:szCs w:val="24"/>
         </w:rPr>
-        <w:t>文档。</w:t>
       </w:r>
     </w:p>
     <w:p>
@@ -16140,7 +15795,7 @@
           <w:sz w:val="24"/>
           <w:szCs w:val="24"/>
         </w:rPr>
-        <w:t xml:space="preserve">&gt; </w:t>
+        <w:t>&gt; Báo cáo chi tiết: Chọn ngày thu phí, loại chi phí để tra cứu chi tiết hạng mục thu phí của bệnh nhân trong khoảng thời gian đã chọn; có thể chọn người thu phí, nhập tên bệnh nhân, số phiếu thu phí, khoa lập phiếu, v.v. để chỉ định</w:t>
       </w:r>
       <w:r>
         <w:rPr>
@@ -16149,7 +15804,6 @@
           <w:sz w:val="24"/>
           <w:szCs w:val="24"/>
         </w:rPr>
-        <w:t>明细报表：选择收费日期，费用类型，查询病人所选时间段内的收费项</w:t>
       </w:r>
       <w:r>
         <w:rPr>
@@ -16158,7 +15812,6 @@
           <w:sz w:val="24"/>
           <w:szCs w:val="24"/>
         </w:rPr>
-        <w:t xml:space="preserve"> </w:t>
       </w:r>
       <w:r>
         <w:rPr>
@@ -16167,7 +15820,6 @@
           <w:sz w:val="24"/>
           <w:szCs w:val="24"/>
         </w:rPr>
-        <w:t>目明细，可选择收费人，输入患者姓名，收费单号，开单科室等来指定</w:t>
       </w:r>
     </w:p>
     <w:p>
@@ -16187,7 +15839,7 @@
           <w:sz w:val="24"/>
           <w:szCs w:val="24"/>
         </w:rPr>
-        <w:t>搜索费用明细。系统支持导出</w:t>
+        <w:t>tìm kiếm chi tiết chi phí. Hệ thống hỗ trợ xuất tài liệu Excel.</w:t>
       </w:r>
       <w:r>
         <w:rPr>
@@ -16196,7 +15848,6 @@
           <w:sz w:val="24"/>
           <w:szCs w:val="24"/>
         </w:rPr>
-        <w:t xml:space="preserve"> </w:t>
       </w:r>
       <w:r>
         <w:rPr>
@@ -16205,7 +15856,6 @@
           <w:sz w:val="24"/>
           <w:szCs w:val="24"/>
         </w:rPr>
-        <w:t>excel</w:t>
       </w:r>
       <w:r>
         <w:rPr>
@@ -16214,7 +15864,6 @@
           <w:sz w:val="24"/>
           <w:szCs w:val="24"/>
         </w:rPr>
-        <w:t xml:space="preserve"> </w:t>
       </w:r>
       <w:r>
         <w:rPr>
@@ -16223,7 +15872,6 @@
           <w:sz w:val="24"/>
           <w:szCs w:val="24"/>
         </w:rPr>
-        <w:t>文档。</w:t>
       </w:r>
     </w:p>
     <w:p>
@@ -16287,7 +15935,7 @@
           <w:sz w:val="20"/>
           <w:szCs w:val="20"/>
         </w:rPr>
-        <w:t>【汇总报表】</w:t>
+        <w:t>【Báo cáo tổng hợp】</w:t>
       </w:r>
     </w:p>
     <w:p>
@@ -16403,7 +16051,7 @@
           <w:sz w:val="20"/>
           <w:szCs w:val="20"/>
         </w:rPr>
-        <w:t>【明细报表】</w:t>
+        <w:t>【Báo cáo chi tiết】</w:t>
       </w:r>
     </w:p>
     <w:p>
@@ -16439,7 +16087,7 @@
             <w14:bevel/>
           </w14:textOutline>
         </w:rPr>
-        <w:t>2.</w:t>
+        <w:t>2. Thống kê chi tiết doanh số bán thuốc</w:t>
       </w:r>
       <w:r>
         <w:rPr>
@@ -16448,7 +16096,6 @@
           <w:sz w:val="24"/>
           <w:szCs w:val="24"/>
         </w:rPr>
-        <w:t xml:space="preserve">   </w:t>
       </w:r>
       <w:r>
         <w:rPr>
@@ -16464,7 +16111,6 @@
             <w14:bevel/>
           </w14:textOutline>
         </w:rPr>
-        <w:t>药品销售明细统计</w:t>
       </w:r>
     </w:p>
     <w:p>
@@ -16490,15 +16136,14 @@
           <w:sz w:val="24"/>
           <w:szCs w:val="24"/>
         </w:rPr>
-        <w:t xml:space="preserve">&gt; </w:t>
-      </w:r>
-      <w:r>
-        <w:rPr>
-          <w:rFonts w:ascii="宋体" w:hAnsi="宋体" w:eastAsia="宋体" w:cs="宋体"/>
-          <w:sz w:val="24"/>
-          <w:szCs w:val="24"/>
-        </w:rPr>
-        <w:t>选择发药日期，输入药品名称，处方单号，药品类型来检索所选日期内的</w:t>
+        <w:t>&gt; Chọn ngày phát thuốc, nhập tên thuốc, số đơn thuốc, loại thuốc để tra cứu chi tiết phát thuốc trong ngày đã chọn. Hỗ trợ xuất.</w:t>
+      </w:r>
+      <w:r>
+        <w:rPr>
+          <w:rFonts w:ascii="宋体" w:hAnsi="宋体" w:eastAsia="宋体" w:cs="宋体"/>
+          <w:sz w:val="24"/>
+          <w:szCs w:val="24"/>
+        </w:rPr>
       </w:r>
       <w:r>
         <w:rPr>
@@ -16507,7 +16152,6 @@
           <w:sz w:val="24"/>
           <w:szCs w:val="24"/>
         </w:rPr>
-        <w:t xml:space="preserve"> </w:t>
       </w:r>
       <w:r>
         <w:rPr>
@@ -16516,7 +16160,6 @@
           <w:sz w:val="24"/>
           <w:szCs w:val="24"/>
         </w:rPr>
-        <w:t>发药明细。支持导出。</w:t>
       </w:r>
     </w:p>
     <w:p>
@@ -16580,7 +16223,7 @@
           <w:sz w:val="20"/>
           <w:szCs w:val="20"/>
         </w:rPr>
-        <w:t>【药品销售明细统计】</w:t>
+        <w:t>【Thống kê chi tiết doanh số bán thuốc】</w:t>
       </w:r>
     </w:p>
     <w:p>
@@ -16616,7 +16259,7 @@
             <w14:bevel/>
           </w14:textOutline>
         </w:rPr>
-        <w:t>3.</w:t>
+        <w:t>3. Thống kê thu nhập bác sĩ</w:t>
       </w:r>
       <w:r>
         <w:rPr>
@@ -16625,7 +16268,6 @@
           <w:sz w:val="24"/>
           <w:szCs w:val="24"/>
         </w:rPr>
-        <w:t xml:space="preserve">   </w:t>
       </w:r>
       <w:r>
         <w:rPr>
@@ -16641,7 +16283,6 @@
             <w14:bevel/>
           </w14:textOutline>
         </w:rPr>
-        <w:t>医生收入统计</w:t>
       </w:r>
     </w:p>
     <w:p>
@@ -16668,7 +16309,7 @@
           <w:sz w:val="24"/>
           <w:szCs w:val="24"/>
         </w:rPr>
-        <w:t xml:space="preserve">&gt; </w:t>
+        <w:t>&gt; Chọn ngày thu phí, nhập tên bác sĩ thì có thể tra cứu được số lần tiếp nhận khám, tổng số tiền và các khoản chi phí khác của bác sĩ này trong khoảng thời gian đó; hỗ trợ xuất ra tài liệu.</w:t>
       </w:r>
       <w:r>
         <w:rPr>
@@ -16677,7 +16318,6 @@
           <w:sz w:val="24"/>
           <w:szCs w:val="24"/>
         </w:rPr>
-        <w:t>选择收费日期，输入医生姓名，则可以查询出此医生这段时间内的接</w:t>
       </w:r>
       <w:r>
         <w:rPr>
@@ -16686,15 +16326,13 @@
           <w:sz w:val="24"/>
           <w:szCs w:val="24"/>
         </w:rPr>
-        <w:t>诊次</w:t>
-      </w:r>
-      <w:r>
-        <w:rPr>
-          <w:rFonts w:ascii="宋体" w:hAnsi="宋体" w:eastAsia="宋体" w:cs="宋体"/>
-          <w:sz w:val="24"/>
-          <w:szCs w:val="24"/>
-        </w:rPr>
-        <w:t xml:space="preserve"> </w:t>
+      </w:r>
+      <w:r>
+        <w:rPr>
+          <w:rFonts w:ascii="宋体" w:hAnsi="宋体" w:eastAsia="宋体" w:cs="宋体"/>
+          <w:sz w:val="24"/>
+          <w:szCs w:val="24"/>
+        </w:rPr>
       </w:r>
       <w:r>
         <w:rPr>
@@ -16703,7 +16341,6 @@
           <w:sz w:val="24"/>
           <w:szCs w:val="24"/>
         </w:rPr>
-        <w:t>数，总金额等费用金额，支持导出为文档。</w:t>
       </w:r>
     </w:p>
     <w:p>
@@ -16825,7 +16462,7 @@
           <w:sz w:val="20"/>
           <w:szCs w:val="20"/>
         </w:rPr>
-        <w:t>【医生收入统计】</w:t>
+        <w:t>【Thống kê thu nhập bác sĩ】</w:t>
       </w:r>
     </w:p>
     <w:p>
@@ -16861,7 +16498,7 @@
             <w14:bevel/>
           </w14:textOutline>
         </w:rPr>
-        <w:t>4.</w:t>
+        <w:t>4. Thống kê tổng hợp doanh số bán thuốc</w:t>
       </w:r>
       <w:r>
         <w:rPr>
@@ -16870,7 +16507,6 @@
           <w:sz w:val="24"/>
           <w:szCs w:val="24"/>
         </w:rPr>
-        <w:t xml:space="preserve">     </w:t>
       </w:r>
       <w:r>
         <w:rPr>
@@ -16886,7 +16522,6 @@
             <w14:bevel/>
           </w14:textOutline>
         </w:rPr>
-        <w:t>药品销售汇总统计</w:t>
       </w:r>
     </w:p>
     <w:p>
@@ -16912,15 +16547,14 @@
           <w:sz w:val="24"/>
           <w:szCs w:val="24"/>
         </w:rPr>
-        <w:t xml:space="preserve">&gt; </w:t>
-      </w:r>
-      <w:r>
-        <w:rPr>
-          <w:rFonts w:ascii="宋体" w:hAnsi="宋体" w:eastAsia="宋体" w:cs="宋体"/>
-          <w:sz w:val="24"/>
-          <w:szCs w:val="24"/>
-        </w:rPr>
-        <w:t>选择收费日期，输入药品名称，药品类型，点击搜索，可查看所选日期内</w:t>
+        <w:t>&gt; Chọn ngày thu phí, nhập tên thuốc, loại thuốc, nhấn Tìm kiếm thì có thể xem số lượng thuốc đã bán, tổng giá trong ngày đã chọn. Hỗ trợ xuất ra tài liệu.</w:t>
+      </w:r>
+      <w:r>
+        <w:rPr>
+          <w:rFonts w:ascii="宋体" w:hAnsi="宋体" w:eastAsia="宋体" w:cs="宋体"/>
+          <w:sz w:val="24"/>
+          <w:szCs w:val="24"/>
+        </w:rPr>
       </w:r>
       <w:r>
         <w:rPr>
@@ -16929,7 +16563,6 @@
           <w:sz w:val="24"/>
           <w:szCs w:val="24"/>
         </w:rPr>
-        <w:t xml:space="preserve"> </w:t>
       </w:r>
       <w:r>
         <w:rPr>
@@ -16938,7 +16571,6 @@
           <w:sz w:val="24"/>
           <w:szCs w:val="24"/>
         </w:rPr>
-        <w:t>所售得药品数量，总价。支持导出为文档。</w:t>
       </w:r>
     </w:p>
     <w:p>
@@ -17002,7 +16634,7 @@
           <w:sz w:val="20"/>
           <w:szCs w:val="20"/>
         </w:rPr>
-        <w:t>【药品销售汇总统计】</w:t>
+        <w:t>【Thống kê tổng hợp doanh số bán thuốc】</w:t>
       </w:r>
     </w:p>
     <w:p>
@@ -17038,7 +16670,7 @@
             <w14:bevel/>
           </w14:textOutline>
         </w:rPr>
-        <w:t>5.</w:t>
+        <w:t>5. Thống kê nhập – bán – tồn thuốc</w:t>
       </w:r>
       <w:r>
         <w:rPr>
@@ -17047,7 +16679,6 @@
           <w:sz w:val="24"/>
           <w:szCs w:val="24"/>
         </w:rPr>
-        <w:t xml:space="preserve">     </w:t>
       </w:r>
       <w:r>
         <w:rPr>
@@ -17063,7 +16694,6 @@
             <w14:bevel/>
           </w14:textOutline>
         </w:rPr>
-        <w:t>药品进销存统计</w:t>
       </w:r>
     </w:p>
     <w:p>
@@ -17090,7 +16720,7 @@
           <w:sz w:val="24"/>
           <w:szCs w:val="24"/>
         </w:rPr>
-        <w:t xml:space="preserve">&gt; </w:t>
+        <w:t>&gt; Thống kê nhập – bán – tồn thuốc gồm: 【Thống kê theo số lô】 và 【Thống kê theo hàng hóa】.</w:t>
       </w:r>
       <w:r>
         <w:rPr>
@@ -17099,7 +16729,6 @@
           <w:sz w:val="24"/>
           <w:szCs w:val="24"/>
         </w:rPr>
-        <w:t>药品进销存统计分为：【批号统计】和</w:t>
       </w:r>
       <w:r>
         <w:rPr>
@@ -17108,7 +16737,6 @@
           <w:sz w:val="24"/>
           <w:szCs w:val="24"/>
         </w:rPr>
-        <w:t>【商品统计】</w:t>
       </w:r>
     </w:p>
     <w:p>
@@ -17129,7 +16757,7 @@
           <w:sz w:val="24"/>
           <w:szCs w:val="24"/>
         </w:rPr>
-        <w:t xml:space="preserve">&gt; </w:t>
+        <w:t>&gt; Người dùng chọn thời gian tra cứu, nhấn Tra cứu thì có thể tra cứu được chi tiết thuốc trong khoảng thời gian đã chọn.</w:t>
       </w:r>
       <w:r>
         <w:rPr>
@@ -17138,7 +16766,6 @@
           <w:sz w:val="24"/>
           <w:szCs w:val="24"/>
         </w:rPr>
-        <w:t>用户选择查询时间，点击查询，可查询出所选时间段的</w:t>
       </w:r>
       <w:r>
         <w:rPr>
@@ -17147,7 +16774,6 @@
           <w:sz w:val="24"/>
           <w:szCs w:val="24"/>
         </w:rPr>
-        <w:t>药品明细。</w:t>
       </w:r>
     </w:p>
     <w:p>
@@ -17318,7 +16944,7 @@
           <w:sz w:val="20"/>
           <w:szCs w:val="20"/>
         </w:rPr>
-        <w:t>【药品进销存统计】</w:t>
+        <w:t>【Thống kê nhập – bán – tồn thuốc】</w:t>
       </w:r>
     </w:p>
     <w:p>
@@ -17354,7 +16980,7 @@
             <w14:bevel/>
           </w14:textOutline>
         </w:rPr>
-        <w:t>6.</w:t>
+        <w:t>6. Thống kê tổng hợp doanh số bán vật tư tiêu hao</w:t>
       </w:r>
       <w:r>
         <w:rPr>
@@ -17363,7 +16989,6 @@
           <w:sz w:val="24"/>
           <w:szCs w:val="24"/>
         </w:rPr>
-        <w:t xml:space="preserve">    </w:t>
       </w:r>
       <w:r>
         <w:rPr>
@@ -17379,7 +17004,6 @@
             <w14:bevel/>
           </w14:textOutline>
         </w:rPr>
-        <w:t>耗材销售汇总统计</w:t>
       </w:r>
     </w:p>
     <w:p>
@@ -17405,15 +17029,14 @@
           <w:sz w:val="24"/>
           <w:szCs w:val="24"/>
         </w:rPr>
-        <w:t xml:space="preserve">&gt; </w:t>
-      </w:r>
-      <w:r>
-        <w:rPr>
-          <w:rFonts w:ascii="宋体" w:hAnsi="宋体" w:eastAsia="宋体" w:cs="宋体"/>
-          <w:sz w:val="24"/>
-          <w:szCs w:val="24"/>
-        </w:rPr>
-        <w:t>用户选择查询时间，类型，输入材料名称。则可查询所选时间段内所查材</w:t>
+        <w:t>&gt; Người dùng chọn thời gian tra cứu, loại, nhập tên vật tư thì có thể tra cứu được số lượng bán của vật tư được tra cứu trong khoảng thời gian đã chọn.</w:t>
+      </w:r>
+      <w:r>
+        <w:rPr>
+          <w:rFonts w:ascii="宋体" w:hAnsi="宋体" w:eastAsia="宋体" w:cs="宋体"/>
+          <w:sz w:val="24"/>
+          <w:szCs w:val="24"/>
+        </w:rPr>
       </w:r>
       <w:r>
         <w:rPr>
@@ -17422,7 +17045,6 @@
           <w:sz w:val="24"/>
           <w:szCs w:val="24"/>
         </w:rPr>
-        <w:t xml:space="preserve"> </w:t>
       </w:r>
       <w:r>
         <w:rPr>
@@ -17431,7 +17053,6 @@
           <w:sz w:val="24"/>
           <w:szCs w:val="24"/>
         </w:rPr>
-        <w:t>料的销售数量。</w:t>
       </w:r>
     </w:p>
     <w:p>
@@ -17452,7 +17073,7 @@
           <w:sz w:val="24"/>
           <w:szCs w:val="24"/>
         </w:rPr>
-        <w:t xml:space="preserve">&gt; </w:t>
+        <w:t>&gt; Loại gồm: vật tư y tế và vật tư không phải y tế.</w:t>
       </w:r>
       <w:r>
         <w:rPr>
@@ -17461,7 +17082,6 @@
           <w:sz w:val="24"/>
           <w:szCs w:val="24"/>
         </w:rPr>
-        <w:t>类型分为：医用材料和非医用材料。</w:t>
       </w:r>
     </w:p>
     <w:p>
@@ -17541,7 +17161,7 @@
           <w:sz w:val="24"/>
           <w:szCs w:val="24"/>
         </w:rPr>
-        <w:t>【</w:t>
+        <w:t>【Thống kê tổng hợp doanh số bán vật tư tiêu hao】</w:t>
       </w:r>
       <w:r>
         <w:rPr>
@@ -17550,7 +17170,6 @@
           <w:sz w:val="20"/>
           <w:szCs w:val="20"/>
         </w:rPr>
-        <w:t>耗材销售汇总统计</w:t>
       </w:r>
       <w:r>
         <w:rPr>
@@ -17559,7 +17178,6 @@
           <w:sz w:val="24"/>
           <w:szCs w:val="24"/>
         </w:rPr>
-        <w:t>】</w:t>
       </w:r>
     </w:p>
     <w:p>
@@ -17595,7 +17213,7 @@
             <w14:bevel/>
           </w14:textOutline>
         </w:rPr>
-        <w:t>7.</w:t>
+        <w:t>7. Thống kê nhập – bán – tồn vật tư</w:t>
       </w:r>
       <w:r>
         <w:rPr>
@@ -17604,7 +17222,6 @@
           <w:sz w:val="24"/>
           <w:szCs w:val="24"/>
         </w:rPr>
-        <w:t xml:space="preserve">    </w:t>
       </w:r>
       <w:r>
         <w:rPr>
@@ -17620,7 +17237,6 @@
             <w14:bevel/>
           </w14:textOutline>
         </w:rPr>
-        <w:t>材料进销存统计</w:t>
       </w:r>
     </w:p>
     <w:p>
@@ -17647,7 +17263,7 @@
           <w:sz w:val="24"/>
           <w:szCs w:val="24"/>
         </w:rPr>
-        <w:t xml:space="preserve">&gt; </w:t>
+        <w:t>&gt; Thống kê nhập – bán – tồn vật tư gồm: thống kê theo số lô và thống kê theo hàng hóa.</w:t>
       </w:r>
       <w:r>
         <w:rPr>
@@ -17656,7 +17272,6 @@
           <w:sz w:val="24"/>
           <w:szCs w:val="24"/>
         </w:rPr>
-        <w:t>材料进销存统计分为：批号统计和商品统计</w:t>
       </w:r>
     </w:p>
     <w:p>
@@ -17677,7 +17292,7 @@
           <w:sz w:val="24"/>
           <w:szCs w:val="24"/>
         </w:rPr>
-        <w:t xml:space="preserve">&gt; </w:t>
+        <w:t>&gt; Người dùng chọn thời gian tra cứu, nhấn Tra cứu thì có thể tra cứu được chi tiết vật tư trong khoảng thời gian đã chọn.</w:t>
       </w:r>
       <w:r>
         <w:rPr>
@@ -17686,7 +17301,6 @@
           <w:sz w:val="24"/>
           <w:szCs w:val="24"/>
         </w:rPr>
-        <w:t>用户选择查询时间，点击查询，可查询出所选时间段的</w:t>
       </w:r>
       <w:r>
         <w:rPr>
@@ -17695,7 +17309,6 @@
           <w:sz w:val="24"/>
           <w:szCs w:val="24"/>
         </w:rPr>
-        <w:t>材料明细。</w:t>
       </w:r>
     </w:p>
     <w:p>
@@ -17759,7 +17372,7 @@
           <w:sz w:val="20"/>
           <w:szCs w:val="20"/>
         </w:rPr>
-        <w:t>【材料进销存统计】</w:t>
+        <w:t>【Thống kê nhập – bán – tồn vật tư】</w:t>
       </w:r>
     </w:p>
     <w:p>
@@ -17802,7 +17415,7 @@
             <w14:bevel/>
           </w14:textOutline>
         </w:rPr>
-        <w:t>8.</w:t>
+        <w:t>8. Thống kê nhập kho thuốc / vật tư</w:t>
       </w:r>
       <w:r>
         <w:rPr>
@@ -17812,7 +17425,6 @@
           <w:sz w:val="24"/>
           <w:szCs w:val="24"/>
         </w:rPr>
-        <w:t xml:space="preserve">     </w:t>
       </w:r>
       <w:r>
         <w:rPr>
@@ -17829,7 +17441,6 @@
             <w14:bevel/>
           </w14:textOutline>
         </w:rPr>
-        <w:t>药品</w:t>
       </w:r>
       <w:r>
         <w:rPr>
@@ -17846,7 +17457,6 @@
             <w14:bevel/>
           </w14:textOutline>
         </w:rPr>
-        <w:t>/</w:t>
       </w:r>
       <w:r>
         <w:rPr>
@@ -17863,7 +17473,6 @@
             <w14:bevel/>
           </w14:textOutline>
         </w:rPr>
-        <w:t>材料入库统计</w:t>
       </w:r>
     </w:p>
     <w:p>
@@ -17890,7 +17499,7 @@
           <w:sz w:val="24"/>
           <w:szCs w:val="24"/>
         </w:rPr>
-        <w:t xml:space="preserve">&gt; </w:t>
+        <w:t>&gt; Chọn thời gian tra cứu, loại, trạng thái, nhập số lô, v.v. thì có thể tra cứu chi tiết nhập kho thuốc / vật tư trong khoảng thời gian đã chọn; hỗ trợ xuất ra tài liệu Excel.</w:t>
       </w:r>
       <w:r>
         <w:rPr>
@@ -17899,7 +17508,6 @@
           <w:sz w:val="24"/>
           <w:szCs w:val="24"/>
         </w:rPr>
-        <w:t>选择查询时间，类型，状态，输入批号等则可以查询所选</w:t>
       </w:r>
       <w:r>
         <w:rPr>
@@ -17908,7 +17516,6 @@
           <w:sz w:val="24"/>
           <w:szCs w:val="24"/>
         </w:rPr>
-        <w:t>时间段内，药品</w:t>
       </w:r>
       <w:r>
         <w:rPr>
@@ -17924,15 +17531,13 @@
             <w14:bevel/>
           </w14:textOutline>
         </w:rPr>
-        <w:t>/</w:t>
-      </w:r>
-      <w:r>
-        <w:rPr>
-          <w:rFonts w:ascii="宋体" w:hAnsi="宋体" w:eastAsia="宋体" w:cs="宋体"/>
-          <w:sz w:val="24"/>
-          <w:szCs w:val="24"/>
-        </w:rPr>
-        <w:t xml:space="preserve"> </w:t>
+      </w:r>
+      <w:r>
+        <w:rPr>
+          <w:rFonts w:ascii="宋体" w:hAnsi="宋体" w:eastAsia="宋体" w:cs="宋体"/>
+          <w:sz w:val="24"/>
+          <w:szCs w:val="24"/>
+        </w:rPr>
       </w:r>
       <w:r>
         <w:rPr>
@@ -17941,7 +17546,6 @@
           <w:sz w:val="24"/>
           <w:szCs w:val="24"/>
         </w:rPr>
-        <w:t>材料的入库明细，支持导出为</w:t>
       </w:r>
       <w:r>
         <w:rPr>
@@ -17950,7 +17554,6 @@
           <w:sz w:val="24"/>
           <w:szCs w:val="24"/>
         </w:rPr>
-        <w:t xml:space="preserve"> </w:t>
       </w:r>
       <w:r>
         <w:rPr>
@@ -17959,7 +17562,6 @@
           <w:sz w:val="24"/>
           <w:szCs w:val="24"/>
         </w:rPr>
-        <w:t>excel</w:t>
       </w:r>
       <w:r>
         <w:rPr>
@@ -17968,7 +17570,6 @@
           <w:sz w:val="24"/>
           <w:szCs w:val="24"/>
         </w:rPr>
-        <w:t xml:space="preserve"> </w:t>
       </w:r>
       <w:r>
         <w:rPr>
@@ -17977,7 +17578,6 @@
           <w:sz w:val="24"/>
           <w:szCs w:val="24"/>
         </w:rPr>
-        <w:t>文档。</w:t>
       </w:r>
     </w:p>
     <w:p>
@@ -18041,7 +17641,7 @@
           <w:sz w:val="20"/>
           <w:szCs w:val="20"/>
         </w:rPr>
-        <w:t>【药品入库统计】</w:t>
+        <w:t>【Thống kê nhập kho thuốc】</w:t>
       </w:r>
     </w:p>
     <w:p>
@@ -18157,7 +17757,7 @@
           <w:sz w:val="20"/>
           <w:szCs w:val="20"/>
         </w:rPr>
-        <w:t>【材料入库统计】</w:t>
+        <w:t>【Thống kê nhập kho vật tư】</w:t>
       </w:r>
     </w:p>
     <w:p>
@@ -18195,7 +17795,7 @@
             <w14:bevel/>
           </w14:textOutline>
         </w:rPr>
-        <w:t>库存管理</w:t>
+        <w:t>Quản lý tồn kho</w:t>
       </w:r>
     </w:p>
     <w:p>
@@ -18235,7 +17835,7 @@
             <w14:bevel/>
           </w14:textOutline>
         </w:rPr>
-        <w:t>1.</w:t>
+        <w:t>1. Nhà sản xuất</w:t>
       </w:r>
       <w:r>
         <w:rPr>
@@ -18244,7 +17844,6 @@
           <w:sz w:val="24"/>
           <w:szCs w:val="24"/>
         </w:rPr>
-        <w:t xml:space="preserve">   </w:t>
       </w:r>
       <w:r>
         <w:rPr>
@@ -18260,7 +17859,6 @@
             <w14:bevel/>
           </w14:textOutline>
         </w:rPr>
-        <w:t>生产厂家</w:t>
       </w:r>
     </w:p>
     <w:p>
@@ -18286,15 +17884,14 @@
           <w:sz w:val="24"/>
           <w:szCs w:val="24"/>
         </w:rPr>
-        <w:t xml:space="preserve">&gt; </w:t>
-      </w:r>
-      <w:r>
-        <w:rPr>
-          <w:rFonts w:ascii="宋体" w:hAnsi="宋体" w:eastAsia="宋体" w:cs="宋体"/>
-          <w:sz w:val="24"/>
-          <w:szCs w:val="24"/>
-        </w:rPr>
-        <w:t>输入厂家名称，选择类型，启动状态可查询所选时间段内的生产厂家及详</w:t>
+        <w:t>&gt; Nhập tên nhà sản xuất, chọn loại, trạng thái kích hoạt để tra cứu nhà sản xuất và thông tin chi tiết trong khoảng thời gian đã chọn.</w:t>
+      </w:r>
+      <w:r>
+        <w:rPr>
+          <w:rFonts w:ascii="宋体" w:hAnsi="宋体" w:eastAsia="宋体" w:cs="宋体"/>
+          <w:sz w:val="24"/>
+          <w:szCs w:val="24"/>
+        </w:rPr>
       </w:r>
       <w:r>
         <w:rPr>
@@ -18303,7 +17900,6 @@
           <w:sz w:val="24"/>
           <w:szCs w:val="24"/>
         </w:rPr>
-        <w:t xml:space="preserve"> </w:t>
       </w:r>
       <w:r>
         <w:rPr>
@@ -18312,7 +17908,6 @@
           <w:sz w:val="24"/>
           <w:szCs w:val="24"/>
         </w:rPr>
-        <w:t>细信息</w:t>
       </w:r>
     </w:p>
     <w:p>
@@ -18333,7 +17928,7 @@
           <w:sz w:val="24"/>
           <w:szCs w:val="24"/>
         </w:rPr>
-        <w:t xml:space="preserve">&gt; </w:t>
+        <w:t>&gt; Loại nhà sản xuất gồm: nhà sản xuất thuốc, nhà sản xuất vật tư.</w:t>
       </w:r>
       <w:r>
         <w:rPr>
@@ -18342,7 +17937,6 @@
           <w:sz w:val="24"/>
           <w:szCs w:val="24"/>
         </w:rPr>
-        <w:t>厂商类型分为：药品厂家、材料厂家</w:t>
       </w:r>
     </w:p>
     <w:p>
@@ -18362,15 +17956,14 @@
           <w:sz w:val="24"/>
           <w:szCs w:val="24"/>
         </w:rPr>
-        <w:t xml:space="preserve">&gt; </w:t>
-      </w:r>
-      <w:r>
-        <w:rPr>
-          <w:rFonts w:ascii="宋体" w:hAnsi="宋体" w:eastAsia="宋体" w:cs="宋体"/>
-          <w:sz w:val="24"/>
-          <w:szCs w:val="24"/>
-        </w:rPr>
-        <w:t>新增生产厂家：点击界面右上方【添加】按钮，系</w:t>
+        <w:t>&gt; Thêm nhà sản xuất mới: Nhấn nút 【Thêm】 ở góc trên bên phải giao diện, hệ thống bật hộp thoại thêm nhà sản xuất; người dùng nhập thông tin chi tiết của nhà sản xuất cần thêm mới, nhấn 【Có kích hoạt hay không】 rồi Lưu là xong.</w:t>
+      </w:r>
+      <w:r>
+        <w:rPr>
+          <w:rFonts w:ascii="宋体" w:hAnsi="宋体" w:eastAsia="宋体" w:cs="宋体"/>
+          <w:sz w:val="24"/>
+          <w:szCs w:val="24"/>
+        </w:rPr>
       </w:r>
       <w:r>
         <w:rPr>
@@ -18379,7 +17972,6 @@
           <w:sz w:val="24"/>
           <w:szCs w:val="24"/>
         </w:rPr>
-        <w:t xml:space="preserve">统弹出添加生产厂家对 </w:t>
       </w:r>
       <w:r>
         <w:rPr>
@@ -18388,7 +17980,6 @@
           <w:sz w:val="24"/>
           <w:szCs w:val="24"/>
         </w:rPr>
-        <w:t>话框，用户输入所要新增厂家的详细信息，点击【是否启用】后保存即可。</w:t>
       </w:r>
     </w:p>
     <w:p>
@@ -18452,7 +18043,7 @@
           <w:sz w:val="20"/>
           <w:szCs w:val="20"/>
         </w:rPr>
-        <w:t>【生产厂家】</w:t>
+        <w:t>【Nhà sản xuất】</w:t>
       </w:r>
     </w:p>
     <w:p>
@@ -18562,7 +18153,7 @@
           <w:sz w:val="20"/>
           <w:szCs w:val="20"/>
         </w:rPr>
-        <w:t>【添加生产厂家】</w:t>
+        <w:t>【Thêm nhà sản xuất】</w:t>
       </w:r>
     </w:p>
     <w:p>
@@ -18598,7 +18189,7 @@
             <w14:bevel/>
           </w14:textOutline>
         </w:rPr>
-        <w:t>2.</w:t>
+        <w:t>2. Thông tin thuốc</w:t>
       </w:r>
       <w:r>
         <w:rPr>
@@ -18607,7 +18198,6 @@
           <w:sz w:val="24"/>
           <w:szCs w:val="24"/>
         </w:rPr>
-        <w:t xml:space="preserve">   </w:t>
       </w:r>
       <w:r>
         <w:rPr>
@@ -18623,7 +18213,6 @@
             <w14:bevel/>
           </w14:textOutline>
         </w:rPr>
-        <w:t>药品信息</w:t>
       </w:r>
     </w:p>
     <w:p>
@@ -18650,7 +18239,7 @@
           <w:sz w:val="24"/>
           <w:szCs w:val="24"/>
         </w:rPr>
-        <w:t xml:space="preserve">&gt; </w:t>
+        <w:t>&gt; Tra cứu thuốc: Người dùng nhập tên thuốc hoặc mã vạch, chọn loại thuốc (thuốc Tây y, thuốc thảo dược Trung y, thuốc thành phẩm Trung y), chọn trạng thái kích hoạt (Có / Không) thì có thể tra cứu được thông tin chi tiết của thuốc này.</w:t>
       </w:r>
       <w:r>
         <w:rPr>
@@ -18659,7 +18248,6 @@
           <w:sz w:val="24"/>
           <w:szCs w:val="24"/>
         </w:rPr>
-        <w:t>查询药品：用户输入药品名称或条形码，选择药品类型（西药、中草药、</w:t>
       </w:r>
       <w:r>
         <w:rPr>
@@ -18668,7 +18256,6 @@
           <w:sz w:val="24"/>
           <w:szCs w:val="24"/>
         </w:rPr>
-        <w:t xml:space="preserve"> </w:t>
       </w:r>
       <w:r>
         <w:rPr>
@@ -18677,7 +18264,6 @@
           <w:sz w:val="24"/>
           <w:szCs w:val="24"/>
         </w:rPr>
-        <w:t>中成药</w:t>
       </w:r>
       <w:r>
         <w:rPr>
@@ -18686,7 +18272,6 @@
           <w:sz w:val="24"/>
           <w:szCs w:val="24"/>
         </w:rPr>
-        <w:t>），</w:t>
       </w:r>
       <w:r>
         <w:rPr>
@@ -18695,7 +18280,6 @@
           <w:sz w:val="24"/>
           <w:szCs w:val="24"/>
         </w:rPr>
-        <w:t>选择启用状态（是/否</w:t>
       </w:r>
       <w:r>
         <w:rPr>
@@ -18704,7 +18288,6 @@
           <w:sz w:val="24"/>
           <w:szCs w:val="24"/>
         </w:rPr>
-        <w:t>），</w:t>
       </w:r>
       <w:r>
         <w:rPr>
@@ -18713,7 +18296,6 @@
           <w:sz w:val="24"/>
           <w:szCs w:val="24"/>
         </w:rPr>
-        <w:t>则可查询出此药品的详细信</w:t>
       </w:r>
       <w:r>
         <w:rPr>
@@ -18722,7 +18304,6 @@
           <w:sz w:val="24"/>
           <w:szCs w:val="24"/>
         </w:rPr>
-        <w:t>息；</w:t>
       </w:r>
     </w:p>
     <w:p>
@@ -18742,15 +18323,14 @@
           <w:sz w:val="24"/>
           <w:szCs w:val="24"/>
         </w:rPr>
-        <w:t xml:space="preserve">&gt; </w:t>
-      </w:r>
-      <w:r>
-        <w:rPr>
-          <w:rFonts w:ascii="宋体" w:hAnsi="宋体" w:eastAsia="宋体" w:cs="宋体"/>
-          <w:sz w:val="24"/>
-          <w:szCs w:val="24"/>
-        </w:rPr>
-        <w:t>新增药品：点击界面右上方的【添加】按钮，系统弹出添加药品信息对话</w:t>
+        <w:t>&gt; Thêm thuốc mới: Nhấn nút 【Thêm】 ở góc trên bên phải giao diện, hệ thống bật hộp thoại thêm thông tin thuốc, nhập thông tin thuốc mới, thông tin quy cách, thông tin bán hàng, hướng dẫn về công dụng, v.v., nhấn Lưu là</w:t>
+      </w:r>
+      <w:r>
+        <w:rPr>
+          <w:rFonts w:ascii="宋体" w:hAnsi="宋体" w:eastAsia="宋体" w:cs="宋体"/>
+          <w:sz w:val="24"/>
+          <w:szCs w:val="24"/>
+        </w:rPr>
       </w:r>
       <w:r>
         <w:rPr>
@@ -18759,7 +18339,6 @@
           <w:sz w:val="24"/>
           <w:szCs w:val="24"/>
         </w:rPr>
-        <w:t xml:space="preserve"> </w:t>
       </w:r>
       <w:r>
         <w:rPr>
@@ -18768,7 +18347,6 @@
           <w:sz w:val="24"/>
           <w:szCs w:val="24"/>
         </w:rPr>
-        <w:t>框，输入新增药品信息，规格信息，销售信息，功效说明等，点击保存即</w:t>
       </w:r>
     </w:p>
     <w:p>
@@ -18788,7 +18366,7 @@
           <w:sz w:val="24"/>
           <w:szCs w:val="24"/>
         </w:rPr>
-        <w:t>可。【</w:t>
+        <w:t>xong. Dấu 【*】 là mục bắt buộc. Chọn thuốc, nhấn Sao chép để sao chép thông tin thuốc giống nhau</w:t>
       </w:r>
       <w:r>
         <w:rPr>
@@ -18798,7 +18376,6 @@
           <w:sz w:val="24"/>
           <w:szCs w:val="24"/>
         </w:rPr>
-        <w:t>*</w:t>
       </w:r>
       <w:r>
         <w:rPr>
@@ -18807,7 +18384,6 @@
           <w:sz w:val="24"/>
           <w:szCs w:val="24"/>
         </w:rPr>
-        <w:t>】号为必填项。选择药品，点击复制【</w:t>
       </w:r>
       <w:r>
         <w:rPr>
@@ -18819,7 +18395,6 @@
           <w:sz w:val="33"/>
           <w:szCs w:val="33"/>
         </w:rPr>
-        <w:t>回</w:t>
       </w:r>
       <w:r>
         <w:rPr>
@@ -18828,7 +18403,6 @@
           <w:sz w:val="24"/>
           <w:szCs w:val="24"/>
         </w:rPr>
-        <w:t>】可复制相同的药品信</w:t>
       </w:r>
     </w:p>
     <w:p>
@@ -18848,7 +18422,7 @@
           <w:sz w:val="24"/>
           <w:szCs w:val="24"/>
         </w:rPr>
-        <w:t>息添加。</w:t>
+        <w:t>để thêm mới.</w:t>
       </w:r>
     </w:p>
     <w:p>
@@ -18869,7 +18443,7 @@
           <w:sz w:val="24"/>
           <w:szCs w:val="24"/>
         </w:rPr>
-        <w:t xml:space="preserve">&gt; </w:t>
+        <w:t>&gt; Thao tác hàng loạt: Chức năng này hỗ trợ người dùng thiết lập hàng loạt 【cảnh báo hạn dùng】 và 【cảnh báo tồn kho】 cho thuốc.</w:t>
       </w:r>
       <w:r>
         <w:rPr>
@@ -18878,7 +18452,6 @@
           <w:sz w:val="24"/>
           <w:szCs w:val="24"/>
         </w:rPr>
-        <w:t>批量操作：此功能支持用户批量设置药品的【有效期预警】和【库存预警】。</w:t>
       </w:r>
     </w:p>
     <w:p>
@@ -18960,7 +18533,7 @@
           <w:sz w:val="24"/>
           <w:szCs w:val="24"/>
         </w:rPr>
-        <w:t>【</w:t>
+        <w:t>【Giao diện thông tin thuốc】</w:t>
       </w:r>
       <w:r>
         <w:rPr>
@@ -18969,7 +18542,6 @@
           <w:sz w:val="20"/>
           <w:szCs w:val="20"/>
         </w:rPr>
-        <w:t>药品信息界面</w:t>
       </w:r>
       <w:r>
         <w:rPr>
@@ -18978,7 +18550,6 @@
           <w:sz w:val="24"/>
           <w:szCs w:val="24"/>
         </w:rPr>
-        <w:t>】</w:t>
       </w:r>
     </w:p>
     <w:p>
@@ -19076,7 +18647,7 @@
           <w:sz w:val="24"/>
           <w:szCs w:val="24"/>
         </w:rPr>
-        <w:t>【</w:t>
+        <w:t>【Thêm thông tin thuốc】</w:t>
       </w:r>
       <w:r>
         <w:rPr>
@@ -19085,7 +18656,6 @@
           <w:sz w:val="20"/>
           <w:szCs w:val="20"/>
         </w:rPr>
-        <w:t>添加药品信息</w:t>
       </w:r>
       <w:r>
         <w:rPr>
@@ -19094,7 +18664,6 @@
           <w:sz w:val="24"/>
           <w:szCs w:val="24"/>
         </w:rPr>
-        <w:t>】</w:t>
       </w:r>
     </w:p>
     <w:p>
@@ -19158,7 +18727,7 @@
           <w:sz w:val="24"/>
           <w:szCs w:val="24"/>
         </w:rPr>
-        <w:t>【复制药品信息】</w:t>
+        <w:t>【Sao chép thông tin thuốc】</w:t>
       </w:r>
     </w:p>
     <w:p>
@@ -19222,7 +18791,7 @@
           <w:sz w:val="20"/>
           <w:szCs w:val="20"/>
         </w:rPr>
-        <w:t>【批量操作】</w:t>
+        <w:t>【Thao tác hàng loạt】</w:t>
       </w:r>
     </w:p>
     <w:p>
@@ -19286,7 +18855,7 @@
             <w14:bevel/>
           </w14:textOutline>
         </w:rPr>
-        <w:t>3.</w:t>
+        <w:t>3. Thông tin vật tư</w:t>
       </w:r>
       <w:r>
         <w:rPr>
@@ -19295,7 +18864,6 @@
           <w:sz w:val="24"/>
           <w:szCs w:val="24"/>
         </w:rPr>
-        <w:t xml:space="preserve">   </w:t>
       </w:r>
       <w:r>
         <w:rPr>
@@ -19311,7 +18879,6 @@
             <w14:bevel/>
           </w14:textOutline>
         </w:rPr>
-        <w:t>材料信息</w:t>
       </w:r>
     </w:p>
     <w:p>
@@ -19338,7 +18905,7 @@
           <w:sz w:val="24"/>
           <w:szCs w:val="24"/>
         </w:rPr>
-        <w:t xml:space="preserve">&gt; </w:t>
+        <w:t>&gt; Thao tác thông tin vật tư giống với thông tin thuốc; 【Tra cứu vật tư】: Nhập tên vật tư hoặc mã vạch, chọn loại (vật tư y tế / vật tư không phải y tế), nhấn Tìm kiếm để tra cứu thông tin vật tư.</w:t>
       </w:r>
       <w:r>
         <w:rPr>
@@ -19347,7 +18914,6 @@
           <w:sz w:val="24"/>
           <w:szCs w:val="24"/>
         </w:rPr>
-        <w:t>材料信息操作与药品药品信息相同，【查询材料</w:t>
       </w:r>
       <w:r>
         <w:rPr>
@@ -19356,15 +18922,13 @@
           <w:sz w:val="24"/>
           <w:szCs w:val="24"/>
         </w:rPr>
-        <w:t>】：输入材料名称或条形码，</w:t>
-      </w:r>
-      <w:r>
-        <w:rPr>
-          <w:rFonts w:ascii="宋体" w:hAnsi="宋体" w:eastAsia="宋体" w:cs="宋体"/>
-          <w:sz w:val="24"/>
-          <w:szCs w:val="24"/>
-        </w:rPr>
-        <w:t xml:space="preserve"> </w:t>
+      </w:r>
+      <w:r>
+        <w:rPr>
+          <w:rFonts w:ascii="宋体" w:hAnsi="宋体" w:eastAsia="宋体" w:cs="宋体"/>
+          <w:sz w:val="24"/>
+          <w:szCs w:val="24"/>
+        </w:rPr>
       </w:r>
       <w:r>
         <w:rPr>
@@ -19373,7 +18937,6 @@
           <w:sz w:val="24"/>
           <w:szCs w:val="24"/>
         </w:rPr>
-        <w:t>选择类型（医用材料/非医用材料</w:t>
       </w:r>
       <w:r>
         <w:rPr>
@@ -19382,7 +18945,6 @@
           <w:sz w:val="24"/>
           <w:szCs w:val="24"/>
         </w:rPr>
-        <w:t>），</w:t>
       </w:r>
       <w:r>
         <w:rPr>
@@ -19391,7 +18953,6 @@
           <w:sz w:val="24"/>
           <w:szCs w:val="24"/>
         </w:rPr>
-        <w:t>点击搜索查询</w:t>
       </w:r>
       <w:r>
         <w:rPr>
@@ -19400,7 +18961,6 @@
           <w:sz w:val="24"/>
           <w:szCs w:val="24"/>
         </w:rPr>
-        <w:t>材料信息。</w:t>
       </w:r>
     </w:p>
     <w:p>
@@ -19464,7 +19024,7 @@
           <w:sz w:val="20"/>
           <w:szCs w:val="20"/>
         </w:rPr>
-        <w:t>【材料信息】</w:t>
+        <w:t>【Thông tin vật tư】</w:t>
       </w:r>
     </w:p>
     <w:p>
@@ -19500,7 +19060,7 @@
             <w14:bevel/>
           </w14:textOutline>
         </w:rPr>
-        <w:t>4.</w:t>
+        <w:t>4. Quản lý nhà cung cấp</w:t>
       </w:r>
       <w:r>
         <w:rPr>
@@ -19509,7 +19069,6 @@
           <w:sz w:val="24"/>
           <w:szCs w:val="24"/>
         </w:rPr>
-        <w:t xml:space="preserve">   </w:t>
       </w:r>
       <w:r>
         <w:rPr>
@@ -19525,7 +19084,6 @@
             <w14:bevel/>
           </w14:textOutline>
         </w:rPr>
-        <w:t>供应商管理</w:t>
       </w:r>
     </w:p>
     <w:p>
@@ -19552,7 +19110,7 @@
           <w:sz w:val="24"/>
           <w:szCs w:val="24"/>
         </w:rPr>
-        <w:t xml:space="preserve">&gt; </w:t>
+        <w:t>&gt; Nhập tên nhà cung cấp, người liên hệ, điện thoại, địa chỉ, loại nhà sản xuất (nhà cung cấp thuốc / nhà cung cấp vật tư), nhấn Tìm kiếm để xem thông tin nhà cung cấp. Nhấn 【Thêm】 để thêm nhà cung cấp mới.</w:t>
       </w:r>
       <w:r>
         <w:rPr>
@@ -19561,7 +19119,6 @@
           <w:sz w:val="24"/>
           <w:szCs w:val="24"/>
         </w:rPr>
-        <w:t>输入供应商名称，联系人，电话，地址，厂商类型（药品</w:t>
       </w:r>
       <w:r>
         <w:rPr>
@@ -19570,15 +19127,13 @@
           <w:sz w:val="24"/>
           <w:szCs w:val="24"/>
         </w:rPr>
-        <w:t>供应商/材料供应</w:t>
-      </w:r>
-      <w:r>
-        <w:rPr>
-          <w:rFonts w:ascii="宋体" w:hAnsi="宋体" w:eastAsia="宋体" w:cs="宋体"/>
-          <w:sz w:val="24"/>
-          <w:szCs w:val="24"/>
-        </w:rPr>
-        <w:t xml:space="preserve"> </w:t>
+      </w:r>
+      <w:r>
+        <w:rPr>
+          <w:rFonts w:ascii="宋体" w:hAnsi="宋体" w:eastAsia="宋体" w:cs="宋体"/>
+          <w:sz w:val="24"/>
+          <w:szCs w:val="24"/>
+        </w:rPr>
       </w:r>
       <w:r>
         <w:rPr>
@@ -19587,7 +19142,6 @@
           <w:sz w:val="24"/>
           <w:szCs w:val="24"/>
         </w:rPr>
-        <w:t>商</w:t>
       </w:r>
       <w:r>
         <w:rPr>
@@ -19596,7 +19150,6 @@
           <w:sz w:val="24"/>
           <w:szCs w:val="24"/>
         </w:rPr>
-        <w:t>），</w:t>
       </w:r>
       <w:r>
         <w:rPr>
@@ -19605,7 +19158,6 @@
           <w:sz w:val="24"/>
           <w:szCs w:val="24"/>
         </w:rPr>
-        <w:t>点击搜索查看供应商信息。点击【添加】，增加新的供应商。</w:t>
       </w:r>
     </w:p>
     <w:p>
@@ -19676,7 +19228,7 @@
             <w14:bevel/>
           </w14:textOutline>
         </w:rPr>
-        <w:t>【</w:t>
+        <w:t>【Quản lý nhà cung cấp】</w:t>
       </w:r>
       <w:r>
         <w:rPr>
@@ -19685,7 +19237,6 @@
           <w:sz w:val="20"/>
           <w:szCs w:val="20"/>
         </w:rPr>
-        <w:t>供应商管理</w:t>
       </w:r>
       <w:r>
         <w:rPr>
@@ -19701,7 +19252,6 @@
             <w14:bevel/>
           </w14:textOutline>
         </w:rPr>
-        <w:t>】</w:t>
       </w:r>
     </w:p>
     <w:p>
@@ -19829,7 +19379,7 @@
           <w:sz w:val="20"/>
           <w:szCs w:val="20"/>
         </w:rPr>
-        <w:t>【添加供应商管理】</w:t>
+        <w:t>【Thêm quản lý nhà cung cấp】</w:t>
       </w:r>
     </w:p>
     <w:p>
@@ -19865,7 +19415,7 @@
             <w14:bevel/>
           </w14:textOutline>
         </w:rPr>
-        <w:t>5.</w:t>
+        <w:t>5. Nhập kho</w:t>
       </w:r>
       <w:r>
         <w:rPr>
@@ -19874,7 +19424,6 @@
           <w:sz w:val="24"/>
           <w:szCs w:val="24"/>
         </w:rPr>
-        <w:t xml:space="preserve">   </w:t>
       </w:r>
       <w:r>
         <w:rPr>
@@ -19890,7 +19439,6 @@
             <w14:bevel/>
           </w14:textOutline>
         </w:rPr>
-        <w:t>入库</w:t>
       </w:r>
     </w:p>
     <w:p>
@@ -19917,7 +19465,7 @@
           <w:sz w:val="24"/>
           <w:szCs w:val="24"/>
         </w:rPr>
-        <w:t xml:space="preserve">&gt; </w:t>
+        <w:t>&gt; Chọn nhà cung cấp, trạng thái nhập kho (Tất cả, Đạt, Không đạt, Đã hủy) hoặc nhập số lô sản xuất, chọn ngày để tra cứu thông tin thuốc cần nhập kho. Hỗ trợ quét mã vạch.</w:t>
       </w:r>
       <w:r>
         <w:rPr>
@@ -19926,7 +19474,6 @@
           <w:sz w:val="24"/>
           <w:szCs w:val="24"/>
         </w:rPr>
-        <w:t>选择供应商，入库状态（全部、通过、不通过、已作废）或输入生产批号，</w:t>
       </w:r>
       <w:r>
         <w:rPr>
@@ -19935,7 +19482,6 @@
           <w:sz w:val="24"/>
           <w:szCs w:val="24"/>
         </w:rPr>
-        <w:t xml:space="preserve"> </w:t>
       </w:r>
       <w:r>
         <w:rPr>
@@ -19944,7 +19490,6 @@
           <w:sz w:val="24"/>
           <w:szCs w:val="24"/>
         </w:rPr>
-        <w:t>选择日期来查询所要入库的药品信息。支持扫描条码。</w:t>
       </w:r>
     </w:p>
     <w:p>
@@ -20009,7 +19554,7 @@
           <w:sz w:val="24"/>
           <w:szCs w:val="24"/>
         </w:rPr>
-        <w:t xml:space="preserve">&gt; </w:t>
+        <w:t>&gt; Thêm thuốc / vật tư mới: Nhấn 【Thêm mới】, chọn nhà cung cấp, nhập tên thuốc / vật tư, chọn số lô sản xuất, ngày sản xuất, ngày hết hạn, v.v. của thuốc / vật tư cần thêm mới rồi nhấn Xác nhận là xong. Thuốc nhập kho sai được hỗ trợ hủy; chọn thuốc cần hủy, nhấn 【Tra cứu chi tiết】 rồi nhấn Hủy, Xác nhận là xong.</w:t>
       </w:r>
       <w:r>
         <w:rPr>
@@ -20018,7 +19563,6 @@
           <w:sz w:val="24"/>
           <w:szCs w:val="24"/>
         </w:rPr>
-        <w:t>新增药品/材料：点击【新增】，选择</w:t>
       </w:r>
       <w:r>
         <w:rPr>
@@ -20027,15 +19571,13 @@
           <w:sz w:val="24"/>
           <w:szCs w:val="24"/>
         </w:rPr>
-        <w:t>供应商，输入药品/材料名称，选择所</w:t>
-      </w:r>
-      <w:r>
-        <w:rPr>
-          <w:rFonts w:ascii="宋体" w:hAnsi="宋体" w:eastAsia="宋体" w:cs="宋体"/>
-          <w:sz w:val="24"/>
-          <w:szCs w:val="24"/>
-        </w:rPr>
-        <w:t xml:space="preserve"> </w:t>
+      </w:r>
+      <w:r>
+        <w:rPr>
+          <w:rFonts w:ascii="宋体" w:hAnsi="宋体" w:eastAsia="宋体" w:cs="宋体"/>
+          <w:sz w:val="24"/>
+          <w:szCs w:val="24"/>
+        </w:rPr>
       </w:r>
       <w:r>
         <w:rPr>
@@ -20044,7 +19586,6 @@
           <w:sz w:val="24"/>
           <w:szCs w:val="24"/>
         </w:rPr>
-        <w:t>需要新增的药品/材料的生产批号，生产日期，有效日期等信息后点击确定</w:t>
       </w:r>
       <w:r>
         <w:rPr>
@@ -20053,7 +19594,6 @@
           <w:sz w:val="24"/>
           <w:szCs w:val="24"/>
         </w:rPr>
-        <w:t xml:space="preserve"> </w:t>
       </w:r>
       <w:r>
         <w:rPr>
@@ -20062,15 +19602,13 @@
           <w:sz w:val="24"/>
           <w:szCs w:val="24"/>
         </w:rPr>
-        <w:t>即可。入库错误的药品支持作废，选择需要作废的药品，点【查</w:t>
-      </w:r>
-      <w:r>
-        <w:rPr>
-          <w:rFonts w:ascii="宋体" w:hAnsi="宋体" w:eastAsia="宋体" w:cs="宋体"/>
-          <w:sz w:val="24"/>
-          <w:szCs w:val="24"/>
-        </w:rPr>
-        <w:t xml:space="preserve">询明细】 </w:t>
+      </w:r>
+      <w:r>
+        <w:rPr>
+          <w:rFonts w:ascii="宋体" w:hAnsi="宋体" w:eastAsia="宋体" w:cs="宋体"/>
+          <w:sz w:val="24"/>
+          <w:szCs w:val="24"/>
+        </w:rPr>
       </w:r>
       <w:r>
         <w:rPr>
@@ -20079,7 +19617,6 @@
           <w:sz w:val="24"/>
           <w:szCs w:val="24"/>
         </w:rPr>
-        <w:t>后点击作废,确定即可。</w:t>
       </w:r>
     </w:p>
     <w:p>
@@ -20100,7 +19637,7 @@
           <w:sz w:val="24"/>
           <w:szCs w:val="24"/>
         </w:rPr>
-        <w:t xml:space="preserve">&gt; </w:t>
+        <w:t>&gt; Hỗ trợ nhiều thuốc hoặc vật tư nhập kho cùng lúc, có thể 【xuất chi tiết】.</w:t>
       </w:r>
       <w:r>
         <w:rPr>
@@ -20109,7 +19646,6 @@
           <w:sz w:val="24"/>
           <w:szCs w:val="24"/>
         </w:rPr>
-        <w:t>支持多个药品或材料同时入库，可【导出明</w:t>
       </w:r>
       <w:r>
         <w:rPr>
@@ -20118,7 +19654,6 @@
           <w:sz w:val="24"/>
           <w:szCs w:val="24"/>
         </w:rPr>
-        <w:t>细】。</w:t>
       </w:r>
     </w:p>
     <w:p>
@@ -20252,7 +19787,7 @@
           <w:sz w:val="20"/>
           <w:szCs w:val="20"/>
         </w:rPr>
-        <w:t>【新增药品】</w:t>
+        <w:t>【Thêm thuốc mới】</w:t>
       </w:r>
     </w:p>
     <w:p>
@@ -20316,7 +19851,7 @@
           <w:sz w:val="20"/>
           <w:szCs w:val="20"/>
         </w:rPr>
-        <w:t>【新增材料】</w:t>
+        <w:t>【Thêm vật tư mới】</w:t>
       </w:r>
     </w:p>
     <w:p>
@@ -20470,7 +20005,7 @@
           <w:sz w:val="20"/>
           <w:szCs w:val="20"/>
         </w:rPr>
-        <w:t>【作废药品/材料】</w:t>
+        <w:t>【Hủy thuốc / vật tư】</w:t>
       </w:r>
     </w:p>
     <w:p>
@@ -20506,7 +20041,7 @@
             <w14:bevel/>
           </w14:textOutline>
         </w:rPr>
-        <w:t>6.</w:t>
+        <w:t>6. Kiểm kê tồn kho</w:t>
       </w:r>
       <w:r>
         <w:rPr>
@@ -20515,7 +20050,6 @@
           <w:sz w:val="24"/>
           <w:szCs w:val="24"/>
         </w:rPr>
-        <w:t xml:space="preserve">   </w:t>
       </w:r>
       <w:r>
         <w:rPr>
@@ -20531,7 +20065,6 @@
             <w14:bevel/>
           </w14:textOutline>
         </w:rPr>
-        <w:t>库存盘点</w:t>
       </w:r>
     </w:p>
     <w:p>
@@ -20558,15 +20091,14 @@
           <w:sz w:val="24"/>
           <w:szCs w:val="24"/>
         </w:rPr>
-        <w:t xml:space="preserve">&gt; </w:t>
-      </w:r>
-      <w:r>
-        <w:rPr>
-          <w:rFonts w:ascii="宋体" w:hAnsi="宋体" w:eastAsia="宋体" w:cs="宋体"/>
-          <w:sz w:val="24"/>
-          <w:szCs w:val="24"/>
-        </w:rPr>
-        <w:t>选择创建时间或输入盘点单号，则可查询出所选时间段内的盘点数据。选</w:t>
+        <w:t>&gt; Chọn thời gian tạo hoặc nhập số phiếu kiểm kê thì có thể tra cứu được dữ liệu kiểm kê trong khoảng thời gian đã chọn. Chọn</w:t>
+      </w:r>
+      <w:r>
+        <w:rPr>
+          <w:rFonts w:ascii="宋体" w:hAnsi="宋体" w:eastAsia="宋体" w:cs="宋体"/>
+          <w:sz w:val="24"/>
+          <w:szCs w:val="24"/>
+        </w:rPr>
       </w:r>
     </w:p>
     <w:p>
@@ -20586,7 +20118,7 @@
           <w:sz w:val="24"/>
           <w:szCs w:val="24"/>
         </w:rPr>
-        <w:t>择一条盘点单号，点击查看可查看到此盘点单号的明细，支持【</w:t>
+        <w:t>một số phiếu kiểm kê, nhấn Xem thì có thể xem chi tiết của số phiếu kiểm kê này, hỗ trợ 【Xuất】.</w:t>
       </w:r>
       <w:r>
         <w:rPr>
@@ -20595,7 +20127,6 @@
           <w:sz w:val="24"/>
           <w:szCs w:val="24"/>
         </w:rPr>
-        <w:t>导出】。</w:t>
       </w:r>
     </w:p>
     <w:p>
@@ -20659,7 +20190,7 @@
           <w:sz w:val="24"/>
           <w:szCs w:val="24"/>
         </w:rPr>
-        <w:t>【</w:t>
+        <w:t>【Kiểm kê tồn kho】</w:t>
       </w:r>
       <w:r>
         <w:rPr>
@@ -20668,7 +20199,6 @@
           <w:sz w:val="20"/>
           <w:szCs w:val="20"/>
         </w:rPr>
-        <w:t>库存盘点</w:t>
       </w:r>
       <w:r>
         <w:rPr>
@@ -20677,7 +20207,6 @@
           <w:sz w:val="24"/>
           <w:szCs w:val="24"/>
         </w:rPr>
-        <w:t>】</w:t>
       </w:r>
     </w:p>
     <w:p>
@@ -20841,7 +20370,7 @@
           <w:sz w:val="24"/>
           <w:szCs w:val="24"/>
         </w:rPr>
-        <w:t>【</w:t>
+        <w:t>【Thêm kiểm kê mới】</w:t>
       </w:r>
       <w:r>
         <w:rPr>
@@ -20850,7 +20379,6 @@
           <w:sz w:val="20"/>
           <w:szCs w:val="20"/>
         </w:rPr>
-        <w:t>新增盘点</w:t>
       </w:r>
       <w:r>
         <w:rPr>
@@ -20859,7 +20387,6 @@
           <w:sz w:val="24"/>
           <w:szCs w:val="24"/>
         </w:rPr>
-        <w:t>】</w:t>
       </w:r>
     </w:p>
     <w:p>
@@ -20880,7 +20407,7 @@
           <w:sz w:val="24"/>
           <w:szCs w:val="24"/>
         </w:rPr>
-        <w:t xml:space="preserve">&gt; </w:t>
+        <w:t>&gt; Thêm kiểm kê thuốc / vật tư mới: Chọn kiểm kê thuốc hoặc kiểm kê vật tư, nhấn 【Kiểm kê】 rồi chọn dữ liệu đang kiểm kê để 【Xem】; hệ thống bật hộp thoại kiểm kê, nhập tồn kho kiểm kê rồi nhấn Lưu hoặc Hoàn thành kiểm kê, hỗ trợ xuất tài liệu Excel. “Đang kiểm kê” hỗ trợ xóa.</w:t>
       </w:r>
       <w:r>
         <w:rPr>
@@ -20889,7 +20416,6 @@
           <w:sz w:val="24"/>
           <w:szCs w:val="24"/>
         </w:rPr>
-        <w:t>新增药品/材料盘点：选择药品盘点或材料盘点，点击【</w:t>
       </w:r>
       <w:r>
         <w:rPr>
@@ -20898,15 +20424,13 @@
           <w:sz w:val="24"/>
           <w:szCs w:val="24"/>
         </w:rPr>
-        <w:t>盘点】后，选择正</w:t>
-      </w:r>
-      <w:r>
-        <w:rPr>
-          <w:rFonts w:ascii="宋体" w:hAnsi="宋体" w:eastAsia="宋体" w:cs="宋体"/>
-          <w:sz w:val="24"/>
-          <w:szCs w:val="24"/>
-        </w:rPr>
-        <w:t xml:space="preserve"> </w:t>
+      </w:r>
+      <w:r>
+        <w:rPr>
+          <w:rFonts w:ascii="宋体" w:hAnsi="宋体" w:eastAsia="宋体" w:cs="宋体"/>
+          <w:sz w:val="24"/>
+          <w:szCs w:val="24"/>
+        </w:rPr>
       </w:r>
       <w:r>
         <w:rPr>
@@ -20915,7 +20439,6 @@
           <w:sz w:val="24"/>
           <w:szCs w:val="24"/>
         </w:rPr>
-        <w:t>在盘点的数据进行【查看】，系统弹出盘点对话框，输入盘点</w:t>
       </w:r>
       <w:r>
         <w:rPr>
@@ -20924,15 +20447,13 @@
           <w:sz w:val="24"/>
           <w:szCs w:val="24"/>
         </w:rPr>
-        <w:t>库存后，点击</w:t>
-      </w:r>
-      <w:r>
-        <w:rPr>
-          <w:rFonts w:ascii="宋体" w:hAnsi="宋体" w:eastAsia="宋体" w:cs="宋体"/>
-          <w:sz w:val="24"/>
-          <w:szCs w:val="24"/>
-        </w:rPr>
-        <w:t xml:space="preserve"> </w:t>
+      </w:r>
+      <w:r>
+        <w:rPr>
+          <w:rFonts w:ascii="宋体" w:hAnsi="宋体" w:eastAsia="宋体" w:cs="宋体"/>
+          <w:sz w:val="24"/>
+          <w:szCs w:val="24"/>
+        </w:rPr>
       </w:r>
       <w:r>
         <w:rPr>
@@ -20941,7 +20462,6 @@
           <w:sz w:val="24"/>
           <w:szCs w:val="24"/>
         </w:rPr>
-        <w:t>保存或盘点完成，支持导出</w:t>
       </w:r>
       <w:r>
         <w:rPr>
@@ -20950,7 +20470,6 @@
           <w:sz w:val="24"/>
           <w:szCs w:val="24"/>
         </w:rPr>
-        <w:t xml:space="preserve"> </w:t>
       </w:r>
       <w:r>
         <w:rPr>
@@ -20959,7 +20478,6 @@
           <w:sz w:val="24"/>
           <w:szCs w:val="24"/>
         </w:rPr>
-        <w:t>excel</w:t>
       </w:r>
       <w:r>
         <w:rPr>
@@ -20968,7 +20486,6 @@
           <w:sz w:val="24"/>
           <w:szCs w:val="24"/>
         </w:rPr>
-        <w:t xml:space="preserve"> </w:t>
       </w:r>
       <w:r>
         <w:rPr>
@@ -20977,7 +20494,6 @@
           <w:sz w:val="24"/>
           <w:szCs w:val="24"/>
         </w:rPr>
-        <w:t>文档。“正在盘点</w:t>
       </w:r>
       <w:r>
         <w:rPr>
@@ -20986,7 +20502,6 @@
           <w:sz w:val="24"/>
           <w:szCs w:val="24"/>
         </w:rPr>
-        <w:t xml:space="preserve"> </w:t>
       </w:r>
       <w:r>
         <w:rPr>
@@ -20995,7 +20510,6 @@
           <w:sz w:val="24"/>
           <w:szCs w:val="24"/>
         </w:rPr>
-        <w:t>”支持删</w:t>
       </w:r>
       <w:r>
         <w:rPr>
@@ -21004,7 +20518,6 @@
           <w:sz w:val="24"/>
           <w:szCs w:val="24"/>
         </w:rPr>
-        <w:t>除。</w:t>
       </w:r>
     </w:p>
     <w:p>
@@ -21118,7 +20631,7 @@
           <w:sz w:val="20"/>
           <w:szCs w:val="20"/>
         </w:rPr>
-        <w:t>【正在盘点】</w:t>
+        <w:t>【Đang kiểm kê】</w:t>
       </w:r>
     </w:p>
     <w:p>
@@ -21164,7 +20677,7 @@
             <w14:bevel/>
           </w14:textOutline>
         </w:rPr>
-        <w:t>7.</w:t>
+        <w:t>7. Tồn kho hiện tại</w:t>
       </w:r>
       <w:r>
         <w:rPr>
@@ -21173,7 +20686,6 @@
           <w:sz w:val="24"/>
           <w:szCs w:val="24"/>
         </w:rPr>
-        <w:t xml:space="preserve">   </w:t>
       </w:r>
       <w:r>
         <w:rPr>
@@ -21189,7 +20701,6 @@
             <w14:bevel/>
           </w14:textOutline>
         </w:rPr>
-        <w:t>当前库存</w:t>
       </w:r>
     </w:p>
     <w:p>
@@ -21216,7 +20727,7 @@
           <w:sz w:val="24"/>
           <w:szCs w:val="24"/>
         </w:rPr>
-        <w:t xml:space="preserve">&gt; </w:t>
+        <w:t>&gt; Tra cứu số lượng tồn kho hiện tại của thuốc / vật tư theo 【số lô】 và 【hàng hóa】. Hệ thống hỗ trợ xuất ra tài liệu Excel.</w:t>
       </w:r>
       <w:r>
         <w:rPr>
@@ -21225,7 +20736,6 @@
           <w:sz w:val="24"/>
           <w:szCs w:val="24"/>
         </w:rPr>
-        <w:t>按【批号】和【商品】来查询药品/材料的当前库存数。</w:t>
       </w:r>
       <w:r>
         <w:rPr>
@@ -21234,15 +20744,13 @@
           <w:sz w:val="24"/>
           <w:szCs w:val="24"/>
         </w:rPr>
-        <w:t>系统支持导出为</w:t>
-      </w:r>
-      <w:r>
-        <w:rPr>
-          <w:rFonts w:ascii="宋体" w:hAnsi="宋体" w:eastAsia="宋体" w:cs="宋体"/>
-          <w:sz w:val="24"/>
-          <w:szCs w:val="24"/>
-        </w:rPr>
-        <w:t xml:space="preserve"> </w:t>
+      </w:r>
+      <w:r>
+        <w:rPr>
+          <w:rFonts w:ascii="宋体" w:hAnsi="宋体" w:eastAsia="宋体" w:cs="宋体"/>
+          <w:sz w:val="24"/>
+          <w:szCs w:val="24"/>
+        </w:rPr>
       </w:r>
       <w:r>
         <w:rPr>
@@ -21251,7 +20759,6 @@
           <w:sz w:val="24"/>
           <w:szCs w:val="24"/>
         </w:rPr>
-        <w:t>excel</w:t>
       </w:r>
       <w:r>
         <w:rPr>
@@ -21260,7 +20767,6 @@
           <w:sz w:val="24"/>
           <w:szCs w:val="24"/>
         </w:rPr>
-        <w:t xml:space="preserve"> </w:t>
       </w:r>
       <w:r>
         <w:rPr>
@@ -21269,7 +20775,6 @@
           <w:sz w:val="24"/>
           <w:szCs w:val="24"/>
         </w:rPr>
-        <w:t>文档。</w:t>
       </w:r>
     </w:p>
     <w:p>
@@ -21355,7 +20860,7 @@
             <w14:bevel/>
           </w14:textOutline>
         </w:rPr>
-        <w:t>8.</w:t>
+        <w:t>8. Cảnh báo</w:t>
       </w:r>
       <w:r>
         <w:rPr>
@@ -21364,7 +20869,6 @@
           <w:sz w:val="24"/>
           <w:szCs w:val="24"/>
         </w:rPr>
-        <w:t xml:space="preserve">   </w:t>
       </w:r>
       <w:r>
         <w:rPr>
@@ -21380,7 +20884,6 @@
             <w14:bevel/>
           </w14:textOutline>
         </w:rPr>
-        <w:t>预警</w:t>
       </w:r>
     </w:p>
     <w:p>
@@ -21407,7 +20910,7 @@
           <w:sz w:val="24"/>
           <w:szCs w:val="24"/>
         </w:rPr>
-        <w:t xml:space="preserve">&gt; </w:t>
+        <w:t>&gt; Thiết lập 【cảnh báo hạn dùng】 và 【cảnh báo tồn kho】 cho thuốc / vật tư, hỗ trợ xuất tài liệu Excel.</w:t>
       </w:r>
       <w:r>
         <w:rPr>
@@ -21416,7 +20919,6 @@
           <w:sz w:val="24"/>
           <w:szCs w:val="24"/>
         </w:rPr>
-        <w:t>设置药品/材料的【有效期预警】和【库存预警】，支持导出</w:t>
       </w:r>
       <w:r>
         <w:rPr>
@@ -21425,7 +20927,6 @@
           <w:sz w:val="24"/>
           <w:szCs w:val="24"/>
         </w:rPr>
-        <w:t xml:space="preserve"> </w:t>
       </w:r>
       <w:r>
         <w:rPr>
@@ -21434,7 +20935,6 @@
           <w:sz w:val="24"/>
           <w:szCs w:val="24"/>
         </w:rPr>
-        <w:t>excel</w:t>
       </w:r>
       <w:r>
         <w:rPr>
@@ -21443,7 +20943,6 @@
           <w:sz w:val="24"/>
           <w:szCs w:val="24"/>
         </w:rPr>
-        <w:t xml:space="preserve"> </w:t>
       </w:r>
       <w:r>
         <w:rPr>
@@ -21452,7 +20951,6 @@
           <w:sz w:val="24"/>
           <w:szCs w:val="24"/>
         </w:rPr>
-        <w:t>文档。</w:t>
       </w:r>
     </w:p>
     <w:p>
@@ -21516,7 +21014,7 @@
           <w:sz w:val="20"/>
           <w:szCs w:val="20"/>
         </w:rPr>
-        <w:t>【有限期预警】</w:t>
+        <w:t>【Cảnh báo hạn dùng】</w:t>
       </w:r>
     </w:p>
     <w:p>
@@ -21662,7 +21160,7 @@
           <w:sz w:val="20"/>
           <w:szCs w:val="20"/>
         </w:rPr>
-        <w:t>【库存预警】</w:t>
+        <w:t>【Cảnh báo tồn kho】</w:t>
       </w:r>
     </w:p>
     <w:p>
@@ -21700,7 +21198,7 @@
             <w14:bevel/>
           </w14:textOutline>
         </w:rPr>
-        <w:t>系统管理</w:t>
+        <w:t>Quản trị hệ thống</w:t>
       </w:r>
     </w:p>
     <w:p>
@@ -21740,7 +21238,7 @@
             <w14:bevel/>
           </w14:textOutline>
         </w:rPr>
-        <w:t>1.</w:t>
+        <w:t>1. Quản lý khoa</w:t>
       </w:r>
       <w:r>
         <w:rPr>
@@ -21749,7 +21247,6 @@
           <w:sz w:val="24"/>
           <w:szCs w:val="24"/>
         </w:rPr>
-        <w:t xml:space="preserve"> </w:t>
       </w:r>
       <w:r>
         <w:rPr>
@@ -21765,7 +21262,6 @@
             <w14:bevel/>
           </w14:textOutline>
         </w:rPr>
-        <w:t>科室管理</w:t>
       </w:r>
     </w:p>
     <w:p>
@@ -21792,7 +21288,7 @@
           <w:sz w:val="24"/>
           <w:szCs w:val="24"/>
         </w:rPr>
-        <w:t xml:space="preserve">&gt; </w:t>
+        <w:t>&gt; Giao diện 【Quản trị hệ thống】 – 【Quản lý khoa】: Nhấn nút 【Tìm kiếm】 để tra cứu thông tin khoa theo tên khoa, điều kiện có kích hoạt hay không; nút 【Đặt lại】 để đặt lại thông tin giao diện.</w:t>
       </w:r>
       <w:r>
         <w:rPr>
@@ -21801,7 +21297,6 @@
           <w:sz w:val="24"/>
           <w:szCs w:val="24"/>
         </w:rPr>
-        <w:t>【系统管理】—【科室管理】界面，按照科室</w:t>
       </w:r>
       <w:r>
         <w:rPr>
@@ -21810,15 +21305,13 @@
           <w:sz w:val="24"/>
           <w:szCs w:val="24"/>
         </w:rPr>
-        <w:t>名称、是否启用条件【搜索】</w:t>
-      </w:r>
-      <w:r>
-        <w:rPr>
-          <w:rFonts w:ascii="宋体" w:hAnsi="宋体" w:eastAsia="宋体" w:cs="宋体"/>
-          <w:sz w:val="24"/>
-          <w:szCs w:val="24"/>
-        </w:rPr>
-        <w:t xml:space="preserve"> </w:t>
+      </w:r>
+      <w:r>
+        <w:rPr>
+          <w:rFonts w:ascii="宋体" w:hAnsi="宋体" w:eastAsia="宋体" w:cs="宋体"/>
+          <w:sz w:val="24"/>
+          <w:szCs w:val="24"/>
+        </w:rPr>
       </w:r>
       <w:r>
         <w:rPr>
@@ -21827,7 +21320,6 @@
           <w:sz w:val="24"/>
           <w:szCs w:val="24"/>
         </w:rPr>
-        <w:t>按钮查询科室信息，【重置】按钮重置界面信息。</w:t>
       </w:r>
     </w:p>
     <w:p>
@@ -21891,7 +21383,7 @@
           <w:sz w:val="20"/>
           <w:szCs w:val="20"/>
         </w:rPr>
-        <w:t>【科室管理主界面】</w:t>
+        <w:t>【Giao diện chính quản lý khoa】</w:t>
       </w:r>
     </w:p>
     <w:p>
@@ -21912,7 +21404,7 @@
           <w:sz w:val="24"/>
           <w:szCs w:val="24"/>
         </w:rPr>
-        <w:t xml:space="preserve">&gt; </w:t>
+        <w:t>&gt; Nút 【Thêm】 vào giao diện thêm khoa; trên giao diện thêm khoa, nhập mã khoa (bắt buộc), tên khoa (bắt buộc), nhóm lớn của khoa, địa chỉ, có phải khoa đăng ký hay không, khoa đăng ký mặc định, có kích hoạt hay không; nút 【Lưu】 để thêm khoa mới, nút 【Hủy】 để hủy thêm khoa.</w:t>
       </w:r>
       <w:r>
         <w:rPr>
@@ -21921,7 +21413,6 @@
           <w:sz w:val="24"/>
           <w:szCs w:val="24"/>
         </w:rPr>
-        <w:t>【添加】按钮进入添加科室界面，添加科室界面输入科室编号（必填）、科</w:t>
       </w:r>
       <w:r>
         <w:rPr>
@@ -21930,7 +21421,6 @@
           <w:sz w:val="24"/>
           <w:szCs w:val="24"/>
         </w:rPr>
-        <w:t xml:space="preserve"> </w:t>
       </w:r>
       <w:r>
         <w:rPr>
@@ -21939,7 +21429,6 @@
           <w:sz w:val="24"/>
           <w:szCs w:val="24"/>
         </w:rPr>
-        <w:t>室名称（必填）、科室大类、地址、是否登记科室、默</w:t>
       </w:r>
       <w:r>
         <w:rPr>
@@ -21948,15 +21437,13 @@
           <w:sz w:val="24"/>
           <w:szCs w:val="24"/>
         </w:rPr>
-        <w:t>认登记科室、是否启</w:t>
-      </w:r>
-      <w:r>
-        <w:rPr>
-          <w:rFonts w:ascii="宋体" w:hAnsi="宋体" w:eastAsia="宋体" w:cs="宋体"/>
-          <w:sz w:val="24"/>
-          <w:szCs w:val="24"/>
-        </w:rPr>
-        <w:t xml:space="preserve"> </w:t>
+      </w:r>
+      <w:r>
+        <w:rPr>
+          <w:rFonts w:ascii="宋体" w:hAnsi="宋体" w:eastAsia="宋体" w:cs="宋体"/>
+          <w:sz w:val="24"/>
+          <w:szCs w:val="24"/>
+        </w:rPr>
       </w:r>
       <w:r>
         <w:rPr>
@@ -21965,7 +21452,6 @@
           <w:sz w:val="24"/>
           <w:szCs w:val="24"/>
         </w:rPr>
-        <w:t>用，【保存】按钮添加新科室，【取消】按钮取消添加科室。</w:t>
       </w:r>
     </w:p>
     <w:p>
@@ -22045,7 +21531,7 @@
           <w:sz w:val="20"/>
           <w:szCs w:val="20"/>
         </w:rPr>
-        <w:t>【添加科室界面】</w:t>
+        <w:t>【Giao diện thêm khoa】</w:t>
       </w:r>
     </w:p>
     <w:p>
@@ -22066,7 +21552,7 @@
           <w:sz w:val="24"/>
           <w:szCs w:val="24"/>
         </w:rPr>
-        <w:t xml:space="preserve">&gt; </w:t>
+        <w:t>&gt; Dưới mục thao tác hiển thị trên giao diện chính có 【Cột hiển thị tùy chỉnh】 để tùy chỉnh tra cứu và hiển thị các dữ liệu thông tin khoa; chọn và hủy chọn qua ô đánh dấu; nút 【Xuất】 để xuất dữ liệu đã tìm kiếm trên giao diện quản lý khoa ra bảng XLSX.</w:t>
       </w:r>
       <w:r>
         <w:rPr>
@@ -22075,7 +21561,6 @@
           <w:sz w:val="24"/>
           <w:szCs w:val="24"/>
         </w:rPr>
-        <w:t>主界面显示操作目录下有【自定义显示列】</w:t>
       </w:r>
       <w:r>
         <w:rPr>
@@ -22084,7 +21569,6 @@
           <w:sz w:val="24"/>
           <w:szCs w:val="24"/>
         </w:rPr>
-        <w:t xml:space="preserve"> </w:t>
       </w:r>
       <w:r>
         <w:rPr>
@@ -22093,7 +21577,6 @@
           <w:sz w:val="24"/>
           <w:szCs w:val="24"/>
         </w:rPr>
-        <w:t>自定义</w:t>
       </w:r>
       <w:r>
         <w:rPr>
@@ -22102,15 +21585,13 @@
           <w:sz w:val="24"/>
           <w:szCs w:val="24"/>
         </w:rPr>
-        <w:t>查询显示的科室信息类</w:t>
-      </w:r>
-      <w:r>
-        <w:rPr>
-          <w:rFonts w:ascii="宋体" w:hAnsi="宋体" w:eastAsia="宋体" w:cs="宋体"/>
-          <w:sz w:val="24"/>
-          <w:szCs w:val="24"/>
-        </w:rPr>
-        <w:t xml:space="preserve"> </w:t>
+      </w:r>
+      <w:r>
+        <w:rPr>
+          <w:rFonts w:ascii="宋体" w:hAnsi="宋体" w:eastAsia="宋体" w:cs="宋体"/>
+          <w:sz w:val="24"/>
+          <w:szCs w:val="24"/>
+        </w:rPr>
       </w:r>
       <w:r>
         <w:rPr>
@@ -22119,7 +21600,6 @@
           <w:sz w:val="24"/>
           <w:szCs w:val="24"/>
         </w:rPr>
-        <w:t>数据，通过勾选框选择和取消，【导出】按钮导出科室</w:t>
       </w:r>
       <w:r>
         <w:rPr>
@@ -22128,15 +21608,13 @@
           <w:sz w:val="24"/>
           <w:szCs w:val="24"/>
         </w:rPr>
-        <w:t>管理界面搜索的数据</w:t>
-      </w:r>
-      <w:r>
-        <w:rPr>
-          <w:rFonts w:ascii="宋体" w:hAnsi="宋体" w:eastAsia="宋体" w:cs="宋体"/>
-          <w:sz w:val="24"/>
-          <w:szCs w:val="24"/>
-        </w:rPr>
-        <w:t xml:space="preserve"> </w:t>
+      </w:r>
+      <w:r>
+        <w:rPr>
+          <w:rFonts w:ascii="宋体" w:hAnsi="宋体" w:eastAsia="宋体" w:cs="宋体"/>
+          <w:sz w:val="24"/>
+          <w:szCs w:val="24"/>
+        </w:rPr>
       </w:r>
       <w:r>
         <w:rPr>
@@ -22145,7 +21623,6 @@
           <w:sz w:val="24"/>
           <w:szCs w:val="24"/>
         </w:rPr>
-        <w:t>为</w:t>
       </w:r>
       <w:r>
         <w:rPr>
@@ -22154,7 +21631,6 @@
           <w:sz w:val="24"/>
           <w:szCs w:val="24"/>
         </w:rPr>
-        <w:t xml:space="preserve"> </w:t>
       </w:r>
       <w:r>
         <w:rPr>
@@ -22163,7 +21639,6 @@
           <w:sz w:val="24"/>
           <w:szCs w:val="24"/>
         </w:rPr>
-        <w:t>XLSX</w:t>
       </w:r>
       <w:r>
         <w:rPr>
@@ -22172,7 +21647,6 @@
           <w:sz w:val="24"/>
           <w:szCs w:val="24"/>
         </w:rPr>
-        <w:t xml:space="preserve"> </w:t>
       </w:r>
       <w:r>
         <w:rPr>
@@ -22181,7 +21655,6 @@
           <w:sz w:val="24"/>
           <w:szCs w:val="24"/>
         </w:rPr>
-        <w:t>表格。</w:t>
       </w:r>
     </w:p>
     <w:p>
@@ -22245,7 +21718,7 @@
           <w:sz w:val="20"/>
           <w:szCs w:val="20"/>
         </w:rPr>
-        <w:t>【自定义显示数据】</w:t>
+        <w:t>【Dữ liệu hiển thị tùy chỉnh】</w:t>
       </w:r>
     </w:p>
     <w:p>
@@ -22367,7 +21840,7 @@
           <w:sz w:val="20"/>
           <w:szCs w:val="20"/>
         </w:rPr>
-        <w:t>【导出</w:t>
+        <w:t>【Chức năng xuất bảng XLSX】</w:t>
       </w:r>
       <w:r>
         <w:rPr>
@@ -22376,7 +21849,6 @@
           <w:sz w:val="20"/>
           <w:szCs w:val="20"/>
         </w:rPr>
-        <w:t xml:space="preserve"> </w:t>
       </w:r>
       <w:r>
         <w:rPr>
@@ -22384,7 +21856,6 @@
           <w:sz w:val="20"/>
           <w:szCs w:val="20"/>
         </w:rPr>
-        <w:t>XLSX</w:t>
       </w:r>
       <w:r>
         <w:rPr>
@@ -22393,7 +21864,6 @@
           <w:sz w:val="20"/>
           <w:szCs w:val="20"/>
         </w:rPr>
-        <w:t xml:space="preserve"> </w:t>
       </w:r>
       <w:r>
         <w:rPr>
@@ -22402,7 +21872,6 @@
           <w:sz w:val="20"/>
           <w:szCs w:val="20"/>
         </w:rPr>
-        <w:t>表格功能】</w:t>
       </w:r>
     </w:p>
     <w:p>
@@ -22423,7 +21892,7 @@
           <w:sz w:val="24"/>
           <w:szCs w:val="24"/>
         </w:rPr>
-        <w:t xml:space="preserve">&gt; </w:t>
+        <w:t>&gt; Cột thao tác thông tin khoa chính có các chức năng xem, sửa, sao chép, lịch sử; 【Xem】 thông tin chi tiết khoa được duy trì, 【Chỉnh sửa】 để sửa thông tin khoa, 【Sao chép】 để thêm thông tin khoa giống nhau, 【Lịch sử】 để xem thông tin lịch sử tạo và sửa khoa.</w:t>
       </w:r>
       <w:r>
         <w:rPr>
@@ -22432,7 +21901,6 @@
           <w:sz w:val="24"/>
           <w:szCs w:val="24"/>
         </w:rPr>
-        <w:t>主科室信息操作列中有查看、编辑、复制、历史记录功能，【查看】科室维</w:t>
       </w:r>
       <w:r>
         <w:rPr>
@@ -22441,7 +21909,6 @@
           <w:sz w:val="24"/>
           <w:szCs w:val="24"/>
         </w:rPr>
-        <w:t xml:space="preserve"> </w:t>
       </w:r>
       <w:r>
         <w:rPr>
@@ -22450,7 +21917,6 @@
           <w:sz w:val="24"/>
           <w:szCs w:val="24"/>
         </w:rPr>
-        <w:t>护的详细信息，【编辑】修改科室信息，【复制】相同的科室</w:t>
       </w:r>
       <w:r>
         <w:rPr>
@@ -22459,15 +21925,13 @@
           <w:sz w:val="24"/>
           <w:szCs w:val="24"/>
         </w:rPr>
-        <w:t>信息添加，【历</w:t>
-      </w:r>
-      <w:r>
-        <w:rPr>
-          <w:rFonts w:ascii="宋体" w:hAnsi="宋体" w:eastAsia="宋体" w:cs="宋体"/>
-          <w:sz w:val="24"/>
-          <w:szCs w:val="24"/>
-        </w:rPr>
-        <w:t xml:space="preserve"> </w:t>
+      </w:r>
+      <w:r>
+        <w:rPr>
+          <w:rFonts w:ascii="宋体" w:hAnsi="宋体" w:eastAsia="宋体" w:cs="宋体"/>
+          <w:sz w:val="24"/>
+          <w:szCs w:val="24"/>
+        </w:rPr>
       </w:r>
       <w:r>
         <w:rPr>
@@ -22476,7 +21940,6 @@
           <w:sz w:val="24"/>
           <w:szCs w:val="24"/>
         </w:rPr>
-        <w:t>史记录】察看科室创建修改的历史记录信息。</w:t>
       </w:r>
     </w:p>
     <w:p>
@@ -22540,7 +22003,7 @@
           <w:sz w:val="20"/>
           <w:szCs w:val="20"/>
         </w:rPr>
-        <w:t>【察看科室信息】</w:t>
+        <w:t>【Xem thông tin khoa】</w:t>
       </w:r>
     </w:p>
     <w:p>
@@ -22662,7 +22125,7 @@
           <w:sz w:val="20"/>
           <w:szCs w:val="20"/>
         </w:rPr>
-        <w:t>【编辑修改科室】</w:t>
+        <w:t>【Chỉnh sửa khoa】</w:t>
       </w:r>
     </w:p>
     <w:p>
@@ -22726,7 +22189,7 @@
           <w:sz w:val="20"/>
           <w:szCs w:val="20"/>
         </w:rPr>
-        <w:t>【复制添加科室】</w:t>
+        <w:t>【Sao chép để thêm khoa】</w:t>
       </w:r>
     </w:p>
     <w:p>
@@ -22864,7 +22327,7 @@
           <w:sz w:val="20"/>
           <w:szCs w:val="20"/>
         </w:rPr>
-        <w:t>【科室历史记录】</w:t>
+        <w:t>【Lịch sử khoa】</w:t>
       </w:r>
     </w:p>
     <w:p>
@@ -22900,7 +22363,7 @@
             <w14:bevel/>
           </w14:textOutline>
         </w:rPr>
-        <w:t>2.</w:t>
+        <w:t>2. Quản lý vai trò</w:t>
       </w:r>
       <w:r>
         <w:rPr>
@@ -22909,7 +22372,6 @@
           <w:sz w:val="24"/>
           <w:szCs w:val="24"/>
         </w:rPr>
-        <w:t xml:space="preserve"> </w:t>
       </w:r>
       <w:r>
         <w:rPr>
@@ -22925,7 +22387,6 @@
             <w14:bevel/>
           </w14:textOutline>
         </w:rPr>
-        <w:t>角色管理</w:t>
       </w:r>
     </w:p>
     <w:p>
@@ -22952,7 +22413,7 @@
           <w:sz w:val="24"/>
           <w:szCs w:val="24"/>
         </w:rPr>
-        <w:t xml:space="preserve">&gt; </w:t>
+        <w:t>&gt; Giao diện 【Quản trị hệ thống】 – 【Quản lý vai trò】: Nhập tên rồi nhấn nút 【Tìm kiếm】 để tra cứu thông tin khoa, nút 【Đặt lại】 để đặt lại thông tin giao diện.</w:t>
       </w:r>
       <w:r>
         <w:rPr>
@@ -22961,7 +22422,6 @@
           <w:sz w:val="24"/>
           <w:szCs w:val="24"/>
         </w:rPr>
-        <w:t>【系统管理】—【角色管理】界面，输入名称【搜索】按钮查询科室信息，</w:t>
       </w:r>
       <w:r>
         <w:rPr>
@@ -22970,7 +22430,6 @@
           <w:sz w:val="24"/>
           <w:szCs w:val="24"/>
         </w:rPr>
-        <w:t xml:space="preserve"> </w:t>
       </w:r>
       <w:r>
         <w:rPr>
@@ -22979,7 +22438,6 @@
           <w:sz w:val="24"/>
           <w:szCs w:val="24"/>
         </w:rPr>
-        <w:t>【重置】按钮重置界面信息。</w:t>
       </w:r>
     </w:p>
     <w:p>
@@ -23043,7 +22501,7 @@
           <w:sz w:val="20"/>
           <w:szCs w:val="20"/>
         </w:rPr>
-        <w:t>【角色管理界面】</w:t>
+        <w:t>【Giao diện quản lý vai trò】</w:t>
       </w:r>
     </w:p>
     <w:p>
@@ -23064,7 +22522,7 @@
           <w:sz w:val="24"/>
           <w:szCs w:val="24"/>
         </w:rPr>
-        <w:t xml:space="preserve">&gt; </w:t>
+        <w:t>&gt; Nhấn nút 【Thêm】 để vào giao diện thêm vai trò; nhập mã (bắt buộc), tên (bắt buộc), có kích hoạt hay không, nội dung ghi chú rồi nhấn nút 【Lưu】 để thêm vai trò.</w:t>
       </w:r>
       <w:r>
         <w:rPr>
@@ -23073,7 +22531,6 @@
           <w:sz w:val="24"/>
           <w:szCs w:val="24"/>
         </w:rPr>
-        <w:t>点击【添加】按钮进入添加角色界面，</w:t>
       </w:r>
       <w:r>
         <w:rPr>
@@ -23082,7 +22539,6 @@
           <w:sz w:val="24"/>
           <w:szCs w:val="24"/>
         </w:rPr>
-        <w:t>输入代码（必填）、名称（必填</w:t>
       </w:r>
       <w:r>
         <w:rPr>
@@ -23092,7 +22548,6 @@
           <w:sz w:val="24"/>
           <w:szCs w:val="24"/>
         </w:rPr>
-        <w:t>），</w:t>
       </w:r>
       <w:r>
         <w:rPr>
@@ -23101,7 +22556,6 @@
           <w:sz w:val="24"/>
           <w:szCs w:val="24"/>
         </w:rPr>
-        <w:t xml:space="preserve"> </w:t>
       </w:r>
       <w:r>
         <w:rPr>
@@ -23110,7 +22564,6 @@
           <w:sz w:val="24"/>
           <w:szCs w:val="24"/>
         </w:rPr>
-        <w:t>是否启用、备注信息内容点击【保存】按钮添加角色。</w:t>
       </w:r>
     </w:p>
     <w:p>
@@ -23196,7 +22649,7 @@
           <w:sz w:val="20"/>
           <w:szCs w:val="20"/>
         </w:rPr>
-        <w:t>【添加角色】</w:t>
+        <w:t>【Thêm vai trò】</w:t>
       </w:r>
     </w:p>
     <w:p>
@@ -23217,7 +22670,7 @@
           <w:sz w:val="24"/>
           <w:szCs w:val="24"/>
         </w:rPr>
-        <w:t xml:space="preserve">&gt; </w:t>
+        <w:t>&gt; Dưới mục thao tác hiển thị trên giao diện chính có 【Cột hiển thị tùy chỉnh】 để tùy chỉnh tra cứu và hiển thị dữ liệu thông tin vai trò; chọn và hủy chọn qua ô đánh dấu; nút 【Xuất】 để xuất dữ liệu đã tìm kiếm trên giao diện quản lý vai trò ra bảng XLSX.</w:t>
       </w:r>
       <w:r>
         <w:rPr>
@@ -23226,7 +22679,6 @@
           <w:sz w:val="24"/>
           <w:szCs w:val="24"/>
         </w:rPr>
-        <w:t>主界面显示操作目录下有【自定义显示列】</w:t>
       </w:r>
       <w:r>
         <w:rPr>
@@ -23235,7 +22687,6 @@
           <w:sz w:val="24"/>
           <w:szCs w:val="24"/>
         </w:rPr>
-        <w:t xml:space="preserve"> </w:t>
       </w:r>
       <w:r>
         <w:rPr>
@@ -23244,7 +22695,6 @@
           <w:sz w:val="24"/>
           <w:szCs w:val="24"/>
         </w:rPr>
-        <w:t>自定义</w:t>
       </w:r>
       <w:r>
         <w:rPr>
@@ -23253,15 +22703,13 @@
           <w:sz w:val="24"/>
           <w:szCs w:val="24"/>
         </w:rPr>
-        <w:t>查询显示的角色信息数</w:t>
-      </w:r>
-      <w:r>
-        <w:rPr>
-          <w:rFonts w:ascii="宋体" w:hAnsi="宋体" w:eastAsia="宋体" w:cs="宋体"/>
-          <w:sz w:val="24"/>
-          <w:szCs w:val="24"/>
-        </w:rPr>
-        <w:t xml:space="preserve"> </w:t>
+      </w:r>
+      <w:r>
+        <w:rPr>
+          <w:rFonts w:ascii="宋体" w:hAnsi="宋体" w:eastAsia="宋体" w:cs="宋体"/>
+          <w:sz w:val="24"/>
+          <w:szCs w:val="24"/>
+        </w:rPr>
       </w:r>
       <w:r>
         <w:rPr>
@@ -23270,7 +22718,6 @@
           <w:sz w:val="24"/>
           <w:szCs w:val="24"/>
         </w:rPr>
-        <w:t>据，通过勾选框选择和取消，【导出】按钮导出角色管理界面搜索</w:t>
       </w:r>
       <w:r>
         <w:rPr>
@@ -23279,15 +22726,13 @@
           <w:sz w:val="24"/>
           <w:szCs w:val="24"/>
         </w:rPr>
-        <w:t>的数据为</w:t>
-      </w:r>
-      <w:r>
-        <w:rPr>
-          <w:rFonts w:ascii="宋体" w:hAnsi="宋体" w:eastAsia="宋体" w:cs="宋体"/>
-          <w:sz w:val="24"/>
-          <w:szCs w:val="24"/>
-        </w:rPr>
-        <w:t xml:space="preserve"> </w:t>
+      </w:r>
+      <w:r>
+        <w:rPr>
+          <w:rFonts w:ascii="宋体" w:hAnsi="宋体" w:eastAsia="宋体" w:cs="宋体"/>
+          <w:sz w:val="24"/>
+          <w:szCs w:val="24"/>
+        </w:rPr>
       </w:r>
       <w:r>
         <w:rPr>
@@ -23296,7 +22741,6 @@
           <w:sz w:val="24"/>
           <w:szCs w:val="24"/>
         </w:rPr>
-        <w:t>XLSX</w:t>
       </w:r>
       <w:r>
         <w:rPr>
@@ -23305,7 +22749,6 @@
           <w:sz w:val="24"/>
           <w:szCs w:val="24"/>
         </w:rPr>
-        <w:t xml:space="preserve"> </w:t>
       </w:r>
       <w:r>
         <w:rPr>
@@ -23314,7 +22757,6 @@
           <w:sz w:val="24"/>
           <w:szCs w:val="24"/>
         </w:rPr>
-        <w:t>表格。</w:t>
       </w:r>
     </w:p>
     <w:p>
@@ -23378,7 +22820,7 @@
           <w:sz w:val="20"/>
           <w:szCs w:val="20"/>
         </w:rPr>
-        <w:t>【自定义显示列】</w:t>
+        <w:t>【Cột hiển thị tùy chỉnh】</w:t>
       </w:r>
     </w:p>
     <w:p>
@@ -23500,7 +22942,7 @@
           <w:sz w:val="20"/>
           <w:szCs w:val="20"/>
         </w:rPr>
-        <w:t>【导出角色数据】</w:t>
+        <w:t>【Xuất dữ liệu vai trò】</w:t>
       </w:r>
     </w:p>
     <w:p>
@@ -23521,7 +22963,7 @@
           <w:sz w:val="24"/>
           <w:szCs w:val="24"/>
         </w:rPr>
-        <w:t>&gt;</w:t>
+        <w:t>&gt; Dưới dữ liệu thao tác thông tin vai trò có các nút chức năng 【Xem】, 【Chỉnh sửa】, 【Sao chép】, 【Quyền】, 【Xóa】, 【Lịch sử】; nhấn nút 【Xem】 để xem thông tin vai trò, nhấn nút 【Chỉnh sửa】 để sửa nội dung vai trò, nhấn nút 【Sao chép】 để sao chép vai trò và thêm vai trò mới, nhấn nút 【Quyền】 để vào giao diện thiết lập quyền, đánh dấu ô chọn để cấp quyền thao tác hệ thống Phòng khám đám mây cho vai trò, nhấn nút 【Xóa】 để xóa dữ liệu vai trò, nhấn nút 【Lịch sử】 để xem lịch sử sửa vai trò.</w:t>
       </w:r>
       <w:r>
         <w:rPr>
@@ -23531,7 +22973,6 @@
           <w:sz w:val="24"/>
           <w:szCs w:val="24"/>
         </w:rPr>
-        <w:t xml:space="preserve"> </w:t>
       </w:r>
       <w:r>
         <w:rPr>
@@ -23540,7 +22981,6 @@
           <w:sz w:val="24"/>
           <w:szCs w:val="24"/>
         </w:rPr>
-        <w:t>角色信息的操作</w:t>
       </w:r>
       <w:r>
         <w:rPr>
@@ -23549,7 +22989,6 @@
           <w:sz w:val="24"/>
           <w:szCs w:val="24"/>
         </w:rPr>
-        <w:t>数据下有【查看】、【编辑】、【复制】、【权</w:t>
       </w:r>
       <w:r>
         <w:rPr>
@@ -23558,7 +22997,6 @@
           <w:sz w:val="24"/>
           <w:szCs w:val="24"/>
         </w:rPr>
-        <w:t>限】、【删除】、【</w:t>
       </w:r>
       <w:r>
         <w:rPr>
@@ -23567,15 +23005,13 @@
           <w:sz w:val="24"/>
           <w:szCs w:val="24"/>
         </w:rPr>
-        <w:t>历</w:t>
-      </w:r>
-      <w:r>
-        <w:rPr>
-          <w:rFonts w:ascii="宋体" w:hAnsi="宋体" w:eastAsia="宋体" w:cs="宋体"/>
-          <w:sz w:val="24"/>
-          <w:szCs w:val="24"/>
-        </w:rPr>
-        <w:t xml:space="preserve"> </w:t>
+      </w:r>
+      <w:r>
+        <w:rPr>
+          <w:rFonts w:ascii="宋体" w:hAnsi="宋体" w:eastAsia="宋体" w:cs="宋体"/>
+          <w:sz w:val="24"/>
+          <w:szCs w:val="24"/>
+        </w:rPr>
       </w:r>
       <w:r>
         <w:rPr>
@@ -23584,7 +23020,6 @@
           <w:sz w:val="24"/>
           <w:szCs w:val="24"/>
         </w:rPr>
-        <w:t>史记录】功能按钮，点击【查看】按钮查看角色信息，点击【编辑】按钮</w:t>
       </w:r>
       <w:r>
         <w:rPr>
@@ -23593,7 +23028,6 @@
           <w:sz w:val="24"/>
           <w:szCs w:val="24"/>
         </w:rPr>
-        <w:t xml:space="preserve"> </w:t>
       </w:r>
       <w:r>
         <w:rPr>
@@ -23602,7 +23036,6 @@
           <w:sz w:val="24"/>
           <w:szCs w:val="24"/>
         </w:rPr>
-        <w:t>修改角色内容，点击【复制】按钮复制角色添加新角色，点击【权限】按</w:t>
       </w:r>
       <w:r>
         <w:rPr>
@@ -23611,7 +23044,6 @@
           <w:sz w:val="24"/>
           <w:szCs w:val="24"/>
         </w:rPr>
-        <w:t xml:space="preserve"> </w:t>
       </w:r>
       <w:r>
         <w:rPr>
@@ -23620,7 +23052,6 @@
           <w:sz w:val="24"/>
           <w:szCs w:val="24"/>
         </w:rPr>
-        <w:t>钮进入权限设置界面勾选复选框给角色授权云诊所系统操作权限</w:t>
       </w:r>
       <w:r>
         <w:rPr>
@@ -23629,15 +23060,13 @@
           <w:sz w:val="24"/>
           <w:szCs w:val="24"/>
         </w:rPr>
-        <w:t>，点击【删</w:t>
-      </w:r>
-      <w:r>
-        <w:rPr>
-          <w:rFonts w:ascii="宋体" w:hAnsi="宋体" w:eastAsia="宋体" w:cs="宋体"/>
-          <w:sz w:val="24"/>
-          <w:szCs w:val="24"/>
-        </w:rPr>
-        <w:t xml:space="preserve"> 除】按钮删除角色数据，点击【历史记录】按钮查看</w:t>
+      </w:r>
+      <w:r>
+        <w:rPr>
+          <w:rFonts w:ascii="宋体" w:hAnsi="宋体" w:eastAsia="宋体" w:cs="宋体"/>
+          <w:sz w:val="24"/>
+          <w:szCs w:val="24"/>
+        </w:rPr>
       </w:r>
       <w:r>
         <w:rPr>
@@ -23646,7 +23075,6 @@
           <w:sz w:val="24"/>
           <w:szCs w:val="24"/>
         </w:rPr>
-        <w:t>角色修改历史记录。</w:t>
       </w:r>
     </w:p>
     <w:p>
@@ -23710,7 +23138,7 @@
           <w:sz w:val="20"/>
           <w:szCs w:val="20"/>
         </w:rPr>
-        <w:t>【查看角色信息】</w:t>
+        <w:t>【Xem thông tin vai trò】</w:t>
       </w:r>
     </w:p>
     <w:p>
@@ -23814,7 +23242,7 @@
           <w:sz w:val="20"/>
           <w:szCs w:val="20"/>
         </w:rPr>
-        <w:t>【编辑修改角色信息】</w:t>
+        <w:t>【Chỉnh sửa thông tin vai trò】</w:t>
       </w:r>
     </w:p>
     <w:p>
@@ -23878,7 +23306,7 @@
           <w:sz w:val="20"/>
           <w:szCs w:val="20"/>
         </w:rPr>
-        <w:t>【复制添加角色】</w:t>
+        <w:t>【Sao chép để thêm vai trò】</w:t>
       </w:r>
     </w:p>
     <w:p>
@@ -24016,7 +23444,7 @@
           <w:sz w:val="20"/>
           <w:szCs w:val="20"/>
         </w:rPr>
-        <w:t>【权限按钮设置角色】</w:t>
+        <w:t>【Nút quyền thiết lập vai trò】</w:t>
       </w:r>
     </w:p>
     <w:p>
@@ -24080,7 +23508,7 @@
           <w:sz w:val="20"/>
           <w:szCs w:val="20"/>
         </w:rPr>
-        <w:t>【删除角色】</w:t>
+        <w:t>【Xóa vai trò】</w:t>
       </w:r>
     </w:p>
     <w:p>
@@ -24218,7 +23646,7 @@
           <w:sz w:val="20"/>
           <w:szCs w:val="20"/>
         </w:rPr>
-        <w:t>【角色历史修改记录】</w:t>
+        <w:t>【Bản ghi lịch sử sửa vai trò】</w:t>
       </w:r>
     </w:p>
     <w:p>
@@ -24254,7 +23682,7 @@
             <w14:bevel/>
           </w14:textOutline>
         </w:rPr>
-        <w:t>3.</w:t>
+        <w:t>3. Quản lý người dùng</w:t>
       </w:r>
       <w:r>
         <w:rPr>
@@ -24263,7 +23691,6 @@
           <w:sz w:val="24"/>
           <w:szCs w:val="24"/>
         </w:rPr>
-        <w:t xml:space="preserve"> </w:t>
       </w:r>
       <w:r>
         <w:rPr>
@@ -24279,7 +23706,6 @@
             <w14:bevel/>
           </w14:textOutline>
         </w:rPr>
-        <w:t>用户管理</w:t>
       </w:r>
     </w:p>
     <w:p>
@@ -24306,7 +23732,7 @@
           <w:sz w:val="24"/>
           <w:szCs w:val="24"/>
         </w:rPr>
-        <w:t xml:space="preserve">&gt; </w:t>
+        <w:t>&gt; Giao diện 【Quản trị hệ thống】 – 【Quản lý người dùng】: Chọn phòng ban trong hộp thả xuống, nhập tên người dùng rồi nhấn nút 【Tìm kiếm】 để tra cứu thông tin người dùng, nút 【Đặt lại】 để đặt lại thông tin giao diện.</w:t>
       </w:r>
       <w:r>
         <w:rPr>
@@ -24315,7 +23741,6 @@
           <w:sz w:val="24"/>
           <w:szCs w:val="24"/>
         </w:rPr>
-        <w:t>【系统管理】—【用户管理】界面，下拉框选</w:t>
       </w:r>
       <w:r>
         <w:rPr>
@@ -24324,15 +23749,13 @@
           <w:sz w:val="24"/>
           <w:szCs w:val="24"/>
         </w:rPr>
-        <w:t>择部门、输入用户名【搜索】</w:t>
-      </w:r>
-      <w:r>
-        <w:rPr>
-          <w:rFonts w:ascii="宋体" w:hAnsi="宋体" w:eastAsia="宋体" w:cs="宋体"/>
-          <w:sz w:val="24"/>
-          <w:szCs w:val="24"/>
-        </w:rPr>
-        <w:t xml:space="preserve"> </w:t>
+      </w:r>
+      <w:r>
+        <w:rPr>
+          <w:rFonts w:ascii="宋体" w:hAnsi="宋体" w:eastAsia="宋体" w:cs="宋体"/>
+          <w:sz w:val="24"/>
+          <w:szCs w:val="24"/>
+        </w:rPr>
       </w:r>
       <w:r>
         <w:rPr>
@@ -24341,7 +23764,6 @@
           <w:sz w:val="24"/>
           <w:szCs w:val="24"/>
         </w:rPr>
-        <w:t>按钮查询用户信息，【重置】按钮重置界面信息。</w:t>
       </w:r>
     </w:p>
     <w:p>
@@ -24405,7 +23827,7 @@
           <w:sz w:val="20"/>
           <w:szCs w:val="20"/>
         </w:rPr>
-        <w:t>【用户管理主界面】</w:t>
+        <w:t>【Giao diện chính quản lý người dùng】</w:t>
       </w:r>
     </w:p>
     <w:p>
@@ -24426,7 +23848,7 @@
           <w:sz w:val="24"/>
           <w:szCs w:val="24"/>
         </w:rPr>
-        <w:t xml:space="preserve">&gt; </w:t>
+        <w:t>&gt; Nhấn nút 【Thêm】 để mở giao diện thêm người dùng; nhập họ tên (bắt buộc), số điện thoại (bắt buộc), tải lên ảnh đại diện, loại giấy tờ, số giấy tờ, khoa (bắt buộc), chức vụ (bắt buộc), loại (bắt buộc), thời gian bắt đầu hành nghề tại phòng khám này, thời gian kết thúc hành nghề tại phòng khám này, tên đăng nhập tự động lấy số điện thoại,</w:t>
       </w:r>
       <w:r>
         <w:rPr>
@@ -24435,7 +23857,6 @@
           <w:sz w:val="24"/>
           <w:szCs w:val="24"/>
         </w:rPr>
-        <w:t>点击【添加】按钮打开添加用户界面，输入姓名（必填）、手机号（必填）、</w:t>
       </w:r>
       <w:r>
         <w:rPr>
@@ -24444,7 +23865,6 @@
           <w:sz w:val="24"/>
           <w:szCs w:val="24"/>
         </w:rPr>
-        <w:t xml:space="preserve"> </w:t>
       </w:r>
       <w:r>
         <w:rPr>
@@ -24453,7 +23873,6 @@
           <w:sz w:val="24"/>
           <w:szCs w:val="24"/>
         </w:rPr>
-        <w:t xml:space="preserve">上传头像、证件类型、证件号码、科室（必填）、职位（必填）、类别（必 </w:t>
       </w:r>
       <w:r>
         <w:rPr>
@@ -24462,7 +23881,6 @@
           <w:sz w:val="24"/>
           <w:szCs w:val="24"/>
         </w:rPr>
-        <w:t>填）、本诊所开始执业时间、本诊所结束执业时间、登录名自动获取手机号、</w:t>
       </w:r>
     </w:p>
     <w:p>
@@ -24498,7 +23916,7 @@
           <w:sz w:val="24"/>
           <w:szCs w:val="24"/>
         </w:rPr>
-        <w:t>是否启用、介绍数据点击【保存】按钮添加用户。</w:t>
+        <w:t>có kích hoạt hay không, dữ liệu giới thiệu rồi nhấn nút 【Lưu】 để thêm người dùng.</w:t>
       </w:r>
     </w:p>
     <w:p>
@@ -24562,7 +23980,7 @@
           <w:sz w:val="20"/>
           <w:szCs w:val="20"/>
         </w:rPr>
-        <w:t>【添加用户界面】</w:t>
+        <w:t>【Giao diện thêm người dùng】</w:t>
       </w:r>
     </w:p>
     <w:p>
@@ -24583,7 +24001,7 @@
           <w:sz w:val="24"/>
           <w:szCs w:val="24"/>
         </w:rPr>
-        <w:t xml:space="preserve">&gt; </w:t>
+        <w:t>&gt; Dưới mục thao tác hiển thị trên giao diện chính có 【Cột hiển thị tùy chỉnh】 để tùy chỉnh tra cứu và hiển thị dữ liệu thông tin vai trò; chọn và hủy chọn qua ô đánh dấu; nút 【Xuất】 để xuất dữ liệu đã tìm kiếm trên giao diện quản lý vai trò ra bảng XLSX.</w:t>
       </w:r>
       <w:r>
         <w:rPr>
@@ -24592,7 +24010,6 @@
           <w:sz w:val="24"/>
           <w:szCs w:val="24"/>
         </w:rPr>
-        <w:t>主界面显示操作目录下有【自定义显示列】</w:t>
       </w:r>
       <w:r>
         <w:rPr>
@@ -24601,7 +24018,6 @@
           <w:sz w:val="24"/>
           <w:szCs w:val="24"/>
         </w:rPr>
-        <w:t xml:space="preserve"> </w:t>
       </w:r>
       <w:r>
         <w:rPr>
@@ -24610,7 +24026,6 @@
           <w:sz w:val="24"/>
           <w:szCs w:val="24"/>
         </w:rPr>
-        <w:t>自定义</w:t>
       </w:r>
       <w:r>
         <w:rPr>
@@ -24619,15 +24034,13 @@
           <w:sz w:val="24"/>
           <w:szCs w:val="24"/>
         </w:rPr>
-        <w:t>查询显示的角色信息数</w:t>
-      </w:r>
-      <w:r>
-        <w:rPr>
-          <w:rFonts w:ascii="宋体" w:hAnsi="宋体" w:eastAsia="宋体" w:cs="宋体"/>
-          <w:sz w:val="24"/>
-          <w:szCs w:val="24"/>
-        </w:rPr>
-        <w:t xml:space="preserve"> </w:t>
+      </w:r>
+      <w:r>
+        <w:rPr>
+          <w:rFonts w:ascii="宋体" w:hAnsi="宋体" w:eastAsia="宋体" w:cs="宋体"/>
+          <w:sz w:val="24"/>
+          <w:szCs w:val="24"/>
+        </w:rPr>
       </w:r>
       <w:r>
         <w:rPr>
@@ -24636,7 +24049,6 @@
           <w:sz w:val="24"/>
           <w:szCs w:val="24"/>
         </w:rPr>
-        <w:t>据，通过勾选框选择和取消，【导出】按钮导出角色管理界面搜索</w:t>
       </w:r>
       <w:r>
         <w:rPr>
@@ -24645,15 +24057,13 @@
           <w:sz w:val="24"/>
           <w:szCs w:val="24"/>
         </w:rPr>
-        <w:t>的数据为</w:t>
-      </w:r>
-      <w:r>
-        <w:rPr>
-          <w:rFonts w:ascii="宋体" w:hAnsi="宋体" w:eastAsia="宋体" w:cs="宋体"/>
-          <w:sz w:val="24"/>
-          <w:szCs w:val="24"/>
-        </w:rPr>
-        <w:t xml:space="preserve"> </w:t>
+      </w:r>
+      <w:r>
+        <w:rPr>
+          <w:rFonts w:ascii="宋体" w:hAnsi="宋体" w:eastAsia="宋体" w:cs="宋体"/>
+          <w:sz w:val="24"/>
+          <w:szCs w:val="24"/>
+        </w:rPr>
       </w:r>
       <w:r>
         <w:rPr>
@@ -24662,7 +24072,6 @@
           <w:sz w:val="24"/>
           <w:szCs w:val="24"/>
         </w:rPr>
-        <w:t>XLSX</w:t>
       </w:r>
       <w:r>
         <w:rPr>
@@ -24671,7 +24080,6 @@
           <w:sz w:val="24"/>
           <w:szCs w:val="24"/>
         </w:rPr>
-        <w:t xml:space="preserve"> </w:t>
       </w:r>
       <w:r>
         <w:rPr>
@@ -24680,7 +24088,6 @@
           <w:sz w:val="24"/>
           <w:szCs w:val="24"/>
         </w:rPr>
-        <w:t>表格。</w:t>
       </w:r>
     </w:p>
     <w:p>
@@ -24744,7 +24151,7 @@
           <w:sz w:val="20"/>
           <w:szCs w:val="20"/>
         </w:rPr>
-        <w:t>【自定义显示列】</w:t>
+        <w:t>【Cột hiển thị tùy chỉnh】</w:t>
       </w:r>
     </w:p>
     <w:p>
@@ -24854,7 +24261,7 @@
           <w:sz w:val="20"/>
           <w:szCs w:val="20"/>
         </w:rPr>
-        <w:t>【导出用户数据】</w:t>
+        <w:t>【Xuất dữ liệu người dùng】</w:t>
       </w:r>
     </w:p>
     <w:p>
@@ -24875,7 +24282,7 @@
           <w:sz w:val="24"/>
           <w:szCs w:val="24"/>
         </w:rPr>
-        <w:t xml:space="preserve">&gt; </w:t>
+        <w:t>&gt; Dưới dữ liệu thao tác thông tin người dùng có các nút chức năng 【Xem】, 【Chỉnh sửa】, 【Sao chép】, 【Xóa】, 【Lịch sử】.</w:t>
       </w:r>
       <w:r>
         <w:rPr>
@@ -24884,7 +24291,6 @@
           <w:sz w:val="24"/>
           <w:szCs w:val="24"/>
         </w:rPr>
-        <w:t>用户信息的操作数据下有【查看】、【编辑】、【复制】、【删除】、【历史记录】</w:t>
       </w:r>
       <w:r>
         <w:rPr>
@@ -24893,7 +24299,6 @@
           <w:sz w:val="24"/>
           <w:szCs w:val="24"/>
         </w:rPr>
-        <w:t xml:space="preserve"> </w:t>
       </w:r>
       <w:r>
         <w:rPr>
@@ -24902,7 +24307,6 @@
           <w:sz w:val="24"/>
           <w:szCs w:val="24"/>
         </w:rPr>
-        <w:t>功能按钮。</w:t>
       </w:r>
     </w:p>
     <w:p>
@@ -24966,7 +24370,7 @@
           <w:sz w:val="20"/>
           <w:szCs w:val="20"/>
         </w:rPr>
-        <w:t>【操作中的查看、编辑、修改、删除、历史记录按钮】</w:t>
+        <w:t>【Các nút xem, chỉnh sửa, sửa, xóa, lịch sử trong thao tác】</w:t>
       </w:r>
     </w:p>
     <w:p>
@@ -24986,15 +24390,14 @@
           <w:sz w:val="24"/>
           <w:szCs w:val="24"/>
         </w:rPr>
-        <w:t xml:space="preserve">&gt; </w:t>
-      </w:r>
-      <w:r>
-        <w:rPr>
-          <w:rFonts w:ascii="宋体" w:hAnsi="宋体" w:eastAsia="宋体" w:cs="宋体"/>
-          <w:sz w:val="24"/>
-          <w:szCs w:val="24"/>
-        </w:rPr>
-        <w:t>点击【查看】按钮查看用户信息，查看用户界面中的编辑按钮可以进入修</w:t>
+        <w:t>&gt; Nhấn nút 【Xem】 để xem thông tin người dùng; nút chỉnh sửa trên giao diện xem người dùng có thể vào giao diện sửa người dùng để sửa dữ liệu người dùng.</w:t>
+      </w:r>
+      <w:r>
+        <w:rPr>
+          <w:rFonts w:ascii="宋体" w:hAnsi="宋体" w:eastAsia="宋体" w:cs="宋体"/>
+          <w:sz w:val="24"/>
+          <w:szCs w:val="24"/>
+        </w:rPr>
       </w:r>
       <w:r>
         <w:rPr>
@@ -25003,7 +24406,6 @@
           <w:sz w:val="24"/>
           <w:szCs w:val="24"/>
         </w:rPr>
-        <w:t xml:space="preserve"> </w:t>
       </w:r>
       <w:r>
         <w:rPr>
@@ -25012,7 +24414,6 @@
           <w:sz w:val="24"/>
           <w:szCs w:val="24"/>
         </w:rPr>
-        <w:t>改用户界面修改用户数据。</w:t>
       </w:r>
     </w:p>
     <w:p>
@@ -25122,7 +24523,7 @@
           <w:sz w:val="20"/>
           <w:szCs w:val="20"/>
         </w:rPr>
-        <w:t>【查看用户界面】</w:t>
+        <w:t>【Giao diện xem người dùng】</w:t>
       </w:r>
     </w:p>
     <w:p>
@@ -25142,15 +24543,14 @@
           <w:sz w:val="24"/>
           <w:szCs w:val="24"/>
         </w:rPr>
-        <w:t xml:space="preserve">&gt; </w:t>
-      </w:r>
-      <w:r>
-        <w:rPr>
-          <w:rFonts w:ascii="宋体" w:hAnsi="宋体" w:eastAsia="宋体" w:cs="宋体"/>
-          <w:sz w:val="24"/>
-          <w:szCs w:val="24"/>
-        </w:rPr>
-        <w:t>点击【编辑】按钮修改角色内容，修改完内容后点击保存按钮保存用户信</w:t>
+        <w:t>&gt; Nhấn nút 【Chỉnh sửa】 để sửa nội dung vai trò; sau khi sửa xong nội dung, nhấn nút Lưu để lưu thông tin người dùng.</w:t>
+      </w:r>
+      <w:r>
+        <w:rPr>
+          <w:rFonts w:ascii="宋体" w:hAnsi="宋体" w:eastAsia="宋体" w:cs="宋体"/>
+          <w:sz w:val="24"/>
+          <w:szCs w:val="24"/>
+        </w:rPr>
       </w:r>
       <w:r>
         <w:rPr>
@@ -25159,7 +24559,6 @@
           <w:sz w:val="24"/>
           <w:szCs w:val="24"/>
         </w:rPr>
-        <w:t xml:space="preserve"> </w:t>
       </w:r>
       <w:r>
         <w:rPr>
@@ -25168,7 +24567,6 @@
           <w:sz w:val="24"/>
           <w:szCs w:val="24"/>
         </w:rPr>
-        <w:t>息。</w:t>
       </w:r>
     </w:p>
     <w:p>
@@ -25232,7 +24630,7 @@
           <w:sz w:val="20"/>
           <w:szCs w:val="20"/>
         </w:rPr>
-        <w:t>【修改用户界面】</w:t>
+        <w:t>【Giao diện sửa người dùng】</w:t>
       </w:r>
     </w:p>
     <w:p>
@@ -25252,15 +24650,14 @@
           <w:sz w:val="24"/>
           <w:szCs w:val="24"/>
         </w:rPr>
-        <w:t xml:space="preserve">&gt; </w:t>
-      </w:r>
-      <w:r>
-        <w:rPr>
-          <w:rFonts w:ascii="宋体" w:hAnsi="宋体" w:eastAsia="宋体" w:cs="宋体"/>
-          <w:sz w:val="24"/>
-          <w:szCs w:val="24"/>
-        </w:rPr>
-        <w:t>点击【复制】按钮复制角色信息到添加用户界面，点击保存按钮添加用户</w:t>
+        <w:t>&gt; Nhấn nút 【Sao chép】 để sao chép thông tin vai trò sang giao diện thêm người dùng, nhấn nút Lưu để thêm thông tin người dùng. Lưu ý: Số điện thoại không được trùng nhau.</w:t>
+      </w:r>
+      <w:r>
+        <w:rPr>
+          <w:rFonts w:ascii="宋体" w:hAnsi="宋体" w:eastAsia="宋体" w:cs="宋体"/>
+          <w:sz w:val="24"/>
+          <w:szCs w:val="24"/>
+        </w:rPr>
       </w:r>
       <w:r>
         <w:rPr>
@@ -25269,7 +24666,6 @@
           <w:sz w:val="24"/>
           <w:szCs w:val="24"/>
         </w:rPr>
-        <w:t xml:space="preserve"> </w:t>
       </w:r>
       <w:r>
         <w:rPr>
@@ -25278,7 +24674,6 @@
           <w:sz w:val="24"/>
           <w:szCs w:val="24"/>
         </w:rPr>
-        <w:t>信息。注意：手机号不能一样。</w:t>
       </w:r>
     </w:p>
     <w:p>
@@ -25388,7 +24783,7 @@
           <w:sz w:val="20"/>
           <w:szCs w:val="20"/>
         </w:rPr>
-        <w:t>【复制添加界面】</w:t>
+        <w:t>【Giao diện sao chép để thêm】</w:t>
       </w:r>
     </w:p>
     <w:p>
@@ -25409,7 +24804,7 @@
           <w:sz w:val="24"/>
           <w:szCs w:val="24"/>
         </w:rPr>
-        <w:t xml:space="preserve">&gt; </w:t>
+        <w:t>&gt; Nhấn nút 【Xóa】 để xóa dữ liệu vai trò, nhấn Xác nhận để xóa vai trò.</w:t>
       </w:r>
       <w:r>
         <w:rPr>
@@ -25418,7 +24813,6 @@
           <w:sz w:val="24"/>
           <w:szCs w:val="24"/>
         </w:rPr>
-        <w:t>点击【删除】按钮删除角色数据，点击确定删除角色。</w:t>
       </w:r>
     </w:p>
     <w:p>
@@ -25482,7 +24876,7 @@
           <w:sz w:val="20"/>
           <w:szCs w:val="20"/>
         </w:rPr>
-        <w:t>【删除角色】</w:t>
+        <w:t>【Xóa vai trò】</w:t>
       </w:r>
     </w:p>
     <w:p>
@@ -25503,7 +24897,7 @@
           <w:sz w:val="24"/>
           <w:szCs w:val="24"/>
         </w:rPr>
-        <w:t xml:space="preserve">&gt; </w:t>
+        <w:t>&gt; Nhấn nút 【Lịch sử】 để xem lịch sử đăng nhập và sửa của người dùng.</w:t>
       </w:r>
       <w:r>
         <w:rPr>
@@ -25512,7 +24906,6 @@
           <w:sz w:val="24"/>
           <w:szCs w:val="24"/>
         </w:rPr>
-        <w:t>点击【历史记录】按钮查看用户登录和修改历史记录。</w:t>
       </w:r>
     </w:p>
     <w:p>
@@ -25640,7 +25033,7 @@
           <w:sz w:val="20"/>
           <w:szCs w:val="20"/>
         </w:rPr>
-        <w:t>【历史记录】</w:t>
+        <w:t>【Lịch sử】</w:t>
       </w:r>
     </w:p>
     <w:p>
@@ -25676,7 +25069,7 @@
             <w14:bevel/>
           </w14:textOutline>
         </w:rPr>
-        <w:t>4.</w:t>
+        <w:t>4. Hạng mục chẩn trị</w:t>
       </w:r>
       <w:r>
         <w:rPr>
@@ -25685,7 +25078,6 @@
           <w:sz w:val="24"/>
           <w:szCs w:val="24"/>
         </w:rPr>
-        <w:t xml:space="preserve"> </w:t>
       </w:r>
       <w:r>
         <w:rPr>
@@ -25701,7 +25093,6 @@
             <w14:bevel/>
           </w14:textOutline>
         </w:rPr>
-        <w:t>诊疗项目</w:t>
       </w:r>
     </w:p>
     <w:p>
@@ -25727,15 +25118,14 @@
           <w:sz w:val="24"/>
           <w:szCs w:val="24"/>
         </w:rPr>
-        <w:t xml:space="preserve">&gt; </w:t>
-      </w:r>
-      <w:r>
-        <w:rPr>
-          <w:rFonts w:ascii="宋体" w:hAnsi="宋体" w:eastAsia="宋体" w:cs="宋体"/>
-          <w:sz w:val="24"/>
-          <w:szCs w:val="24"/>
-        </w:rPr>
-        <w:t>【系统管理】—【诊疗项目】界面，可以通过输入项目名称、选择项目类</w:t>
+        <w:t>&gt; Giao diện 【Quản trị hệ thống】 – 【Hạng mục chẩn trị】: Có thể nhập tên hạng mục, chọn loại hạng mục, chọn trạng thái kích hoạt rồi nhấn nút 【Tìm kiếm】 để tra cứu dữ liệu hạng mục chẩn trị; nút 【Đặt lại】 để đặt lại giao diện.</w:t>
+      </w:r>
+      <w:r>
+        <w:rPr>
+          <w:rFonts w:ascii="宋体" w:hAnsi="宋体" w:eastAsia="宋体" w:cs="宋体"/>
+          <w:sz w:val="24"/>
+          <w:szCs w:val="24"/>
+        </w:rPr>
       </w:r>
       <w:r>
         <w:rPr>
@@ -25744,7 +25134,6 @@
           <w:sz w:val="24"/>
           <w:szCs w:val="24"/>
         </w:rPr>
-        <w:t xml:space="preserve"> </w:t>
       </w:r>
       <w:r>
         <w:rPr>
@@ -25753,7 +25142,6 @@
           <w:sz w:val="24"/>
           <w:szCs w:val="24"/>
         </w:rPr>
-        <w:t>别、选择启用状态点击【搜索】按钮查询诊疗</w:t>
       </w:r>
       <w:r>
         <w:rPr>
@@ -25762,15 +25150,13 @@
           <w:sz w:val="24"/>
           <w:szCs w:val="24"/>
         </w:rPr>
-        <w:t>项目数据，【重置】按钮重置</w:t>
-      </w:r>
-      <w:r>
-        <w:rPr>
-          <w:rFonts w:ascii="宋体" w:hAnsi="宋体" w:eastAsia="宋体" w:cs="宋体"/>
-          <w:sz w:val="24"/>
-          <w:szCs w:val="24"/>
-        </w:rPr>
-        <w:t xml:space="preserve"> </w:t>
+      </w:r>
+      <w:r>
+        <w:rPr>
+          <w:rFonts w:ascii="宋体" w:hAnsi="宋体" w:eastAsia="宋体" w:cs="宋体"/>
+          <w:sz w:val="24"/>
+          <w:szCs w:val="24"/>
+        </w:rPr>
       </w:r>
       <w:r>
         <w:rPr>
@@ -25779,7 +25165,6 @@
           <w:sz w:val="24"/>
           <w:szCs w:val="24"/>
         </w:rPr>
-        <w:t>界面。</w:t>
       </w:r>
     </w:p>
     <w:p>
@@ -25843,7 +25228,7 @@
           <w:sz w:val="20"/>
           <w:szCs w:val="20"/>
         </w:rPr>
-        <w:t>【诊疗项目主界面】</w:t>
+        <w:t>【Giao diện chính hạng mục chẩn trị】</w:t>
       </w:r>
     </w:p>
     <w:p>
@@ -25864,7 +25249,7 @@
           <w:sz w:val="24"/>
           <w:szCs w:val="24"/>
         </w:rPr>
-        <w:t xml:space="preserve">&gt; </w:t>
+        <w:t>&gt; Nhấn nút 【Thêm】 để vào giao diện thêm hạng mục chẩn trị; nhập mã quốc gia, tên hạng mục (bắt buộc), loại hạng mục (bắt buộc), nhóm hạng mục, đơn vị, giá vốn, giá bán, có kích hoạt hay không,</w:t>
       </w:r>
       <w:r>
         <w:rPr>
@@ -25873,7 +25258,6 @@
           <w:sz w:val="24"/>
           <w:szCs w:val="24"/>
         </w:rPr>
-        <w:t>点击【添加】按钮进入添加诊疗项目界面，输入国家编码、项目名称</w:t>
       </w:r>
       <w:r>
         <w:rPr>
@@ -25882,15 +25266,13 @@
           <w:sz w:val="24"/>
           <w:szCs w:val="24"/>
         </w:rPr>
-        <w:t>（必</w:t>
-      </w:r>
-      <w:r>
-        <w:rPr>
-          <w:rFonts w:ascii="宋体" w:hAnsi="宋体" w:eastAsia="宋体" w:cs="宋体"/>
-          <w:sz w:val="24"/>
-          <w:szCs w:val="24"/>
-        </w:rPr>
-        <w:t xml:space="preserve"> </w:t>
+      </w:r>
+      <w:r>
+        <w:rPr>
+          <w:rFonts w:ascii="宋体" w:hAnsi="宋体" w:eastAsia="宋体" w:cs="宋体"/>
+          <w:sz w:val="24"/>
+          <w:szCs w:val="24"/>
+        </w:rPr>
       </w:r>
       <w:r>
         <w:rPr>
@@ -25899,7 +25281,6 @@
           <w:sz w:val="24"/>
           <w:szCs w:val="24"/>
         </w:rPr>
-        <w:t>填）、项目类型（必填）、项目类别、单位、成本价、销售价、是否启用、</w:t>
       </w:r>
     </w:p>
     <w:p>
@@ -25936,7 +25317,7 @@
           <w:sz w:val="24"/>
           <w:szCs w:val="24"/>
         </w:rPr>
-        <w:t>备注信息，点击【保存】按钮添加诊疗项目。注意项目类型分单次项目和</w:t>
+        <w:t>thông tin ghi chú rồi nhấn nút 【Lưu】 để thêm hạng mục chẩn trị. Lưu ý: Loại hạng mục gồm hạng mục đơn lẻ và hạng mục kết hợp; khi chọn hạng mục kết hợp, cần chọn hạng mục con trong hộp thả xuống tên hạng mục con chẩn trị ở phía bên phải, nhập số lượng để tự động tính giá vốn và giá bán.</w:t>
       </w:r>
       <w:r>
         <w:rPr>
@@ -25945,7 +25326,6 @@
           <w:sz w:val="24"/>
           <w:szCs w:val="24"/>
         </w:rPr>
-        <w:t xml:space="preserve">  </w:t>
       </w:r>
       <w:r>
         <w:rPr>
@@ -25954,7 +25334,6 @@
           <w:sz w:val="24"/>
           <w:szCs w:val="24"/>
         </w:rPr>
-        <w:t>组合项目，选择组合项目，需要在右侧诊疗子项目</w:t>
       </w:r>
       <w:r>
         <w:rPr>
@@ -25963,15 +25342,13 @@
           <w:sz w:val="24"/>
           <w:szCs w:val="24"/>
         </w:rPr>
-        <w:t>名称下拉框选择子项目，</w:t>
-      </w:r>
-      <w:r>
-        <w:rPr>
-          <w:rFonts w:ascii="宋体" w:hAnsi="宋体" w:eastAsia="宋体" w:cs="宋体"/>
-          <w:sz w:val="24"/>
-          <w:szCs w:val="24"/>
-        </w:rPr>
-        <w:t xml:space="preserve"> </w:t>
+      </w:r>
+      <w:r>
+        <w:rPr>
+          <w:rFonts w:ascii="宋体" w:hAnsi="宋体" w:eastAsia="宋体" w:cs="宋体"/>
+          <w:sz w:val="24"/>
+          <w:szCs w:val="24"/>
+        </w:rPr>
       </w:r>
       <w:r>
         <w:rPr>
@@ -25980,7 +25357,6 @@
           <w:sz w:val="24"/>
           <w:szCs w:val="24"/>
         </w:rPr>
-        <w:t>输入数量自动计算成本价和销售价。</w:t>
       </w:r>
     </w:p>
     <w:p>
@@ -26044,7 +25420,7 @@
           <w:sz w:val="20"/>
           <w:szCs w:val="20"/>
         </w:rPr>
-        <w:t>【添加单项项目】</w:t>
+        <w:t>【Thêm hạng mục đơn lẻ】</w:t>
       </w:r>
     </w:p>
     <w:p>
@@ -26108,7 +25484,7 @@
           <w:sz w:val="20"/>
           <w:szCs w:val="20"/>
         </w:rPr>
-        <w:t>【添加组合项目】</w:t>
+        <w:t>【Thêm hạng mục kết hợp】</w:t>
       </w:r>
     </w:p>
     <w:p>
@@ -26129,7 +25505,7 @@
           <w:sz w:val="24"/>
           <w:szCs w:val="24"/>
         </w:rPr>
-        <w:t xml:space="preserve">&gt; </w:t>
+        <w:t>&gt; Dưới mục thao tác hiển thị trên giao diện chính có nút 【Cột hiển thị tùy chỉnh】 để tùy chỉnh tra cứu và hiển thị cột dữ liệu thống kê hạng mục chẩn trị; chọn và hủy chọn qua ô đánh dấu; nút 【Xuất】 để xuất dữ liệu đã tìm kiếm trên giao diện quản lý chẩn trị ra bảng XLSX.</w:t>
       </w:r>
       <w:r>
         <w:rPr>
@@ -26138,7 +25514,6 @@
           <w:sz w:val="24"/>
           <w:szCs w:val="24"/>
         </w:rPr>
-        <w:t>主界面显示操作目录下有【自定义显示列】按钮，</w:t>
       </w:r>
       <w:r>
         <w:rPr>
@@ -26147,7 +25522,6 @@
           <w:sz w:val="24"/>
           <w:szCs w:val="24"/>
         </w:rPr>
-        <w:t xml:space="preserve"> </w:t>
       </w:r>
       <w:r>
         <w:rPr>
@@ -26156,15 +25530,13 @@
           <w:sz w:val="24"/>
           <w:szCs w:val="24"/>
         </w:rPr>
-        <w:t>自定义查询显示的诊疗</w:t>
-      </w:r>
-      <w:r>
-        <w:rPr>
-          <w:rFonts w:ascii="宋体" w:hAnsi="宋体" w:eastAsia="宋体" w:cs="宋体"/>
-          <w:sz w:val="24"/>
-          <w:szCs w:val="24"/>
-        </w:rPr>
-        <w:t xml:space="preserve"> </w:t>
+      </w:r>
+      <w:r>
+        <w:rPr>
+          <w:rFonts w:ascii="宋体" w:hAnsi="宋体" w:eastAsia="宋体" w:cs="宋体"/>
+          <w:sz w:val="24"/>
+          <w:szCs w:val="24"/>
+        </w:rPr>
       </w:r>
       <w:r>
         <w:rPr>
@@ -26173,7 +25545,6 @@
           <w:sz w:val="24"/>
           <w:szCs w:val="24"/>
         </w:rPr>
-        <w:t>项目统计数据列，通过勾选框选择和取消，【导出】按</w:t>
       </w:r>
       <w:r>
         <w:rPr>
@@ -26182,15 +25553,13 @@
           <w:sz w:val="24"/>
           <w:szCs w:val="24"/>
         </w:rPr>
-        <w:t>钮导出诊疗管理界面</w:t>
-      </w:r>
-      <w:r>
-        <w:rPr>
-          <w:rFonts w:ascii="宋体" w:hAnsi="宋体" w:eastAsia="宋体" w:cs="宋体"/>
-          <w:sz w:val="24"/>
-          <w:szCs w:val="24"/>
-        </w:rPr>
-        <w:t xml:space="preserve"> </w:t>
+      </w:r>
+      <w:r>
+        <w:rPr>
+          <w:rFonts w:ascii="宋体" w:hAnsi="宋体" w:eastAsia="宋体" w:cs="宋体"/>
+          <w:sz w:val="24"/>
+          <w:szCs w:val="24"/>
+        </w:rPr>
       </w:r>
       <w:r>
         <w:rPr>
@@ -26199,7 +25568,6 @@
           <w:sz w:val="24"/>
           <w:szCs w:val="24"/>
         </w:rPr>
-        <w:t>搜索的数据为</w:t>
       </w:r>
       <w:r>
         <w:rPr>
@@ -26208,7 +25576,6 @@
           <w:sz w:val="24"/>
           <w:szCs w:val="24"/>
         </w:rPr>
-        <w:t xml:space="preserve"> </w:t>
       </w:r>
       <w:r>
         <w:rPr>
@@ -26217,7 +25584,6 @@
           <w:sz w:val="24"/>
           <w:szCs w:val="24"/>
         </w:rPr>
-        <w:t>XLSX</w:t>
       </w:r>
       <w:r>
         <w:rPr>
@@ -26226,7 +25592,6 @@
           <w:sz w:val="24"/>
           <w:szCs w:val="24"/>
         </w:rPr>
-        <w:t xml:space="preserve"> </w:t>
       </w:r>
       <w:r>
         <w:rPr>
@@ -26235,7 +25600,6 @@
           <w:sz w:val="24"/>
           <w:szCs w:val="24"/>
         </w:rPr>
-        <w:t>表格。</w:t>
       </w:r>
     </w:p>
     <w:p>
@@ -26333,7 +25697,7 @@
           <w:sz w:val="20"/>
           <w:szCs w:val="20"/>
         </w:rPr>
-        <w:t>【自定义显示列设置】</w:t>
+        <w:t>【Thiết lập cột hiển thị tùy chỉnh】</w:t>
       </w:r>
     </w:p>
     <w:p>
@@ -26397,7 +25761,7 @@
           <w:sz w:val="20"/>
           <w:szCs w:val="20"/>
         </w:rPr>
-        <w:t>【诊疗项目导出】</w:t>
+        <w:t>【Xuất hạng mục chẩn trị】</w:t>
       </w:r>
     </w:p>
     <w:p>
@@ -26418,7 +25782,7 @@
           <w:sz w:val="24"/>
           <w:szCs w:val="24"/>
         </w:rPr>
-        <w:t xml:space="preserve">&gt; </w:t>
+        <w:t>&gt; Cột thao tác trên giao diện chính hạng mục chẩn trị có các chức năng xem, sửa, sao chép, lịch sử; 【Xem】 thông tin chi tiết hạng mục chẩn trị, 【Chỉnh sửa】 để sửa thông tin hạng mục chẩn trị, 【Sao chép】 để thêm hạng mục chẩn trị giống nhau, 【Lịch sử】 để xem thông tin lịch sử tạo và sửa hạng mục chẩn trị.</w:t>
       </w:r>
       <w:r>
         <w:rPr>
@@ -26427,7 +25791,6 @@
           <w:sz w:val="24"/>
           <w:szCs w:val="24"/>
         </w:rPr>
-        <w:t>诊疗项目主界面操作列中有查看、编辑、复制、历史记录功能，【查看】诊</w:t>
       </w:r>
       <w:r>
         <w:rPr>
@@ -26436,7 +25799,6 @@
           <w:sz w:val="24"/>
           <w:szCs w:val="24"/>
         </w:rPr>
-        <w:t xml:space="preserve"> </w:t>
       </w:r>
       <w:r>
         <w:rPr>
@@ -26445,7 +25807,6 @@
           <w:sz w:val="24"/>
           <w:szCs w:val="24"/>
         </w:rPr>
-        <w:t>疗项目的详细信息，【编辑】修改诊疗项目信息，【复制】相同的诊疗项目</w:t>
       </w:r>
       <w:r>
         <w:rPr>
@@ -26454,7 +25815,6 @@
           <w:sz w:val="24"/>
           <w:szCs w:val="24"/>
         </w:rPr>
-        <w:t xml:space="preserve"> </w:t>
       </w:r>
       <w:r>
         <w:rPr>
@@ -26463,7 +25823,6 @@
           <w:sz w:val="24"/>
           <w:szCs w:val="24"/>
         </w:rPr>
-        <w:t>添加，【历史记录】察看诊疗项目创建修改的历史记录信息。</w:t>
       </w:r>
     </w:p>
     <w:p>
@@ -26484,7 +25843,7 @@
           <w:sz w:val="24"/>
           <w:szCs w:val="24"/>
         </w:rPr>
-        <w:t xml:space="preserve">&gt; </w:t>
+        <w:t>&gt; Nhấn nút 【Xem】 để vào giao diện xem hạng mục chẩn trị; chỉ xem được, không sửa được; có thể nhấn nút Chỉnh sửa để vào giao diện sửa hạng mục chẩn trị.</w:t>
       </w:r>
       <w:r>
         <w:rPr>
@@ -26493,7 +25852,6 @@
           <w:sz w:val="24"/>
           <w:szCs w:val="24"/>
         </w:rPr>
-        <w:t>点击【查看】按钮进入查看诊疗项目界面，只能查看无法修改，可以</w:t>
       </w:r>
       <w:r>
         <w:rPr>
@@ -26502,15 +25860,13 @@
           <w:sz w:val="24"/>
           <w:szCs w:val="24"/>
         </w:rPr>
-        <w:t>点击</w:t>
-      </w:r>
-      <w:r>
-        <w:rPr>
-          <w:rFonts w:ascii="宋体" w:hAnsi="宋体" w:eastAsia="宋体" w:cs="宋体"/>
-          <w:sz w:val="24"/>
-          <w:szCs w:val="24"/>
-        </w:rPr>
-        <w:t xml:space="preserve"> </w:t>
+      </w:r>
+      <w:r>
+        <w:rPr>
+          <w:rFonts w:ascii="宋体" w:hAnsi="宋体" w:eastAsia="宋体" w:cs="宋体"/>
+          <w:sz w:val="24"/>
+          <w:szCs w:val="24"/>
+        </w:rPr>
       </w:r>
       <w:r>
         <w:rPr>
@@ -26519,7 +25875,6 @@
           <w:sz w:val="24"/>
           <w:szCs w:val="24"/>
         </w:rPr>
-        <w:t>编辑按钮进入修改诊疗项目界面</w:t>
       </w:r>
     </w:p>
     <w:p>
@@ -26623,7 +25978,7 @@
           <w:sz w:val="20"/>
           <w:szCs w:val="20"/>
         </w:rPr>
-        <w:t>【查看诊疗项目】</w:t>
+        <w:t>【Xem hạng mục chẩn trị】</w:t>
       </w:r>
     </w:p>
     <w:p>
@@ -26687,7 +26042,7 @@
           <w:sz w:val="20"/>
           <w:szCs w:val="20"/>
         </w:rPr>
-        <w:t>【修改诊疗项目】</w:t>
+        <w:t>【Sửa hạng mục chẩn trị】</w:t>
       </w:r>
     </w:p>
     <w:p>
@@ -26708,7 +26063,7 @@
           <w:sz w:val="24"/>
           <w:szCs w:val="24"/>
         </w:rPr>
-        <w:t xml:space="preserve">&gt; </w:t>
+        <w:t>&gt; Nhấn 【nút Chỉnh sửa】 để vào giao diện sửa hạng mục chẩn trị; sau khi sửa thông tin hạng mục, nhấn nút 【Lưu】 để lưu thông tin hạng mục chẩn trị.</w:t>
       </w:r>
       <w:r>
         <w:rPr>
@@ -26717,7 +26072,6 @@
           <w:sz w:val="24"/>
           <w:szCs w:val="24"/>
         </w:rPr>
-        <w:t>点击【编辑按钮】进入修改诊疗项目界面，修改项目</w:t>
       </w:r>
       <w:r>
         <w:rPr>
@@ -26726,15 +26080,13 @@
           <w:sz w:val="24"/>
           <w:szCs w:val="24"/>
         </w:rPr>
-        <w:t>信息后点击【保存】</w:t>
-      </w:r>
-      <w:r>
-        <w:rPr>
-          <w:rFonts w:ascii="宋体" w:hAnsi="宋体" w:eastAsia="宋体" w:cs="宋体"/>
-          <w:sz w:val="24"/>
-          <w:szCs w:val="24"/>
-        </w:rPr>
-        <w:t xml:space="preserve"> </w:t>
+      </w:r>
+      <w:r>
+        <w:rPr>
+          <w:rFonts w:ascii="宋体" w:hAnsi="宋体" w:eastAsia="宋体" w:cs="宋体"/>
+          <w:sz w:val="24"/>
+          <w:szCs w:val="24"/>
+        </w:rPr>
       </w:r>
       <w:r>
         <w:rPr>
@@ -26743,7 +26095,6 @@
           <w:sz w:val="24"/>
           <w:szCs w:val="24"/>
         </w:rPr>
-        <w:t>按钮保存诊疗项目信息。</w:t>
       </w:r>
     </w:p>
     <w:p>
@@ -26871,7 +26222,7 @@
           <w:sz w:val="20"/>
           <w:szCs w:val="20"/>
         </w:rPr>
-        <w:t>【修改诊疗项目】</w:t>
+        <w:t>【Sửa hạng mục chẩn trị】</w:t>
       </w:r>
     </w:p>
     <w:p>
@@ -26892,7 +26243,7 @@
           <w:sz w:val="24"/>
           <w:szCs w:val="24"/>
         </w:rPr>
-        <w:t xml:space="preserve">&gt; </w:t>
+        <w:t>&gt; Nhấn nút 【Sao chép】 để mở giao diện thêm hạng mục chẩn trị, sao chép lựa chọn</w:t>
       </w:r>
       <w:r>
         <w:rPr>
@@ -26901,7 +26252,6 @@
           <w:sz w:val="24"/>
           <w:szCs w:val="24"/>
         </w:rPr>
-        <w:t>点击【复制】按钮打开添加诊疗项目界面，复制选择的</w:t>
       </w:r>
     </w:p>
     <w:p>
@@ -26965,7 +26315,7 @@
           <w:sz w:val="20"/>
           <w:szCs w:val="20"/>
         </w:rPr>
-        <w:t>【复制添加诊疗项目】</w:t>
+        <w:t>【Sao chép để thêm hạng mục chẩn trị】</w:t>
       </w:r>
     </w:p>
     <w:p>
@@ -26986,7 +26336,7 @@
           <w:sz w:val="24"/>
           <w:szCs w:val="24"/>
         </w:rPr>
-        <w:t xml:space="preserve">&gt; </w:t>
+        <w:t>&gt; Nhấn nút 【Lịch sử】 để mở bản ghi thao tác lịch sử tạo và sửa hạng mục chẩn trị.</w:t>
       </w:r>
       <w:r>
         <w:rPr>
@@ -26995,7 +26345,6 @@
           <w:sz w:val="24"/>
           <w:szCs w:val="24"/>
         </w:rPr>
-        <w:t>点击【历史记录】按钮打开诊疗项目的创建和修改</w:t>
       </w:r>
       <w:r>
         <w:rPr>
@@ -27004,7 +26353,6 @@
           <w:sz w:val="24"/>
           <w:szCs w:val="24"/>
         </w:rPr>
-        <w:t>历史操作记录</w:t>
       </w:r>
     </w:p>
     <w:p>
@@ -27132,7 +26480,7 @@
           <w:sz w:val="20"/>
           <w:szCs w:val="20"/>
         </w:rPr>
-        <w:t>【历史记录】</w:t>
+        <w:t>【Lịch sử】</w:t>
       </w:r>
     </w:p>
     <w:p>
@@ -27170,7 +26518,7 @@
             <w14:bevel/>
           </w14:textOutline>
         </w:rPr>
-        <w:t>5.</w:t>
+        <w:t>5. Theo dõi bệnh mạn tính</w:t>
       </w:r>
       <w:r>
         <w:rPr>
@@ -27179,7 +26527,6 @@
           <w:sz w:val="24"/>
           <w:szCs w:val="24"/>
         </w:rPr>
-        <w:t xml:space="preserve"> </w:t>
       </w:r>
       <w:r>
         <w:rPr>
@@ -27195,7 +26542,6 @@
             <w14:bevel/>
           </w14:textOutline>
         </w:rPr>
-        <w:t>慢病随访</w:t>
       </w:r>
     </w:p>
     <w:p>
@@ -27222,7 +26568,7 @@
           <w:sz w:val="24"/>
           <w:szCs w:val="24"/>
         </w:rPr>
-        <w:t>5.1【高血压患者随访】</w:t>
+        <w:t>5.1【Theo dõi bệnh nhân tăng huyết áp】</w:t>
       </w:r>
     </w:p>
     <w:p>
@@ -27248,15 +26594,14 @@
           <w:sz w:val="24"/>
           <w:szCs w:val="24"/>
         </w:rPr>
-        <w:t xml:space="preserve">&gt; </w:t>
-      </w:r>
-      <w:r>
-        <w:rPr>
-          <w:rFonts w:ascii="宋体" w:hAnsi="宋体" w:eastAsia="宋体" w:cs="宋体"/>
-          <w:sz w:val="24"/>
-          <w:szCs w:val="24"/>
-        </w:rPr>
-        <w:t>界面输入随访信息点击提交。其中随访时间、症状、血压、下次目标、体</w:t>
+        <w:t>&gt; Nhập thông tin theo dõi trên giao diện rồi nhấn Gửi. Trong đó, các nội dung dữ liệu như thời gian theo dõi, triệu chứng, huyết áp, mục tiêu lần sau, cân nặng, mục tiêu lần sau, chiều cao, chỉ số mỡ cơ thể, nhịp tim, thời gian theo dõi lần sau là mục bắt buộc.</w:t>
+      </w:r>
+      <w:r>
+        <w:rPr>
+          <w:rFonts w:ascii="宋体" w:hAnsi="宋体" w:eastAsia="宋体" w:cs="宋体"/>
+          <w:sz w:val="24"/>
+          <w:szCs w:val="24"/>
+        </w:rPr>
       </w:r>
       <w:r>
         <w:rPr>
@@ -27265,7 +26610,6 @@
           <w:sz w:val="24"/>
           <w:szCs w:val="24"/>
         </w:rPr>
-        <w:t xml:space="preserve"> </w:t>
       </w:r>
       <w:r>
         <w:rPr>
@@ -27274,15 +26618,13 @@
           <w:sz w:val="24"/>
           <w:szCs w:val="24"/>
         </w:rPr>
-        <w:t>重、下次目标、身高、体脂指数、心率、下次随访时间的数据内容是必填</w:t>
-      </w:r>
-      <w:r>
-        <w:rPr>
-          <w:rFonts w:ascii="宋体" w:hAnsi="宋体" w:eastAsia="宋体" w:cs="宋体"/>
-          <w:sz w:val="24"/>
-          <w:szCs w:val="24"/>
-        </w:rPr>
-        <w:t xml:space="preserve"> </w:t>
+      </w:r>
+      <w:r>
+        <w:rPr>
+          <w:rFonts w:ascii="宋体" w:hAnsi="宋体" w:eastAsia="宋体" w:cs="宋体"/>
+          <w:sz w:val="24"/>
+          <w:szCs w:val="24"/>
+        </w:rPr>
       </w:r>
       <w:r>
         <w:rPr>
@@ -27291,7 +26633,6 @@
           <w:sz w:val="24"/>
           <w:szCs w:val="24"/>
         </w:rPr>
-        <w:t>项。</w:t>
       </w:r>
     </w:p>
     <w:p>
@@ -27380,7 +26721,7 @@
           <w:sz w:val="24"/>
           <w:szCs w:val="24"/>
         </w:rPr>
-        <w:t>5.2【2</w:t>
+        <w:t>5.2【Theo dõi bệnh nhân đái tháo đường type 2】</w:t>
       </w:r>
       <w:r>
         <w:rPr>
@@ -27389,7 +26730,6 @@
           <w:sz w:val="24"/>
           <w:szCs w:val="24"/>
         </w:rPr>
-        <w:t xml:space="preserve"> </w:t>
       </w:r>
       <w:r>
         <w:rPr>
@@ -27398,7 +26738,6 @@
           <w:sz w:val="24"/>
           <w:szCs w:val="24"/>
         </w:rPr>
-        <w:t>型糖尿病患者随访】</w:t>
       </w:r>
     </w:p>
     <w:p>
@@ -27425,7 +26764,7 @@
           <w:sz w:val="24"/>
           <w:szCs w:val="24"/>
         </w:rPr>
-        <w:t xml:space="preserve">&gt; </w:t>
+        <w:t>&gt; Điền dữ liệu theo dõi trên giao diện, nhấn nút Gửi.</w:t>
       </w:r>
       <w:r>
         <w:rPr>
@@ -27434,7 +26773,6 @@
           <w:sz w:val="24"/>
           <w:szCs w:val="24"/>
         </w:rPr>
-        <w:t>界面填写随访数据，点击提交按钮。</w:t>
       </w:r>
     </w:p>
     <w:p>
@@ -27513,7 +26851,7 @@
           <w:sz w:val="24"/>
           <w:szCs w:val="24"/>
         </w:rPr>
-        <w:t>5.3</w:t>
+        <w:t>5.3【Theo dõi bệnh lao】</w:t>
       </w:r>
       <w:r>
         <w:rPr>
@@ -27522,7 +26860,6 @@
           <w:sz w:val="24"/>
           <w:szCs w:val="24"/>
         </w:rPr>
-        <w:t>【结核病随访】</w:t>
       </w:r>
     </w:p>
     <w:p>
@@ -27549,7 +26886,7 @@
           <w:sz w:val="24"/>
           <w:szCs w:val="24"/>
         </w:rPr>
-        <w:t xml:space="preserve">&gt; </w:t>
+        <w:t>&gt; Điền dữ liệu theo dõi trên giao diện, nhấn nút Gửi.</w:t>
       </w:r>
       <w:r>
         <w:rPr>
@@ -27558,7 +26895,6 @@
           <w:sz w:val="24"/>
           <w:szCs w:val="24"/>
         </w:rPr>
-        <w:t>界面填写随访数据，点击提交按钮。</w:t>
       </w:r>
     </w:p>
     <w:p>
@@ -27659,7 +26995,7 @@
           <w:sz w:val="24"/>
           <w:szCs w:val="24"/>
         </w:rPr>
-        <w:t>5.4</w:t>
+        <w:t>5.4【Theo dõi bệnh nhân rối loạn tâm thần nặng】</w:t>
       </w:r>
       <w:r>
         <w:rPr>
@@ -27668,7 +27004,6 @@
           <w:sz w:val="24"/>
           <w:szCs w:val="24"/>
         </w:rPr>
-        <w:t>【严重精神障碍患者随访】</w:t>
       </w:r>
     </w:p>
     <w:p>
@@ -27695,7 +27030,7 @@
           <w:sz w:val="24"/>
           <w:szCs w:val="24"/>
         </w:rPr>
-        <w:t xml:space="preserve">&gt; </w:t>
+        <w:t>&gt; Điền dữ liệu theo dõi trên giao diện, nhấn nút Gửi.</w:t>
       </w:r>
       <w:r>
         <w:rPr>
@@ -27704,7 +27039,6 @@
           <w:sz w:val="24"/>
           <w:szCs w:val="24"/>
         </w:rPr>
-        <w:t>界面填写随访数据，点击提交按钮。</w:t>
       </w:r>
     </w:p>
     <w:p>
@@ -27783,7 +27117,7 @@
           <w:sz w:val="24"/>
           <w:szCs w:val="24"/>
         </w:rPr>
-        <w:t>5.5</w:t>
+        <w:t>5.5【Theo dõi COPD】</w:t>
       </w:r>
       <w:r>
         <w:rPr>
@@ -27792,7 +27126,6 @@
           <w:sz w:val="24"/>
           <w:szCs w:val="24"/>
         </w:rPr>
-        <w:t>【</w:t>
       </w:r>
       <w:r>
         <w:rPr>
@@ -27801,7 +27134,6 @@
           <w:sz w:val="24"/>
           <w:szCs w:val="24"/>
         </w:rPr>
-        <w:t>COPD</w:t>
       </w:r>
       <w:r>
         <w:rPr>
@@ -27811,7 +27143,6 @@
           <w:sz w:val="24"/>
           <w:szCs w:val="24"/>
         </w:rPr>
-        <w:t xml:space="preserve"> </w:t>
       </w:r>
       <w:r>
         <w:rPr>
@@ -27820,7 +27151,6 @@
           <w:sz w:val="24"/>
           <w:szCs w:val="24"/>
         </w:rPr>
-        <w:t>随访】</w:t>
       </w:r>
     </w:p>
     <w:p>
@@ -27847,7 +27177,7 @@
           <w:sz w:val="24"/>
           <w:szCs w:val="24"/>
         </w:rPr>
-        <w:t xml:space="preserve">&gt; </w:t>
+        <w:t>&gt; Điền dữ liệu theo dõi trên giao diện, nhấn nút Gửi.</w:t>
       </w:r>
       <w:r>
         <w:rPr>
@@ -27856,7 +27186,6 @@
           <w:sz w:val="24"/>
           <w:szCs w:val="24"/>
         </w:rPr>
-        <w:t>界面填写随访数据，点击提交按钮。</w:t>
       </w:r>
     </w:p>
     <w:p>
@@ -27957,7 +27286,7 @@
           <w:sz w:val="24"/>
           <w:szCs w:val="24"/>
         </w:rPr>
-        <w:t>5.6</w:t>
+        <w:t>5.6【Thông tin cơ bản cá nhân】</w:t>
       </w:r>
       <w:r>
         <w:rPr>
@@ -27966,7 +27295,6 @@
           <w:sz w:val="24"/>
           <w:szCs w:val="24"/>
         </w:rPr>
-        <w:t>【个人基本信息】</w:t>
       </w:r>
     </w:p>
     <w:p>
@@ -27993,7 +27321,7 @@
           <w:sz w:val="24"/>
           <w:szCs w:val="24"/>
         </w:rPr>
-        <w:t xml:space="preserve">&gt; </w:t>
+        <w:t>&gt; Điền dữ liệu thông tin cơ bản trên giao diện, nhấn nút Gửi.</w:t>
       </w:r>
       <w:r>
         <w:rPr>
@@ -28002,7 +27330,6 @@
           <w:sz w:val="24"/>
           <w:szCs w:val="24"/>
         </w:rPr>
-        <w:t>界面填写基本信息数据，点击提交按钮。</w:t>
       </w:r>
     </w:p>
     <w:p>
@@ -28081,7 +27408,7 @@
           <w:sz w:val="24"/>
           <w:szCs w:val="24"/>
         </w:rPr>
-        <w:t>5.7</w:t>
+        <w:t>5.7【Giấy đồng ý sau khi được thông báo về dịch vụ rối loạn tâm thần nặng】</w:t>
       </w:r>
       <w:r>
         <w:rPr>
@@ -28090,7 +27417,6 @@
           <w:sz w:val="24"/>
           <w:szCs w:val="24"/>
         </w:rPr>
-        <w:t>【严重精神障碍服务知情同意书】</w:t>
       </w:r>
     </w:p>
     <w:p>
@@ -28117,7 +27443,7 @@
           <w:sz w:val="24"/>
           <w:szCs w:val="24"/>
         </w:rPr>
-        <w:t xml:space="preserve">&gt; </w:t>
+        <w:t>&gt; Điền dữ liệu theo dõi trên giao diện, nhấn nút Gửi.</w:t>
       </w:r>
       <w:r>
         <w:rPr>
@@ -28126,7 +27452,6 @@
           <w:sz w:val="24"/>
           <w:szCs w:val="24"/>
         </w:rPr>
-        <w:t>界面填写随访数据，点击提交按钮。</w:t>
       </w:r>
     </w:p>
     <w:p>
@@ -28225,7 +27550,7 @@
           <w:sz w:val="24"/>
           <w:szCs w:val="24"/>
         </w:rPr>
-        <w:t>5.8</w:t>
+        <w:t>5.8【Bảng nhận diện thể chất Đông y】</w:t>
       </w:r>
       <w:r>
         <w:rPr>
@@ -28234,7 +27559,6 @@
           <w:sz w:val="24"/>
           <w:szCs w:val="24"/>
         </w:rPr>
-        <w:t>【中医体质辨识表】</w:t>
       </w:r>
     </w:p>
     <w:p>
@@ -28261,7 +27585,7 @@
           <w:sz w:val="24"/>
           <w:szCs w:val="24"/>
         </w:rPr>
-        <w:t xml:space="preserve">&gt; </w:t>
+        <w:t>&gt; Điền dữ liệu theo dõi trên giao diện, nhấn nút Gửi.</w:t>
       </w:r>
       <w:r>
         <w:rPr>
@@ -28270,7 +27594,6 @@
           <w:sz w:val="24"/>
           <w:szCs w:val="24"/>
         </w:rPr>
-        <w:t>界面填写随访数据，点击提交按钮。</w:t>
       </w:r>
     </w:p>
     <w:p>
@@ -28354,7 +27677,7 @@
             <w14:bevel/>
           </w14:textOutline>
         </w:rPr>
-        <w:t>会员管理</w:t>
+        <w:t>Quản lý hội viên</w:t>
       </w:r>
     </w:p>
     <w:p>
@@ -28394,7 +27717,7 @@
             <w14:bevel/>
           </w14:textOutline>
         </w:rPr>
-        <w:t>1.</w:t>
+        <w:t>1. Thiết lập thẻ hội viên</w:t>
       </w:r>
       <w:r>
         <w:rPr>
@@ -28403,7 +27726,6 @@
           <w:sz w:val="24"/>
           <w:szCs w:val="24"/>
         </w:rPr>
-        <w:t xml:space="preserve">     </w:t>
       </w:r>
       <w:r>
         <w:rPr>
@@ -28419,7 +27741,6 @@
             <w14:bevel/>
           </w14:textOutline>
         </w:rPr>
-        <w:t>会员卡设置</w:t>
       </w:r>
     </w:p>
     <w:p>
@@ -28446,7 +27767,7 @@
           <w:sz w:val="24"/>
           <w:szCs w:val="24"/>
         </w:rPr>
-        <w:t xml:space="preserve">&gt; </w:t>
+        <w:t>&gt; Giao diện 【Quản lý hội viên】 – 【Thiết lập thẻ hội viên】: Nhấn nút 【Tìm kiếm】 để tra cứu thông tin khoa theo tên thẻ hội viên, loại, có kích hoạt hay không,</w:t>
       </w:r>
       <w:r>
         <w:rPr>
@@ -28455,7 +27776,6 @@
           <w:sz w:val="24"/>
           <w:szCs w:val="24"/>
         </w:rPr>
-        <w:t>【会员管理】—【会员卡设置】界面，按照会员卡</w:t>
       </w:r>
       <w:r>
         <w:rPr>
@@ -28464,7 +27784,6 @@
           <w:sz w:val="24"/>
           <w:szCs w:val="24"/>
         </w:rPr>
-        <w:t>名称、类型、是否启用、</w:t>
       </w:r>
     </w:p>
     <w:p>
@@ -28484,7 +27803,7 @@
           <w:sz w:val="24"/>
           <w:szCs w:val="24"/>
         </w:rPr>
-        <w:t>是否有效条件【搜索】按钮查询科室信息，【重置】按钮</w:t>
+        <w:t>có hiệu lực hay không; nút 【Đặt lại】 để đặt lại thông tin giao diện.</w:t>
       </w:r>
       <w:r>
         <w:rPr>
@@ -28493,7 +27812,6 @@
           <w:sz w:val="24"/>
           <w:szCs w:val="24"/>
         </w:rPr>
-        <w:t>重置界面信息。</w:t>
       </w:r>
     </w:p>
     <w:p>
@@ -28557,7 +27875,7 @@
           <w:sz w:val="20"/>
           <w:szCs w:val="20"/>
         </w:rPr>
-        <w:t>【会员卡设置主界面】</w:t>
+        <w:t>【Giao diện chính thiết lập thẻ hội viên】</w:t>
       </w:r>
     </w:p>
     <w:p>
@@ -28594,7 +27912,7 @@
           <w:sz w:val="24"/>
           <w:szCs w:val="24"/>
         </w:rPr>
-        <w:t xml:space="preserve">&gt; </w:t>
+        <w:t>&gt; Nút 【Thêm】 vào giao diện thêm thẻ hội viên; nhập tên thẻ hội viên (bắt buộc), số lượng thẻ hội viên (bắt buộc), loại thẻ hội viên (bắt buộc), thời gian hiệu lực, có kích hoạt hay không; nhập hạng mục trải nghiệm: chọn tên hạng mục trong hộp thả xuống, nhập số lượng hạng mục; nút 【Thêm hạng mục trải nghiệm】 có thể thêm dòng nhập hạng mục trải nghiệm mới; nút 【Lưu】 để thêm thẻ hội viên.</w:t>
       </w:r>
       <w:r>
         <w:rPr>
@@ -28603,7 +27921,6 @@
           <w:sz w:val="24"/>
           <w:szCs w:val="24"/>
         </w:rPr>
-        <w:t>【添加】按钮进入添加会员卡界面，输入会员卡名称（必填）、会员卡张数</w:t>
       </w:r>
       <w:r>
         <w:rPr>
@@ -28612,7 +27929,6 @@
           <w:sz w:val="24"/>
           <w:szCs w:val="24"/>
         </w:rPr>
-        <w:t xml:space="preserve"> </w:t>
       </w:r>
       <w:r>
         <w:rPr>
@@ -28621,7 +27937,6 @@
           <w:sz w:val="24"/>
           <w:szCs w:val="24"/>
         </w:rPr>
-        <w:t>（必填）、会员卡类型（必填）、有效时间、是</w:t>
       </w:r>
       <w:r>
         <w:rPr>
@@ -28630,15 +27945,13 @@
           <w:sz w:val="24"/>
           <w:szCs w:val="24"/>
         </w:rPr>
-        <w:t>否启用，录入体验项目：下</w:t>
-      </w:r>
-      <w:r>
-        <w:rPr>
-          <w:rFonts w:ascii="宋体" w:hAnsi="宋体" w:eastAsia="宋体" w:cs="宋体"/>
-          <w:sz w:val="24"/>
-          <w:szCs w:val="24"/>
-        </w:rPr>
-        <w:t xml:space="preserve"> </w:t>
+      </w:r>
+      <w:r>
+        <w:rPr>
+          <w:rFonts w:ascii="宋体" w:hAnsi="宋体" w:eastAsia="宋体" w:cs="宋体"/>
+          <w:sz w:val="24"/>
+          <w:szCs w:val="24"/>
+        </w:rPr>
       </w:r>
       <w:r>
         <w:rPr>
@@ -28647,7 +27960,6 @@
           <w:sz w:val="24"/>
           <w:szCs w:val="24"/>
         </w:rPr>
-        <w:t>拉框选择项目名称、输入项目数量，【添加体验</w:t>
       </w:r>
       <w:r>
         <w:rPr>
@@ -28656,15 +27968,13 @@
           <w:sz w:val="24"/>
           <w:szCs w:val="24"/>
         </w:rPr>
-        <w:t>项目】按钮可以增加新体验</w:t>
-      </w:r>
-      <w:r>
-        <w:rPr>
-          <w:rFonts w:ascii="宋体" w:hAnsi="宋体" w:eastAsia="宋体" w:cs="宋体"/>
-          <w:sz w:val="24"/>
-          <w:szCs w:val="24"/>
-        </w:rPr>
-        <w:t xml:space="preserve"> </w:t>
+      </w:r>
+      <w:r>
+        <w:rPr>
+          <w:rFonts w:ascii="宋体" w:hAnsi="宋体" w:eastAsia="宋体" w:cs="宋体"/>
+          <w:sz w:val="24"/>
+          <w:szCs w:val="24"/>
+        </w:rPr>
       </w:r>
       <w:r>
         <w:rPr>
@@ -28673,7 +27983,6 @@
           <w:sz w:val="24"/>
           <w:szCs w:val="24"/>
         </w:rPr>
-        <w:t>项目输入行，【保存】按钮添加会员卡。</w:t>
       </w:r>
     </w:p>
     <w:p>
@@ -28744,7 +28053,7 @@
           <w:sz w:val="24"/>
           <w:szCs w:val="24"/>
         </w:rPr>
-        <w:t xml:space="preserve">&gt; </w:t>
+        <w:t>&gt; Dưới mục thao tác hiển thị trên giao diện chính có 【Cột hiển thị tùy chỉnh】 để tùy chỉnh tra cứu và hiển thị dữ liệu thẻ hội viên; chọn và hủy chọn qua ô đánh dấu; nút 【Xuất】 để xuất dữ liệu đã tìm kiếm trên giao diện thiết lập thẻ hội viên ra bảng XLSX.</w:t>
       </w:r>
       <w:r>
         <w:rPr>
@@ -28753,7 +28062,6 @@
           <w:sz w:val="24"/>
           <w:szCs w:val="24"/>
         </w:rPr>
-        <w:t>主界面显示操作目录下有【自定义显示列】自定义查询显示的会员卡数据，</w:t>
       </w:r>
       <w:r>
         <w:rPr>
@@ -28762,7 +28070,6 @@
           <w:sz w:val="24"/>
           <w:szCs w:val="24"/>
         </w:rPr>
-        <w:t xml:space="preserve"> </w:t>
       </w:r>
       <w:r>
         <w:rPr>
@@ -28771,7 +28078,6 @@
           <w:sz w:val="24"/>
           <w:szCs w:val="24"/>
         </w:rPr>
-        <w:t>通过勾选框选择和取消，【导出】按钮导出会员卡设置界面搜索的数据为</w:t>
       </w:r>
       <w:r>
         <w:rPr>
@@ -28780,7 +28086,6 @@
           <w:sz w:val="24"/>
           <w:szCs w:val="24"/>
         </w:rPr>
-        <w:t xml:space="preserve"> </w:t>
       </w:r>
       <w:r>
         <w:rPr>
@@ -28789,7 +28094,6 @@
           <w:sz w:val="24"/>
           <w:szCs w:val="24"/>
         </w:rPr>
-        <w:t>XLSX</w:t>
       </w:r>
       <w:r>
         <w:rPr>
@@ -28798,7 +28102,6 @@
           <w:sz w:val="24"/>
           <w:szCs w:val="24"/>
         </w:rPr>
-        <w:t xml:space="preserve"> </w:t>
       </w:r>
       <w:r>
         <w:rPr>
@@ -28807,7 +28110,6 @@
           <w:sz w:val="24"/>
           <w:szCs w:val="24"/>
         </w:rPr>
-        <w:t>表格。</w:t>
       </w:r>
     </w:p>
     <w:p>
@@ -28871,7 +28173,7 @@
           <w:sz w:val="20"/>
           <w:szCs w:val="20"/>
         </w:rPr>
-        <w:t>【自定义显示列】</w:t>
+        <w:t>【Cột hiển thị tùy chỉnh】</w:t>
       </w:r>
     </w:p>
     <w:p>
@@ -28957,7 +28259,7 @@
           <w:sz w:val="20"/>
           <w:szCs w:val="20"/>
         </w:rPr>
-        <w:t>【导出</w:t>
+        <w:t>【Xuất tệp Excel】</w:t>
       </w:r>
       <w:r>
         <w:rPr>
@@ -28966,7 +28268,6 @@
           <w:sz w:val="20"/>
           <w:szCs w:val="20"/>
         </w:rPr>
-        <w:t xml:space="preserve"> </w:t>
       </w:r>
       <w:r>
         <w:rPr>
@@ -28974,7 +28275,6 @@
           <w:sz w:val="20"/>
           <w:szCs w:val="20"/>
         </w:rPr>
-        <w:t>excel</w:t>
       </w:r>
       <w:r>
         <w:rPr>
@@ -28983,7 +28283,6 @@
           <w:sz w:val="20"/>
           <w:szCs w:val="20"/>
         </w:rPr>
-        <w:t xml:space="preserve"> </w:t>
       </w:r>
       <w:r>
         <w:rPr>
@@ -28992,7 +28291,6 @@
           <w:sz w:val="20"/>
           <w:szCs w:val="20"/>
         </w:rPr>
-        <w:t>文件】</w:t>
       </w:r>
     </w:p>
     <w:p>
@@ -29013,7 +28311,7 @@
           <w:sz w:val="20"/>
           <w:szCs w:val="20"/>
         </w:rPr>
-        <w:t>&gt;</w:t>
+        <w:t>&gt; Cột thao tác trên giao diện chính thiết lập thẻ hội viên có chức năng chi tiết; nút 【Chi tiết】 mở giao diện xem thẻ hội viên để xem thông tin chi tiết.</w:t>
       </w:r>
       <w:r>
         <w:rPr>
@@ -29023,7 +28321,6 @@
           <w:sz w:val="20"/>
           <w:szCs w:val="20"/>
         </w:rPr>
-        <w:t xml:space="preserve"> </w:t>
       </w:r>
       <w:r>
         <w:rPr>
@@ -29032,15 +28329,13 @@
           <w:sz w:val="24"/>
           <w:szCs w:val="24"/>
         </w:rPr>
-        <w:t>主会员卡设置界面操作列中有详细功能，【详情】按钮打开查看会员卡界面</w:t>
-      </w:r>
-      <w:r>
-        <w:rPr>
-          <w:rFonts w:ascii="宋体" w:hAnsi="宋体" w:eastAsia="宋体" w:cs="宋体"/>
-          <w:sz w:val="24"/>
-          <w:szCs w:val="24"/>
-        </w:rPr>
-        <w:t xml:space="preserve"> </w:t>
+      </w:r>
+      <w:r>
+        <w:rPr>
+          <w:rFonts w:ascii="宋体" w:hAnsi="宋体" w:eastAsia="宋体" w:cs="宋体"/>
+          <w:sz w:val="24"/>
+          <w:szCs w:val="24"/>
+        </w:rPr>
       </w:r>
       <w:r>
         <w:rPr>
@@ -29049,7 +28344,6 @@
           <w:sz w:val="24"/>
           <w:szCs w:val="24"/>
         </w:rPr>
-        <w:t>详细信息。</w:t>
       </w:r>
     </w:p>
     <w:p>
@@ -29113,7 +28407,7 @@
           <w:sz w:val="20"/>
           <w:szCs w:val="20"/>
         </w:rPr>
-        <w:t>【详细查看会员卡界面】</w:t>
+        <w:t>【Giao diện xem chi tiết thẻ hội viên】</w:t>
       </w:r>
     </w:p>
     <w:p>
@@ -29134,7 +28428,7 @@
           <w:sz w:val="24"/>
           <w:szCs w:val="24"/>
         </w:rPr>
-        <w:t xml:space="preserve">&gt; </w:t>
+        <w:t>&gt; Giao diện xem thẻ hội viên có nút 【Chỉnh sửa】; nhấn nút 【Chỉnh sửa】 để vào giao diện sửa thẻ hội viên.</w:t>
       </w:r>
       <w:r>
         <w:rPr>
@@ -29143,7 +28437,6 @@
           <w:sz w:val="24"/>
           <w:szCs w:val="24"/>
         </w:rPr>
-        <w:t>查看会员卡界面有【编辑】按钮，点击【编辑】按钮进入修改会员卡</w:t>
       </w:r>
       <w:r>
         <w:rPr>
@@ -29152,7 +28445,6 @@
           <w:sz w:val="24"/>
           <w:szCs w:val="24"/>
         </w:rPr>
-        <w:t>界面</w:t>
       </w:r>
     </w:p>
     <w:p>
@@ -29268,7 +28560,7 @@
           <w:sz w:val="20"/>
           <w:szCs w:val="20"/>
         </w:rPr>
-        <w:t>【修改会员卡界面】</w:t>
+        <w:t>【Giao diện sửa thẻ hội viên】</w:t>
       </w:r>
     </w:p>
     <w:p>
@@ -29304,7 +28596,7 @@
             <w14:bevel/>
           </w14:textOutline>
         </w:rPr>
-        <w:t>1.</w:t>
+        <w:t>1. Quản lý hội viên</w:t>
       </w:r>
       <w:r>
         <w:rPr>
@@ -29313,7 +28605,6 @@
           <w:sz w:val="24"/>
           <w:szCs w:val="24"/>
         </w:rPr>
-        <w:t xml:space="preserve">   </w:t>
       </w:r>
       <w:r>
         <w:rPr>
@@ -29329,7 +28620,6 @@
             <w14:bevel/>
           </w14:textOutline>
         </w:rPr>
-        <w:t>会员管理</w:t>
       </w:r>
     </w:p>
     <w:p>
@@ -29355,15 +28645,14 @@
           <w:sz w:val="24"/>
           <w:szCs w:val="24"/>
         </w:rPr>
-        <w:t xml:space="preserve">&gt; </w:t>
-      </w:r>
-      <w:r>
-        <w:rPr>
-          <w:rFonts w:ascii="宋体" w:hAnsi="宋体" w:eastAsia="宋体" w:cs="宋体"/>
-          <w:sz w:val="24"/>
-          <w:szCs w:val="24"/>
-        </w:rPr>
-        <w:t>【会员管理】—【会员管理】界面，按照姓名、会员卡号、状态、开卡日</w:t>
+        <w:t>&gt; Giao diện 【Quản lý hội viên】 – 【Quản lý hội viên】: Nhấn nút 【Tìm kiếm】 để tra cứu thông tin thẻ hội viên theo tên, số thẻ hội viên, trạng thái, ngày mở thẻ, loại thẻ hội viên, tên thẻ hội viên; nút 【Đặt lại】 để đặt lại thông tin giao diện.</w:t>
+      </w:r>
+      <w:r>
+        <w:rPr>
+          <w:rFonts w:ascii="宋体" w:hAnsi="宋体" w:eastAsia="宋体" w:cs="宋体"/>
+          <w:sz w:val="24"/>
+          <w:szCs w:val="24"/>
+        </w:rPr>
       </w:r>
       <w:r>
         <w:rPr>
@@ -29372,7 +28661,6 @@
           <w:sz w:val="24"/>
           <w:szCs w:val="24"/>
         </w:rPr>
-        <w:t xml:space="preserve"> </w:t>
       </w:r>
       <w:r>
         <w:rPr>
@@ -29381,7 +28669,6 @@
           <w:sz w:val="24"/>
           <w:szCs w:val="24"/>
         </w:rPr>
-        <w:t>期、会员卡类型、会员卡名称条件【搜索】按钮查询会员</w:t>
       </w:r>
       <w:r>
         <w:rPr>
@@ -29390,15 +28677,13 @@
           <w:sz w:val="24"/>
           <w:szCs w:val="24"/>
         </w:rPr>
-        <w:t>卡信息，【重置】</w:t>
-      </w:r>
-      <w:r>
-        <w:rPr>
-          <w:rFonts w:ascii="宋体" w:hAnsi="宋体" w:eastAsia="宋体" w:cs="宋体"/>
-          <w:sz w:val="24"/>
-          <w:szCs w:val="24"/>
-        </w:rPr>
-        <w:t xml:space="preserve"> </w:t>
+      </w:r>
+      <w:r>
+        <w:rPr>
+          <w:rFonts w:ascii="宋体" w:hAnsi="宋体" w:eastAsia="宋体" w:cs="宋体"/>
+          <w:sz w:val="24"/>
+          <w:szCs w:val="24"/>
+        </w:rPr>
       </w:r>
       <w:r>
         <w:rPr>
@@ -29407,7 +28692,6 @@
           <w:sz w:val="24"/>
           <w:szCs w:val="24"/>
         </w:rPr>
-        <w:t>按钮重置界面信息。</w:t>
       </w:r>
     </w:p>
     <w:p>
@@ -29471,7 +28755,7 @@
           <w:sz w:val="20"/>
           <w:szCs w:val="20"/>
         </w:rPr>
-        <w:t>【会员管理界面】</w:t>
+        <w:t>【Giao diện quản lý hội viên】</w:t>
       </w:r>
     </w:p>
     <w:p>
@@ -29492,7 +28776,7 @@
           <w:sz w:val="24"/>
           <w:szCs w:val="24"/>
         </w:rPr>
-        <w:t xml:space="preserve">&gt; </w:t>
+        <w:t>&gt; Nút 【Thêm】 vào giao diện thêm hội viên; chọn tên trong hộp thả xuống (bắt buộc chọn), tự động lấy thông tin giới tính, chứng minh nhân dân, điện thoại; chọn loại thẻ hội viên (bắt buộc chọn), tên thẻ hội viên (bắt buộc chọn) trong hộp thả xuống,</w:t>
       </w:r>
       <w:r>
         <w:rPr>
@@ -29501,7 +28785,6 @@
           <w:sz w:val="24"/>
           <w:szCs w:val="24"/>
         </w:rPr>
-        <w:t>【添加】按钮进入添加会员界面，下拉框选择姓名（必选）、自动获取性别、</w:t>
       </w:r>
       <w:r>
         <w:rPr>
@@ -29510,7 +28793,6 @@
           <w:sz w:val="24"/>
           <w:szCs w:val="24"/>
         </w:rPr>
-        <w:t xml:space="preserve"> </w:t>
       </w:r>
       <w:r>
         <w:rPr>
@@ -29519,7 +28801,6 @@
           <w:sz w:val="24"/>
           <w:szCs w:val="24"/>
         </w:rPr>
-        <w:t>身份证、电话信息，下拉框选择会员卡类型（必选）、会员卡名称（必选</w:t>
       </w:r>
       <w:r>
         <w:rPr>
@@ -29529,7 +28810,6 @@
           <w:sz w:val="24"/>
           <w:szCs w:val="24"/>
         </w:rPr>
-        <w:t>），</w:t>
       </w:r>
     </w:p>
     <w:p>
@@ -29565,7 +28845,7 @@
           <w:sz w:val="24"/>
           <w:szCs w:val="24"/>
         </w:rPr>
-        <w:t>卡号自动生成，【保存】按钮添加会员。</w:t>
+        <w:t>số thẻ tự động tạo, nút 【Lưu】 để thêm hội viên.</w:t>
       </w:r>
     </w:p>
     <w:p>
@@ -29641,7 +28921,7 @@
           <w:sz w:val="20"/>
           <w:szCs w:val="20"/>
         </w:rPr>
-        <w:t>【添加会员界面】</w:t>
+        <w:t>【Giao diện thêm hội viên】</w:t>
       </w:r>
     </w:p>
     <w:p>
@@ -29662,7 +28942,7 @@
           <w:sz w:val="24"/>
           <w:szCs w:val="24"/>
         </w:rPr>
-        <w:t xml:space="preserve">&gt; </w:t>
+        <w:t>&gt; Dưới mục thao tác hiển thị trên giao diện chính có 【Cột hiển thị tùy chỉnh】 để tùy chỉnh tra cứu và hiển thị dữ liệu hội viên; chọn và hủy chọn qua ô đánh dấu; nút 【Xuất】 để xuất dữ liệu đã tìm kiếm trên giao diện quản lý hội viên ra bảng XLSX.</w:t>
       </w:r>
       <w:r>
         <w:rPr>
@@ -29671,7 +28951,6 @@
           <w:sz w:val="24"/>
           <w:szCs w:val="24"/>
         </w:rPr>
-        <w:t>主界面显示操作目录下有【自定义显示列】</w:t>
       </w:r>
       <w:r>
         <w:rPr>
@@ -29680,7 +28959,6 @@
           <w:sz w:val="24"/>
           <w:szCs w:val="24"/>
         </w:rPr>
-        <w:t xml:space="preserve"> </w:t>
       </w:r>
       <w:r>
         <w:rPr>
@@ -29689,7 +28967,6 @@
           <w:sz w:val="24"/>
           <w:szCs w:val="24"/>
         </w:rPr>
-        <w:t>自定义查询</w:t>
       </w:r>
       <w:r>
         <w:rPr>
@@ -29698,15 +28975,13 @@
           <w:sz w:val="24"/>
           <w:szCs w:val="24"/>
         </w:rPr>
-        <w:t>显示的会员数据，</w:t>
-      </w:r>
-      <w:r>
-        <w:rPr>
-          <w:rFonts w:ascii="宋体" w:hAnsi="宋体" w:eastAsia="宋体" w:cs="宋体"/>
-          <w:sz w:val="24"/>
-          <w:szCs w:val="24"/>
-        </w:rPr>
-        <w:t xml:space="preserve"> </w:t>
+      </w:r>
+      <w:r>
+        <w:rPr>
+          <w:rFonts w:ascii="宋体" w:hAnsi="宋体" w:eastAsia="宋体" w:cs="宋体"/>
+          <w:sz w:val="24"/>
+          <w:szCs w:val="24"/>
+        </w:rPr>
       </w:r>
       <w:r>
         <w:rPr>
@@ -29715,7 +28990,6 @@
           <w:sz w:val="24"/>
           <w:szCs w:val="24"/>
         </w:rPr>
-        <w:t>通过勾选框选择和取消，【导出】按钮导出会员管理界面搜索的数据为</w:t>
       </w:r>
       <w:r>
         <w:rPr>
@@ -29724,7 +28998,6 @@
           <w:sz w:val="24"/>
           <w:szCs w:val="24"/>
         </w:rPr>
-        <w:t xml:space="preserve"> </w:t>
       </w:r>
       <w:r>
         <w:rPr>
@@ -29733,15 +29006,13 @@
           <w:sz w:val="24"/>
           <w:szCs w:val="24"/>
         </w:rPr>
-        <w:t>XLSX</w:t>
-      </w:r>
-      <w:r>
-        <w:rPr>
-          <w:rFonts w:ascii="宋体" w:hAnsi="宋体" w:eastAsia="宋体" w:cs="宋体"/>
-          <w:sz w:val="24"/>
-          <w:szCs w:val="24"/>
-        </w:rPr>
-        <w:t xml:space="preserve"> </w:t>
+      </w:r>
+      <w:r>
+        <w:rPr>
+          <w:rFonts w:ascii="宋体" w:hAnsi="宋体" w:eastAsia="宋体" w:cs="宋体"/>
+          <w:sz w:val="24"/>
+          <w:szCs w:val="24"/>
+        </w:rPr>
       </w:r>
       <w:r>
         <w:rPr>
@@ -29750,7 +29021,6 @@
           <w:sz w:val="24"/>
           <w:szCs w:val="24"/>
         </w:rPr>
-        <w:t>表格。</w:t>
       </w:r>
     </w:p>
     <w:p>
@@ -29814,7 +29084,7 @@
           <w:sz w:val="20"/>
           <w:szCs w:val="20"/>
         </w:rPr>
-        <w:t>【自定义显示列】</w:t>
+        <w:t>【Cột hiển thị tùy chỉnh】</w:t>
       </w:r>
     </w:p>
     <w:p>
@@ -29912,7 +29182,7 @@
           <w:sz w:val="20"/>
           <w:szCs w:val="20"/>
         </w:rPr>
-        <w:t>【导出</w:t>
+        <w:t>【Xuất bảng Excel】</w:t>
       </w:r>
       <w:r>
         <w:rPr>
@@ -29921,7 +29191,6 @@
           <w:sz w:val="20"/>
           <w:szCs w:val="20"/>
         </w:rPr>
-        <w:t xml:space="preserve"> </w:t>
       </w:r>
       <w:r>
         <w:rPr>
@@ -29929,7 +29198,6 @@
           <w:sz w:val="20"/>
           <w:szCs w:val="20"/>
         </w:rPr>
-        <w:t>execl</w:t>
       </w:r>
       <w:r>
         <w:rPr>
@@ -29938,7 +29206,6 @@
           <w:sz w:val="20"/>
           <w:szCs w:val="20"/>
         </w:rPr>
-        <w:t xml:space="preserve"> </w:t>
       </w:r>
       <w:r>
         <w:rPr>
@@ -29947,7 +29214,6 @@
           <w:sz w:val="20"/>
           <w:szCs w:val="20"/>
         </w:rPr>
-        <w:t>表格】</w:t>
       </w:r>
     </w:p>
     <w:p>
@@ -29968,7 +29234,7 @@
           <w:sz w:val="20"/>
           <w:szCs w:val="20"/>
         </w:rPr>
-        <w:t>&gt;</w:t>
+        <w:t>&gt; Cột thao tác trên giao diện chính quản lý hội viên có các chức năng 【Chi tiết】, 【Vô hiệu hóa】; nút 【Chi tiết】 mở giao diện xem hội viên để xem thông tin chi tiết, nhấn nút 【Vô hiệu hóa】 để vô hiệu hóa hội viên.</w:t>
       </w:r>
       <w:r>
         <w:rPr>
@@ -29978,7 +29244,6 @@
           <w:sz w:val="20"/>
           <w:szCs w:val="20"/>
         </w:rPr>
-        <w:t xml:space="preserve"> </w:t>
       </w:r>
       <w:r>
         <w:rPr>
@@ -29987,15 +29252,13 @@
           <w:sz w:val="24"/>
           <w:szCs w:val="24"/>
         </w:rPr>
-        <w:t>会员管理主界面操作列中有【详情】、【禁用】功能，【详情】按钮打开查看</w:t>
-      </w:r>
-      <w:r>
-        <w:rPr>
-          <w:rFonts w:ascii="宋体" w:hAnsi="宋体" w:eastAsia="宋体" w:cs="宋体"/>
-          <w:sz w:val="24"/>
-          <w:szCs w:val="24"/>
-        </w:rPr>
-        <w:t xml:space="preserve"> </w:t>
+      </w:r>
+      <w:r>
+        <w:rPr>
+          <w:rFonts w:ascii="宋体" w:hAnsi="宋体" w:eastAsia="宋体" w:cs="宋体"/>
+          <w:sz w:val="24"/>
+          <w:szCs w:val="24"/>
+        </w:rPr>
       </w:r>
       <w:r>
         <w:rPr>
@@ -30004,7 +29267,6 @@
           <w:sz w:val="24"/>
           <w:szCs w:val="24"/>
         </w:rPr>
-        <w:t>会员界面详细信息，点击【禁用】按钮禁用会员。</w:t>
       </w:r>
     </w:p>
     <w:p>
@@ -30188,7 +29450,7 @@
           <w:sz w:val="20"/>
           <w:szCs w:val="20"/>
         </w:rPr>
-        <w:t>【详情查看会员信息】</w:t>
+        <w:t>【Xem chi tiết thông tin hội viên】</w:t>
       </w:r>
     </w:p>
     <w:p>
@@ -30252,7 +29514,7 @@
           <w:sz w:val="20"/>
           <w:szCs w:val="20"/>
         </w:rPr>
-        <w:t>【禁用会员操作】</w:t>
+        <w:t>【Thao tác vô hiệu hóa hội viên】</w:t>
       </w:r>
     </w:p>
     <w:p>
@@ -30290,7 +29552,7 @@
             <w14:bevel/>
           </w14:textOutline>
         </w:rPr>
-        <w:t>任务管理</w:t>
+        <w:t>Quản lý nhiệm vụ</w:t>
       </w:r>
     </w:p>
     <w:p>
@@ -30330,7 +29592,7 @@
             <w14:bevel/>
           </w14:textOutline>
         </w:rPr>
-        <w:t>1.</w:t>
+        <w:t>1. Nhiệm vụ của tôi</w:t>
       </w:r>
       <w:r>
         <w:rPr>
@@ -30339,7 +29601,6 @@
           <w:sz w:val="24"/>
           <w:szCs w:val="24"/>
         </w:rPr>
-        <w:t xml:space="preserve">   </w:t>
       </w:r>
       <w:r>
         <w:rPr>
@@ -30355,7 +29616,6 @@
             <w14:bevel/>
           </w14:textOutline>
         </w:rPr>
-        <w:t>我的任务</w:t>
       </w:r>
     </w:p>
     <w:p>
@@ -30382,7 +29642,7 @@
           <w:sz w:val="24"/>
           <w:szCs w:val="24"/>
         </w:rPr>
-        <w:t xml:space="preserve">&gt; </w:t>
+        <w:t>&gt; Giao diện 【Quản lý nhiệm vụ】 – 【Nhiệm vụ của tôi】: Lọc theo tên nhiệm vụ, trạng thái nhiệm vụ rồi nhấn 【Tìm kiếm】 để</w:t>
       </w:r>
       <w:r>
         <w:rPr>
@@ -30391,7 +29651,6 @@
           <w:sz w:val="24"/>
           <w:szCs w:val="24"/>
         </w:rPr>
-        <w:t>【任务管理】—【我的任务】界面，按照任务</w:t>
       </w:r>
       <w:r>
         <w:rPr>
@@ -30400,7 +29659,6 @@
           <w:sz w:val="24"/>
           <w:szCs w:val="24"/>
         </w:rPr>
-        <w:t>名称、任务状态筛选【搜索】</w:t>
       </w:r>
     </w:p>
     <w:p>
@@ -30436,7 +29694,7 @@
           <w:sz w:val="24"/>
           <w:szCs w:val="24"/>
         </w:rPr>
-        <w:t>查询我的任务信息，【重置】按钮重置界面信</w:t>
+        <w:t>tra cứu thông tin nhiệm vụ của tôi; nút 【Đặt lại】 để đặt lại thông tin giao diện.</w:t>
       </w:r>
       <w:r>
         <w:rPr>
@@ -30445,7 +29703,6 @@
           <w:sz w:val="24"/>
           <w:szCs w:val="24"/>
         </w:rPr>
-        <w:t>息。</w:t>
       </w:r>
     </w:p>
     <w:p>
@@ -30510,7 +29767,7 @@
           <w:sz w:val="24"/>
           <w:szCs w:val="24"/>
         </w:rPr>
-        <w:t xml:space="preserve">&gt; </w:t>
+        <w:t>&gt; Dưới mục thao tác hiển thị trên giao diện chính có 【Cột hiển thị tùy chỉnh】 để tùy chỉnh tra cứu và hiển thị dữ liệu nhiệm vụ; chọn và hủy chọn qua ô đánh dấu; nút 【Xuất】 để xuất dữ liệu đã tìm kiếm trên giao diện nhiệm vụ của tôi ra bảng XLSX.</w:t>
       </w:r>
       <w:r>
         <w:rPr>
@@ -30519,7 +29776,6 @@
           <w:sz w:val="24"/>
           <w:szCs w:val="24"/>
         </w:rPr>
-        <w:t>主界面显示操作目录下有【自定义显示列】</w:t>
       </w:r>
       <w:r>
         <w:rPr>
@@ -30528,7 +29784,6 @@
           <w:sz w:val="24"/>
           <w:szCs w:val="24"/>
         </w:rPr>
-        <w:t xml:space="preserve"> </w:t>
       </w:r>
       <w:r>
         <w:rPr>
@@ -30537,7 +29792,6 @@
           <w:sz w:val="24"/>
           <w:szCs w:val="24"/>
         </w:rPr>
-        <w:t>自定义查询</w:t>
       </w:r>
       <w:r>
         <w:rPr>
@@ -30546,15 +29800,13 @@
           <w:sz w:val="24"/>
           <w:szCs w:val="24"/>
         </w:rPr>
-        <w:t>显示的任务数据，</w:t>
-      </w:r>
-      <w:r>
-        <w:rPr>
-          <w:rFonts w:ascii="宋体" w:hAnsi="宋体" w:eastAsia="宋体" w:cs="宋体"/>
-          <w:sz w:val="24"/>
-          <w:szCs w:val="24"/>
-        </w:rPr>
-        <w:t xml:space="preserve"> </w:t>
+      </w:r>
+      <w:r>
+        <w:rPr>
+          <w:rFonts w:ascii="宋体" w:hAnsi="宋体" w:eastAsia="宋体" w:cs="宋体"/>
+          <w:sz w:val="24"/>
+          <w:szCs w:val="24"/>
+        </w:rPr>
       </w:r>
       <w:r>
         <w:rPr>
@@ -30563,7 +29815,6 @@
           <w:sz w:val="24"/>
           <w:szCs w:val="24"/>
         </w:rPr>
-        <w:t>通过勾选框选择和取消，【导出】按钮导出我的任务界面搜索的数据为</w:t>
       </w:r>
       <w:r>
         <w:rPr>
@@ -30572,7 +29823,6 @@
           <w:sz w:val="24"/>
           <w:szCs w:val="24"/>
         </w:rPr>
-        <w:t xml:space="preserve"> </w:t>
       </w:r>
       <w:r>
         <w:rPr>
@@ -30581,15 +29831,13 @@
           <w:sz w:val="24"/>
           <w:szCs w:val="24"/>
         </w:rPr>
-        <w:t>XLSX</w:t>
-      </w:r>
-      <w:r>
-        <w:rPr>
-          <w:rFonts w:ascii="宋体" w:hAnsi="宋体" w:eastAsia="宋体" w:cs="宋体"/>
-          <w:sz w:val="24"/>
-          <w:szCs w:val="24"/>
-        </w:rPr>
-        <w:t xml:space="preserve"> </w:t>
+      </w:r>
+      <w:r>
+        <w:rPr>
+          <w:rFonts w:ascii="宋体" w:hAnsi="宋体" w:eastAsia="宋体" w:cs="宋体"/>
+          <w:sz w:val="24"/>
+          <w:szCs w:val="24"/>
+        </w:rPr>
       </w:r>
       <w:r>
         <w:rPr>
@@ -30598,7 +29846,6 @@
           <w:sz w:val="24"/>
           <w:szCs w:val="24"/>
         </w:rPr>
-        <w:t>表格。</w:t>
       </w:r>
     </w:p>
     <w:p>
@@ -30662,7 +29909,7 @@
           <w:sz w:val="20"/>
           <w:szCs w:val="20"/>
         </w:rPr>
-        <w:t>【自定义显示列】</w:t>
+        <w:t>【Cột hiển thị tùy chỉnh】</w:t>
       </w:r>
     </w:p>
     <w:p>
@@ -30784,7 +30031,7 @@
           <w:sz w:val="20"/>
           <w:szCs w:val="20"/>
         </w:rPr>
-        <w:t>【导出</w:t>
+        <w:t>【Xuất tệp Excel】</w:t>
       </w:r>
       <w:r>
         <w:rPr>
@@ -30793,7 +30040,6 @@
           <w:sz w:val="20"/>
           <w:szCs w:val="20"/>
         </w:rPr>
-        <w:t xml:space="preserve"> </w:t>
       </w:r>
       <w:r>
         <w:rPr>
@@ -30801,7 +30047,6 @@
           <w:sz w:val="20"/>
           <w:szCs w:val="20"/>
         </w:rPr>
-        <w:t>Excel</w:t>
       </w:r>
       <w:r>
         <w:rPr>
@@ -30810,7 +30055,6 @@
           <w:sz w:val="20"/>
           <w:szCs w:val="20"/>
         </w:rPr>
-        <w:t xml:space="preserve"> </w:t>
       </w:r>
       <w:r>
         <w:rPr>
@@ -30819,7 +30063,6 @@
           <w:sz w:val="20"/>
           <w:szCs w:val="20"/>
         </w:rPr>
-        <w:t>文件】</w:t>
       </w:r>
     </w:p>
     <w:p>
@@ -30840,7 +30083,7 @@
           <w:sz w:val="24"/>
           <w:szCs w:val="24"/>
         </w:rPr>
-        <w:t xml:space="preserve">&gt; </w:t>
+        <w:t>&gt; Cột thao tác trên giao diện chính nhiệm vụ của tôi có các chức năng 【Thực hiện ngay】, 【Xem chi tiết】; nút 【Thực hiện ngay】 để thực hiện nhiệm vụ, nút 【Xem chi tiết】 để mở và xem thông tin chi tiết của nhiệm vụ đã phát hành.</w:t>
       </w:r>
       <w:r>
         <w:rPr>
@@ -30849,7 +30092,6 @@
           <w:sz w:val="24"/>
           <w:szCs w:val="24"/>
         </w:rPr>
-        <w:t>我的任务主界面操作列中有【立即执行】、【查看详情】功能</w:t>
       </w:r>
       <w:r>
         <w:rPr>
@@ -30858,15 +30100,13 @@
           <w:sz w:val="24"/>
           <w:szCs w:val="24"/>
         </w:rPr>
-        <w:t>，【立即执行】</w:t>
-      </w:r>
-      <w:r>
-        <w:rPr>
-          <w:rFonts w:ascii="宋体" w:hAnsi="宋体" w:eastAsia="宋体" w:cs="宋体"/>
-          <w:sz w:val="24"/>
-          <w:szCs w:val="24"/>
-        </w:rPr>
-        <w:t xml:space="preserve"> </w:t>
+      </w:r>
+      <w:r>
+        <w:rPr>
+          <w:rFonts w:ascii="宋体" w:hAnsi="宋体" w:eastAsia="宋体" w:cs="宋体"/>
+          <w:sz w:val="24"/>
+          <w:szCs w:val="24"/>
+        </w:rPr>
       </w:r>
       <w:r>
         <w:rPr>
@@ -30875,7 +30115,6 @@
           <w:sz w:val="24"/>
           <w:szCs w:val="24"/>
         </w:rPr>
-        <w:t>按钮执行任务，【查看详情】按钮打开查看发布的任务详细信息。</w:t>
       </w:r>
     </w:p>
     <w:p>
@@ -30896,7 +30135,7 @@
           <w:sz w:val="24"/>
           <w:szCs w:val="24"/>
         </w:rPr>
-        <w:t xml:space="preserve">&gt; </w:t>
+        <w:t>&gt; Nhấn nút 【Thực hiện ngay】 để vào giao diện thực hiện nhiệm vụ; trên giao diện hiển thị thông tin nhiệm vụ và thông tin tệp đính kèm do cơ sở phát hành; điền thông tin phản hồi tình hình thực hiện như tiến độ thực hiện: chờ thực hiện, đã thực hiện, tải lên tệp đính kèm, thông tin ghi chú rồi nhấn Xác nhận để thực hiện nhiệm vụ.</w:t>
       </w:r>
       <w:r>
         <w:rPr>
@@ -30905,7 +30144,6 @@
           <w:sz w:val="24"/>
           <w:szCs w:val="24"/>
         </w:rPr>
-        <w:t>点击【立即执行】按钮进入任务执行界面，在界面中显示机构发布的</w:t>
       </w:r>
       <w:r>
         <w:rPr>
@@ -30914,15 +30152,13 @@
           <w:sz w:val="24"/>
           <w:szCs w:val="24"/>
         </w:rPr>
-        <w:t>任务</w:t>
-      </w:r>
-      <w:r>
-        <w:rPr>
-          <w:rFonts w:ascii="宋体" w:hAnsi="宋体" w:eastAsia="宋体" w:cs="宋体"/>
-          <w:sz w:val="24"/>
-          <w:szCs w:val="24"/>
-        </w:rPr>
-        <w:t xml:space="preserve"> 信息和附件信息，填写执行情况反馈信息执行进</w:t>
+      </w:r>
+      <w:r>
+        <w:rPr>
+          <w:rFonts w:ascii="宋体" w:hAnsi="宋体" w:eastAsia="宋体" w:cs="宋体"/>
+          <w:sz w:val="24"/>
+          <w:szCs w:val="24"/>
+        </w:rPr>
       </w:r>
       <w:r>
         <w:rPr>
@@ -30931,15 +30167,13 @@
           <w:sz w:val="24"/>
           <w:szCs w:val="24"/>
         </w:rPr>
-        <w:t>度待执行、已执行、附件</w:t>
-      </w:r>
-      <w:r>
-        <w:rPr>
-          <w:rFonts w:ascii="宋体" w:hAnsi="宋体" w:eastAsia="宋体" w:cs="宋体"/>
-          <w:sz w:val="24"/>
-          <w:szCs w:val="24"/>
-        </w:rPr>
-        <w:t xml:space="preserve"> </w:t>
+      </w:r>
+      <w:r>
+        <w:rPr>
+          <w:rFonts w:ascii="宋体" w:hAnsi="宋体" w:eastAsia="宋体" w:cs="宋体"/>
+          <w:sz w:val="24"/>
+          <w:szCs w:val="24"/>
+        </w:rPr>
       </w:r>
       <w:r>
         <w:rPr>
@@ -30948,7 +30182,6 @@
           <w:sz w:val="24"/>
           <w:szCs w:val="24"/>
         </w:rPr>
-        <w:t>上传、备注信息点击确定执行任务。</w:t>
       </w:r>
     </w:p>
     <w:p>
@@ -31012,7 +30245,7 @@
           <w:sz w:val="20"/>
           <w:szCs w:val="20"/>
         </w:rPr>
-        <w:t>【立即执行界面】</w:t>
+        <w:t>【Giao diện thực hiện ngay】</w:t>
       </w:r>
     </w:p>
     <w:p>
@@ -31116,7 +30349,7 @@
           <w:sz w:val="20"/>
           <w:szCs w:val="20"/>
         </w:rPr>
-        <w:t>【查看详情界面】</w:t>
+        <w:t>【Giao diện xem chi tiết】</w:t>
       </w:r>
     </w:p>
     <w:p>
@@ -31152,7 +30385,7 @@
             <w14:bevel/>
           </w14:textOutline>
         </w:rPr>
-        <w:t>2.</w:t>
+        <w:t>2. Đăng bài viết</w:t>
       </w:r>
       <w:r>
         <w:rPr>
@@ -31161,7 +30394,6 @@
           <w:sz w:val="24"/>
           <w:szCs w:val="24"/>
         </w:rPr>
-        <w:t xml:space="preserve">     </w:t>
       </w:r>
       <w:r>
         <w:rPr>
@@ -31177,7 +30409,6 @@
             <w14:bevel/>
           </w14:textOutline>
         </w:rPr>
-        <w:t>发布文章</w:t>
       </w:r>
     </w:p>
     <w:p>
@@ -31204,7 +30435,7 @@
           <w:sz w:val="24"/>
           <w:szCs w:val="24"/>
         </w:rPr>
-        <w:t xml:space="preserve">&gt; </w:t>
+        <w:t>&gt; Giao diện 【Quản lý bài viết】 – 【Đăng bài viết】: Lọc theo khoảng thời gian hết hạn, trạng thái xét duyệt, tiêu đề bài viết rồi nhấn 【Tìm kiếm】 để tra cứu thông tin bài viết đã đăng; nút 【Đặt lại】 để đặt lại thông tin giao diện.</w:t>
       </w:r>
       <w:r>
         <w:rPr>
@@ -31213,7 +30444,6 @@
           <w:sz w:val="24"/>
           <w:szCs w:val="24"/>
         </w:rPr>
-        <w:t>【文章管理】—【发布文章】界面，按照截止时间范围、审核状态、文</w:t>
       </w:r>
       <w:r>
         <w:rPr>
@@ -31222,7 +30452,6 @@
           <w:sz w:val="24"/>
           <w:szCs w:val="24"/>
         </w:rPr>
-        <w:t xml:space="preserve"> </w:t>
       </w:r>
       <w:r>
         <w:rPr>
@@ -31231,7 +30460,6 @@
           <w:sz w:val="24"/>
           <w:szCs w:val="24"/>
         </w:rPr>
-        <w:t>章标题筛选【搜索】查询发布文章信息，【重置】按钮重置界面信息。</w:t>
       </w:r>
     </w:p>
     <w:p>
@@ -31296,7 +30524,7 @@
           <w:sz w:val="24"/>
           <w:szCs w:val="24"/>
         </w:rPr>
-        <w:t xml:space="preserve">&gt; </w:t>
+        <w:t>&gt; Nhấn nút 【Thêm】 để mở giao diện thêm mới; nhập tiêu đề (bắt buộc), tóm tắt (bắt buộc), nội dung chính (bắt buộc), thông tin tác giả gốc và liên kết gốc rồi nhấn nút 【Lưu】 để đăng bài viết. Dữ liệu nội dung chính có thể điều chỉnh thông tin phông chữ của bài viết (tham khảo định dạng tài liệu Word), có thể tải lên hình ảnh.</w:t>
       </w:r>
       <w:r>
         <w:rPr>
@@ -31305,7 +30533,6 @@
           <w:sz w:val="24"/>
           <w:szCs w:val="24"/>
         </w:rPr>
-        <w:t xml:space="preserve">点击【添加】按钮打开新增界面，输入标题（必填）、摘要（必填）、正 </w:t>
       </w:r>
       <w:r>
         <w:rPr>
@@ -31314,7 +30541,6 @@
           <w:sz w:val="24"/>
           <w:szCs w:val="24"/>
         </w:rPr>
-        <w:t>文（必填）、原文作者和原文链接信息，点击【保存】按钮发</w:t>
       </w:r>
       <w:r>
         <w:rPr>
@@ -31323,15 +30549,13 @@
           <w:sz w:val="24"/>
           <w:szCs w:val="24"/>
         </w:rPr>
-        <w:t>布文章。</w:t>
-      </w:r>
-      <w:r>
-        <w:rPr>
-          <w:rFonts w:ascii="宋体" w:hAnsi="宋体" w:eastAsia="宋体" w:cs="宋体"/>
-          <w:sz w:val="24"/>
-          <w:szCs w:val="24"/>
-        </w:rPr>
-        <w:t xml:space="preserve"> </w:t>
+      </w:r>
+      <w:r>
+        <w:rPr>
+          <w:rFonts w:ascii="宋体" w:hAnsi="宋体" w:eastAsia="宋体" w:cs="宋体"/>
+          <w:sz w:val="24"/>
+          <w:szCs w:val="24"/>
+        </w:rPr>
       </w:r>
       <w:r>
         <w:rPr>
@@ -31340,7 +30564,6 @@
           <w:sz w:val="24"/>
           <w:szCs w:val="24"/>
         </w:rPr>
-        <w:t>正文数据可以调节文章字体信息（参考</w:t>
       </w:r>
       <w:r>
         <w:rPr>
@@ -31349,7 +30572,6 @@
           <w:sz w:val="24"/>
           <w:szCs w:val="24"/>
         </w:rPr>
-        <w:t xml:space="preserve"> </w:t>
       </w:r>
       <w:r>
         <w:rPr>
@@ -31358,7 +30580,6 @@
           <w:sz w:val="24"/>
           <w:szCs w:val="24"/>
         </w:rPr>
-        <w:t>word</w:t>
       </w:r>
       <w:r>
         <w:rPr>
@@ -31367,7 +30588,6 @@
           <w:sz w:val="24"/>
           <w:szCs w:val="24"/>
         </w:rPr>
-        <w:t xml:space="preserve"> </w:t>
       </w:r>
       <w:r>
         <w:rPr>
@@ -31376,7 +30596,6 @@
           <w:sz w:val="24"/>
           <w:szCs w:val="24"/>
         </w:rPr>
-        <w:t>文档格式</w:t>
       </w:r>
       <w:r>
         <w:rPr>
@@ -31386,7 +30605,6 @@
           <w:sz w:val="24"/>
           <w:szCs w:val="24"/>
         </w:rPr>
-        <w:t>），</w:t>
       </w:r>
       <w:r>
         <w:rPr>
@@ -31395,7 +30613,6 @@
           <w:sz w:val="24"/>
           <w:szCs w:val="24"/>
         </w:rPr>
-        <w:t>可以上传图</w:t>
       </w:r>
       <w:r>
         <w:rPr>
@@ -31404,7 +30621,6 @@
           <w:sz w:val="24"/>
           <w:szCs w:val="24"/>
         </w:rPr>
-        <w:t>片。</w:t>
       </w:r>
     </w:p>
     <w:p>
@@ -31490,7 +30706,7 @@
           <w:sz w:val="20"/>
           <w:szCs w:val="20"/>
         </w:rPr>
-        <w:t>【新增文章】</w:t>
+        <w:t>【Thêm bài viết mới】</w:t>
       </w:r>
     </w:p>
     <w:p>
@@ -31511,7 +30727,7 @@
           <w:sz w:val="24"/>
           <w:szCs w:val="24"/>
         </w:rPr>
-        <w:t xml:space="preserve">&gt; </w:t>
+        <w:t>&gt; Dưới mục thao tác hiển thị trên giao diện chính có nút chức năng 【Xem chi tiết】; nhấn nút 【Xem chi tiết】 để mở giao diện sửa, có thể sửa thông tin bài viết rồi nhấn nút 【Sửa】 để lưu.</w:t>
       </w:r>
       <w:r>
         <w:rPr>
@@ -31520,7 +30736,6 @@
           <w:sz w:val="24"/>
           <w:szCs w:val="24"/>
         </w:rPr>
-        <w:t>主界面显示操作目录下有【查看详情】功能按钮，点击【查看详情】按</w:t>
       </w:r>
       <w:r>
         <w:rPr>
@@ -31529,15 +30744,13 @@
           <w:sz w:val="24"/>
           <w:szCs w:val="24"/>
         </w:rPr>
-        <w:t xml:space="preserve"> </w:t>
-      </w:r>
-      <w:r>
-        <w:rPr>
-          <w:rFonts w:ascii="宋体" w:hAnsi="宋体" w:eastAsia="宋体" w:cs="宋体"/>
-          <w:sz w:val="24"/>
-          <w:szCs w:val="24"/>
-        </w:rPr>
-        <w:t>钮打开修改界面，可以修改文章信息点击【</w:t>
+      </w:r>
+      <w:r>
+        <w:rPr>
+          <w:rFonts w:ascii="宋体" w:hAnsi="宋体" w:eastAsia="宋体" w:cs="宋体"/>
+          <w:sz w:val="24"/>
+          <w:szCs w:val="24"/>
+        </w:rPr>
       </w:r>
       <w:r>
         <w:rPr>
@@ -31546,7 +30759,6 @@
           <w:sz w:val="24"/>
           <w:szCs w:val="24"/>
         </w:rPr>
-        <w:t>修改】按钮进行保存</w:t>
       </w:r>
     </w:p>
     <w:p>
@@ -31610,7 +30822,7 @@
           <w:sz w:val="20"/>
           <w:szCs w:val="20"/>
         </w:rPr>
-        <w:t>【查看详情界面】</w:t>
+        <w:t>【Giao diện xem chi tiết】</w:t>
       </w:r>
     </w:p>
     <w:p>
